--- a/PHengLEI软件开源协议.docx
+++ b/PHengLEI软件开源协议.docx
@@ -1,6 +1,6 @@
 
 <file path=word/document.xml><?xml version="1.0" encoding="utf-8"?>
-<w:document xmlns:wpc="http://schemas.microsoft.com/office/word/2010/wordprocessingCanvas" xmlns:mc="http://schemas.openxmlformats.org/markup-compatibility/2006" xmlns:o="urn:schemas-microsoft-com:office:office" xmlns:r="http://schemas.openxmlformats.org/officeDocument/2006/relationships" xmlns:m="http://schemas.openxmlformats.org/officeDocument/2006/math" xmlns:v="urn:schemas-microsoft-com:vml" xmlns:wp14="http://schemas.microsoft.com/office/word/2010/wordprocessingDrawing" xmlns:wp="http://schemas.openxmlformats.org/drawingml/2006/wordprocessingDrawing" xmlns:w="http://schemas.openxmlformats.org/wordprocessingml/2006/main" xmlns:w14="http://schemas.microsoft.com/office/word/2010/wordml" xmlns:w10="urn:schemas-microsoft-com:office:word" xmlns:w15="http://schemas.microsoft.com/office/word/2012/wordml" xmlns:wpg="http://schemas.microsoft.com/office/word/2010/wordprocessingGroup" xmlns:wpi="http://schemas.microsoft.com/office/word/2010/wordprocessingInk" xmlns:wne="http://schemas.microsoft.com/office/word/2006/wordml" xmlns:wps="http://schemas.microsoft.com/office/word/2010/wordprocessingShape" xmlns:wpsCustomData="http://www.wps.cn/officeDocument/2013/wpsCustomData" mc:Ignorable="w14 w15 wp14">
+<w:document xmlns:wpc="http://schemas.microsoft.com/office/word/2010/wordprocessingCanvas" xmlns:mc="http://schemas.openxmlformats.org/markup-compatibility/2006" xmlns:o="urn:schemas-microsoft-com:office:office" xmlns:r="http://schemas.openxmlformats.org/officeDocument/2006/relationships" xmlns:m="http://schemas.openxmlformats.org/officeDocument/2006/math" xmlns:v="urn:schemas-microsoft-com:vml" xmlns:wp14="http://schemas.microsoft.com/office/word/2010/wordprocessingDrawing" xmlns:wp="http://schemas.openxmlformats.org/drawingml/2006/wordprocessingDrawing" xmlns:w10="urn:schemas-microsoft-com:office:word" xmlns:w="http://schemas.openxmlformats.org/wordprocessingml/2006/main" xmlns:w14="http://schemas.microsoft.com/office/word/2010/wordml" xmlns:wpg="http://schemas.microsoft.com/office/word/2010/wordprocessingGroup" xmlns:wpi="http://schemas.microsoft.com/office/word/2010/wordprocessingInk" xmlns:wne="http://schemas.microsoft.com/office/word/2006/wordml" xmlns:wps="http://schemas.microsoft.com/office/word/2010/wordprocessingShape" mc:Ignorable="w14 wp14">
   <w:body>
     <w:p>
       <w:pPr>
@@ -15,33 +15,62 @@
       </w:pPr>
       <w:r>
         <w:rPr>
-          <w:rFonts w:hint="eastAsia" w:ascii="仿宋_GB2312" w:eastAsia="仿宋_GB2312"/>
+          <w:rFonts w:ascii="仿宋_GB2312" w:eastAsia="仿宋_GB2312" w:hint="eastAsia"/>
           <w:b/>
           <w:sz w:val="28"/>
         </w:rPr>
-        <w:t>国家数值风洞“风雷（PHengLEI）”软件开源协议</w:t>
+        <w:t>国家数值风洞</w:t>
+      </w:r>
+      <w:r>
+        <w:rPr>
+          <w:rFonts w:ascii="仿宋_GB2312" w:eastAsia="仿宋_GB2312" w:hint="eastAsia"/>
+          <w:b/>
+          <w:sz w:val="28"/>
+        </w:rPr>
+        <w:t>“风雷（</w:t>
+      </w:r>
+      <w:proofErr w:type="spellStart"/>
+      <w:r>
+        <w:rPr>
+          <w:rFonts w:ascii="仿宋_GB2312" w:eastAsia="仿宋_GB2312" w:hint="eastAsia"/>
+          <w:b/>
+          <w:sz w:val="28"/>
+        </w:rPr>
+        <w:t>PHengLEI</w:t>
+      </w:r>
+      <w:proofErr w:type="spellEnd"/>
+      <w:r>
+        <w:rPr>
+          <w:rFonts w:ascii="仿宋_GB2312" w:eastAsia="仿宋_GB2312" w:hint="eastAsia"/>
+          <w:b/>
+          <w:sz w:val="28"/>
+        </w:rPr>
+        <w:t>）”软件</w:t>
+      </w:r>
+      <w:r>
+        <w:rPr>
+          <w:rFonts w:ascii="仿宋_GB2312" w:eastAsia="仿宋_GB2312" w:hint="eastAsia"/>
+          <w:b/>
+          <w:sz w:val="28"/>
+        </w:rPr>
+        <w:t>开源</w:t>
+      </w:r>
+      <w:r>
+        <w:rPr>
+          <w:rFonts w:ascii="仿宋_GB2312" w:eastAsia="仿宋_GB2312" w:hint="eastAsia"/>
+          <w:b/>
+          <w:sz w:val="28"/>
+        </w:rPr>
+        <w:t>协议</w:t>
       </w:r>
     </w:p>
     <w:tbl>
       <w:tblPr>
-        <w:tblStyle w:val="6"/>
+        <w:tblStyle w:val="a3"/>
         <w:tblW w:w="9162" w:type="dxa"/>
         <w:jc w:val="center"/>
-        <w:tblBorders>
-          <w:top w:val="single" w:color="auto" w:sz="4" w:space="0"/>
-          <w:left w:val="single" w:color="auto" w:sz="4" w:space="0"/>
-          <w:bottom w:val="single" w:color="auto" w:sz="4" w:space="0"/>
-          <w:right w:val="single" w:color="auto" w:sz="4" w:space="0"/>
-          <w:insideH w:val="single" w:color="auto" w:sz="4" w:space="0"/>
-          <w:insideV w:val="single" w:color="auto" w:sz="4" w:space="0"/>
-        </w:tblBorders>
         <w:tblLayout w:type="fixed"/>
-        <w:tblCellMar>
-          <w:top w:w="0" w:type="dxa"/>
-          <w:left w:w="108" w:type="dxa"/>
-          <w:bottom w:w="0" w:type="dxa"/>
-          <w:right w:w="108" w:type="dxa"/>
-        </w:tblCellMar>
+        <w:tblLook w:val="04A0" w:firstRow="1" w:lastRow="0" w:firstColumn="1" w:lastColumn="0" w:noHBand="0" w:noVBand="1"/>
       </w:tblPr>
       <w:tblGrid>
         <w:gridCol w:w="1664"/>
@@ -50,24 +79,8 @@
         <w:gridCol w:w="3195"/>
       </w:tblGrid>
       <w:tr>
-        <w:tblPrEx>
-          <w:tblBorders>
-            <w:top w:val="single" w:color="auto" w:sz="4" w:space="0"/>
-            <w:left w:val="single" w:color="auto" w:sz="4" w:space="0"/>
-            <w:bottom w:val="single" w:color="auto" w:sz="4" w:space="0"/>
-            <w:right w:val="single" w:color="auto" w:sz="4" w:space="0"/>
-            <w:insideH w:val="single" w:color="auto" w:sz="4" w:space="0"/>
-            <w:insideV w:val="single" w:color="auto" w:sz="4" w:space="0"/>
-          </w:tblBorders>
-          <w:tblCellMar>
-            <w:top w:w="0" w:type="dxa"/>
-            <w:left w:w="108" w:type="dxa"/>
-            <w:bottom w:w="0" w:type="dxa"/>
-            <w:right w:w="108" w:type="dxa"/>
-          </w:tblCellMar>
-        </w:tblPrEx>
         <w:trPr>
-          <w:trHeight w:val="638" w:hRule="exact"/>
+          <w:trHeight w:hRule="exact" w:val="638"/>
           <w:jc w:val="center"/>
         </w:trPr>
         <w:tc>
@@ -85,7 +98,7 @@
             </w:pPr>
             <w:r>
               <w:rPr>
-                <w:rFonts w:hint="eastAsia" w:ascii="仿宋_GB2312" w:eastAsia="仿宋_GB2312"/>
+                <w:rFonts w:ascii="仿宋_GB2312" w:eastAsia="仿宋_GB2312" w:hint="eastAsia"/>
               </w:rPr>
               <w:t>姓  名</w:t>
             </w:r>
@@ -121,7 +134,7 @@
             </w:pPr>
             <w:r>
               <w:rPr>
-                <w:rFonts w:hint="eastAsia" w:ascii="仿宋_GB2312" w:eastAsia="仿宋_GB2312"/>
+                <w:rFonts w:ascii="仿宋_GB2312" w:eastAsia="仿宋_GB2312" w:hint="eastAsia"/>
               </w:rPr>
               <w:t>工作单位</w:t>
             </w:r>
@@ -136,7 +149,7 @@
             </w:pPr>
             <w:r>
               <w:rPr>
-                <w:rFonts w:hint="eastAsia" w:ascii="仿宋_GB2312" w:eastAsia="仿宋_GB2312"/>
+                <w:rFonts w:ascii="仿宋_GB2312" w:eastAsia="仿宋_GB2312" w:hint="eastAsia"/>
               </w:rPr>
               <w:t>职称（或职务）</w:t>
             </w:r>
@@ -159,24 +172,8 @@
         </w:tc>
       </w:tr>
       <w:tr>
-        <w:tblPrEx>
-          <w:tblBorders>
-            <w:top w:val="single" w:color="auto" w:sz="4" w:space="0"/>
-            <w:left w:val="single" w:color="auto" w:sz="4" w:space="0"/>
-            <w:bottom w:val="single" w:color="auto" w:sz="4" w:space="0"/>
-            <w:right w:val="single" w:color="auto" w:sz="4" w:space="0"/>
-            <w:insideH w:val="single" w:color="auto" w:sz="4" w:space="0"/>
-            <w:insideV w:val="single" w:color="auto" w:sz="4" w:space="0"/>
-          </w:tblBorders>
-          <w:tblCellMar>
-            <w:top w:w="0" w:type="dxa"/>
-            <w:left w:w="108" w:type="dxa"/>
-            <w:bottom w:w="0" w:type="dxa"/>
-            <w:right w:w="108" w:type="dxa"/>
-          </w:tblCellMar>
-        </w:tblPrEx>
         <w:trPr>
-          <w:trHeight w:val="632" w:hRule="exact"/>
+          <w:trHeight w:hRule="exact" w:val="632"/>
           <w:jc w:val="center"/>
         </w:trPr>
         <w:tc>
@@ -194,7 +191,7 @@
             </w:pPr>
             <w:r>
               <w:rPr>
-                <w:rFonts w:hint="eastAsia" w:ascii="仿宋_GB2312" w:eastAsia="仿宋_GB2312"/>
+                <w:rFonts w:ascii="仿宋_GB2312" w:eastAsia="仿宋_GB2312" w:hint="eastAsia"/>
               </w:rPr>
               <w:t>联系电话</w:t>
             </w:r>
@@ -204,7 +201,7 @@
           <w:tcPr>
             <w:tcW w:w="2546" w:type="dxa"/>
             <w:tcBorders>
-              <w:bottom w:val="single" w:color="auto" w:sz="4" w:space="0"/>
+              <w:bottom w:val="single" w:sz="4" w:space="0" w:color="auto"/>
             </w:tcBorders>
             <w:vAlign w:val="center"/>
           </w:tcPr>
@@ -233,7 +230,7 @@
             </w:pPr>
             <w:r>
               <w:rPr>
-                <w:rFonts w:hint="eastAsia" w:ascii="仿宋_GB2312" w:hAnsi="宋体" w:eastAsia="仿宋_GB2312"/>
+                <w:rFonts w:ascii="仿宋_GB2312" w:eastAsia="仿宋_GB2312" w:hAnsi="宋体" w:hint="eastAsia"/>
               </w:rPr>
               <w:t>电子邮箱</w:t>
             </w:r>
@@ -256,24 +253,8 @@
         </w:tc>
       </w:tr>
       <w:tr>
-        <w:tblPrEx>
-          <w:tblBorders>
-            <w:top w:val="single" w:color="auto" w:sz="4" w:space="0"/>
-            <w:left w:val="single" w:color="auto" w:sz="4" w:space="0"/>
-            <w:bottom w:val="single" w:color="auto" w:sz="4" w:space="0"/>
-            <w:right w:val="single" w:color="auto" w:sz="4" w:space="0"/>
-            <w:insideH w:val="single" w:color="auto" w:sz="4" w:space="0"/>
-            <w:insideV w:val="single" w:color="auto" w:sz="4" w:space="0"/>
-          </w:tblBorders>
-          <w:tblCellMar>
-            <w:top w:w="0" w:type="dxa"/>
-            <w:left w:w="108" w:type="dxa"/>
-            <w:bottom w:w="0" w:type="dxa"/>
-            <w:right w:w="108" w:type="dxa"/>
-          </w:tblCellMar>
-        </w:tblPrEx>
         <w:trPr>
-          <w:trHeight w:val="632" w:hRule="exact"/>
+          <w:trHeight w:hRule="exact" w:val="632"/>
           <w:jc w:val="center"/>
         </w:trPr>
         <w:tc>
@@ -292,7 +273,7 @@
             </w:pPr>
             <w:r>
               <w:rPr>
-                <w:rFonts w:hint="eastAsia" w:ascii="仿宋_GB2312" w:eastAsia="仿宋_GB2312"/>
+                <w:rFonts w:ascii="仿宋_GB2312" w:eastAsia="仿宋_GB2312" w:hint="eastAsia"/>
               </w:rPr>
               <w:t>导师</w:t>
             </w:r>
@@ -304,7 +285,7 @@
             </w:r>
             <w:r>
               <w:rPr>
-                <w:rFonts w:hint="eastAsia" w:ascii="仿宋_GB2312" w:eastAsia="仿宋_GB2312"/>
+                <w:rFonts w:ascii="仿宋_GB2312" w:eastAsia="仿宋_GB2312" w:hint="eastAsia"/>
               </w:rPr>
               <w:t>组</w:t>
             </w:r>
@@ -316,7 +297,7 @@
             </w:r>
             <w:r>
               <w:rPr>
-                <w:rFonts w:hint="eastAsia" w:ascii="仿宋_GB2312" w:eastAsia="仿宋_GB2312"/>
+                <w:rFonts w:ascii="仿宋_GB2312" w:eastAsia="仿宋_GB2312" w:hint="eastAsia"/>
               </w:rPr>
               <w:t>（学生必填）</w:t>
             </w:r>
@@ -340,24 +321,8 @@
         </w:tc>
       </w:tr>
       <w:tr>
-        <w:tblPrEx>
-          <w:tblBorders>
-            <w:top w:val="single" w:color="auto" w:sz="4" w:space="0"/>
-            <w:left w:val="single" w:color="auto" w:sz="4" w:space="0"/>
-            <w:bottom w:val="single" w:color="auto" w:sz="4" w:space="0"/>
-            <w:right w:val="single" w:color="auto" w:sz="4" w:space="0"/>
-            <w:insideH w:val="single" w:color="auto" w:sz="4" w:space="0"/>
-            <w:insideV w:val="single" w:color="auto" w:sz="4" w:space="0"/>
-          </w:tblBorders>
-          <w:tblCellMar>
-            <w:top w:w="0" w:type="dxa"/>
-            <w:left w:w="108" w:type="dxa"/>
-            <w:bottom w:w="0" w:type="dxa"/>
-            <w:right w:w="108" w:type="dxa"/>
-          </w:tblCellMar>
-        </w:tblPrEx>
         <w:trPr>
-          <w:trHeight w:val="633" w:hRule="exact"/>
+          <w:trHeight w:hRule="exact" w:val="633"/>
           <w:jc w:val="center"/>
         </w:trPr>
         <w:tc>
@@ -366,9 +331,9 @@
             <w:gridSpan w:val="4"/>
             <w:tcBorders>
               <w:top w:val="nil"/>
-              <w:left w:val="single" w:color="auto" w:sz="4" w:space="0"/>
+              <w:left w:val="single" w:sz="4" w:space="0" w:color="auto"/>
               <w:bottom w:val="nil"/>
-              <w:right w:val="single" w:color="auto" w:sz="4" w:space="0"/>
+              <w:right w:val="single" w:sz="4" w:space="0" w:color="auto"/>
             </w:tcBorders>
           </w:tcPr>
           <w:p>
@@ -380,7 +345,7 @@
             </w:pPr>
             <w:r>
               <w:rPr>
-                <w:rFonts w:hint="eastAsia" w:ascii="仿宋_GB2312" w:eastAsia="仿宋_GB2312"/>
+                <w:rFonts w:ascii="仿宋_GB2312" w:eastAsia="仿宋_GB2312" w:hint="eastAsia"/>
               </w:rPr>
               <w:t>申请人自愿遵守以下条款：</w:t>
             </w:r>
@@ -388,24 +353,8 @@
         </w:tc>
       </w:tr>
       <w:tr>
-        <w:tblPrEx>
-          <w:tblBorders>
-            <w:top w:val="single" w:color="auto" w:sz="4" w:space="0"/>
-            <w:left w:val="single" w:color="auto" w:sz="4" w:space="0"/>
-            <w:bottom w:val="single" w:color="auto" w:sz="4" w:space="0"/>
-            <w:right w:val="single" w:color="auto" w:sz="4" w:space="0"/>
-            <w:insideH w:val="single" w:color="auto" w:sz="4" w:space="0"/>
-            <w:insideV w:val="single" w:color="auto" w:sz="4" w:space="0"/>
-          </w:tblBorders>
-          <w:tblCellMar>
-            <w:top w:w="0" w:type="dxa"/>
-            <w:left w:w="108" w:type="dxa"/>
-            <w:bottom w:w="0" w:type="dxa"/>
-            <w:right w:w="108" w:type="dxa"/>
-          </w:tblCellMar>
-        </w:tblPrEx>
         <w:trPr>
-          <w:trHeight w:val="6958" w:hRule="atLeast"/>
+          <w:trHeight w:val="6958"/>
           <w:jc w:val="center"/>
         </w:trPr>
         <w:tc>
@@ -414,12 +363,12 @@
             <w:gridSpan w:val="4"/>
             <w:tcBorders>
               <w:top w:val="nil"/>
-              <w:bottom w:val="single" w:color="auto" w:sz="4" w:space="0"/>
+              <w:bottom w:val="single" w:sz="4" w:space="0" w:color="auto"/>
             </w:tcBorders>
           </w:tcPr>
           <w:p>
             <w:pPr>
-              <w:ind w:firstLine="485" w:firstLineChars="231"/>
+              <w:ind w:firstLineChars="231" w:firstLine="485"/>
               <w:rPr>
                 <w:rFonts w:ascii="仿宋_GB2312" w:eastAsia="仿宋_GB2312"/>
                 <w:vertAlign w:val="subscript"/>
@@ -427,35 +376,223 @@
             </w:pPr>
             <w:r>
               <w:rPr>
-                <w:rFonts w:hint="eastAsia" w:ascii="仿宋_GB2312" w:eastAsia="仿宋_GB2312"/>
-              </w:rPr>
-              <w:t>本协议是您（如下也称“用户”）与中国空气动力研究与发展中心（以下简称“中心”），关于国家数值风洞（NNW）“风雷（PHengLEI）”软件的协议，请认真阅读。</w:t>
-            </w:r>
-          </w:p>
-          <w:p>
-            <w:pPr>
-              <w:pStyle w:val="12"/>
+                <w:rFonts w:ascii="仿宋_GB2312" w:eastAsia="仿宋_GB2312" w:hint="eastAsia"/>
+              </w:rPr>
+              <w:t>本协议是您</w:t>
+            </w:r>
+            <w:r>
+              <w:rPr>
+                <w:rFonts w:ascii="仿宋_GB2312" w:eastAsia="仿宋_GB2312" w:hint="eastAsia"/>
+              </w:rPr>
+              <w:t>（</w:t>
+            </w:r>
+            <w:r>
+              <w:rPr>
+                <w:rFonts w:ascii="仿宋_GB2312" w:eastAsia="仿宋_GB2312" w:hint="eastAsia"/>
+              </w:rPr>
+              <w:t>如下也称“用户”</w:t>
+            </w:r>
+            <w:r>
+              <w:rPr>
+                <w:rFonts w:ascii="仿宋_GB2312" w:eastAsia="仿宋_GB2312" w:hint="eastAsia"/>
+              </w:rPr>
+              <w:t>）</w:t>
+            </w:r>
+            <w:r>
+              <w:rPr>
+                <w:rFonts w:ascii="仿宋_GB2312" w:eastAsia="仿宋_GB2312" w:hint="eastAsia"/>
+              </w:rPr>
+              <w:t>与</w:t>
+            </w:r>
+            <w:r>
+              <w:rPr>
+                <w:rFonts w:ascii="仿宋_GB2312" w:eastAsia="仿宋_GB2312" w:hint="eastAsia"/>
+              </w:rPr>
+              <w:t>中国空气动力研究与发展中心</w:t>
+            </w:r>
+            <w:r>
+              <w:rPr>
+                <w:rFonts w:ascii="仿宋_GB2312" w:eastAsia="仿宋_GB2312" w:hint="eastAsia"/>
+              </w:rPr>
+              <w:t>（以下简称“中心”）</w:t>
+            </w:r>
+            <w:r>
+              <w:rPr>
+                <w:rFonts w:ascii="仿宋_GB2312" w:eastAsia="仿宋_GB2312" w:hint="eastAsia"/>
+              </w:rPr>
+              <w:t>，</w:t>
+            </w:r>
+            <w:r>
+              <w:rPr>
+                <w:rFonts w:ascii="仿宋_GB2312" w:eastAsia="仿宋_GB2312" w:hint="eastAsia"/>
+              </w:rPr>
+              <w:t>关于</w:t>
+            </w:r>
+            <w:r>
+              <w:rPr>
+                <w:rFonts w:ascii="仿宋_GB2312" w:eastAsia="仿宋_GB2312" w:hint="eastAsia"/>
+              </w:rPr>
+              <w:t>国家数值风洞</w:t>
+            </w:r>
+            <w:r>
+              <w:rPr>
+                <w:rFonts w:ascii="仿宋_GB2312" w:eastAsia="仿宋_GB2312" w:hint="eastAsia"/>
+              </w:rPr>
+              <w:t>（NNW）</w:t>
+            </w:r>
+            <w:r>
+              <w:rPr>
+                <w:rFonts w:ascii="仿宋_GB2312" w:eastAsia="仿宋_GB2312" w:hint="eastAsia"/>
+              </w:rPr>
+              <w:t>“风雷（</w:t>
+            </w:r>
+            <w:proofErr w:type="spellStart"/>
+            <w:r>
+              <w:rPr>
+                <w:rFonts w:ascii="仿宋_GB2312" w:eastAsia="仿宋_GB2312" w:hint="eastAsia"/>
+              </w:rPr>
+              <w:t>PHengLEI</w:t>
+            </w:r>
+            <w:proofErr w:type="spellEnd"/>
+            <w:r>
+              <w:rPr>
+                <w:rFonts w:ascii="仿宋_GB2312" w:eastAsia="仿宋_GB2312" w:hint="eastAsia"/>
+              </w:rPr>
+              <w:t>）”软</w:t>
+            </w:r>
+            <w:r>
+              <w:rPr>
+                <w:rFonts w:ascii="仿宋_GB2312" w:eastAsia="仿宋_GB2312" w:hint="eastAsia"/>
+              </w:rPr>
+              <w:t>件的协议，请认真阅读</w:t>
+            </w:r>
+            <w:r>
+              <w:rPr>
+                <w:rFonts w:ascii="仿宋_GB2312" w:eastAsia="仿宋_GB2312" w:hint="eastAsia"/>
+              </w:rPr>
+              <w:t>。</w:t>
+            </w:r>
+          </w:p>
+          <w:p>
+            <w:pPr>
+              <w:pStyle w:val="a8"/>
               <w:numPr>
                 <w:ilvl w:val="0"/>
                 <w:numId w:val="1"/>
               </w:numPr>
-              <w:ind w:left="422" w:hanging="422" w:hangingChars="200"/>
-              <w:rPr>
-                <w:rFonts w:ascii="仿宋_GB2312" w:eastAsia="仿宋_GB2312"/>
-              </w:rPr>
-            </w:pPr>
-            <w:r>
-              <w:rPr>
-                <w:rFonts w:hint="eastAsia" w:ascii="仿宋_GB2312" w:eastAsia="仿宋_GB2312"/>
+              <w:ind w:left="422" w:hangingChars="200" w:hanging="422"/>
+              <w:rPr>
+                <w:rFonts w:ascii="仿宋_GB2312" w:eastAsia="仿宋_GB2312"/>
+              </w:rPr>
+            </w:pPr>
+            <w:r>
+              <w:rPr>
+                <w:rFonts w:ascii="仿宋_GB2312" w:eastAsia="仿宋_GB2312" w:hint="eastAsia"/>
                 <w:b/>
                 <w:u w:val="single"/>
               </w:rPr>
-              <w:t>申请者不得私自以拷贝、刻录等方式向第三者（包括同一单位内的其他人员）传播。所有用户均需填写本协议，向中心申请并获授权后方能免费获取。</w:t>
-            </w:r>
-          </w:p>
-          <w:p>
-            <w:pPr>
-              <w:pStyle w:val="12"/>
+              <w:t>申请</w:t>
+            </w:r>
+            <w:r>
+              <w:rPr>
+                <w:rFonts w:ascii="仿宋_GB2312" w:eastAsia="仿宋_GB2312" w:hint="eastAsia"/>
+                <w:b/>
+                <w:u w:val="single"/>
+              </w:rPr>
+              <w:t>者</w:t>
+            </w:r>
+            <w:r>
+              <w:rPr>
+                <w:rFonts w:ascii="仿宋_GB2312" w:eastAsia="仿宋_GB2312" w:hint="eastAsia"/>
+                <w:b/>
+                <w:u w:val="single"/>
+              </w:rPr>
+              <w:t>不得私自以拷贝、</w:t>
+            </w:r>
+            <w:r>
+              <w:rPr>
+                <w:rFonts w:ascii="仿宋_GB2312" w:eastAsia="仿宋_GB2312" w:hint="eastAsia"/>
+                <w:b/>
+                <w:u w:val="single"/>
+              </w:rPr>
+              <w:t>刻录等方式向第三者</w:t>
+            </w:r>
+            <w:r>
+              <w:rPr>
+                <w:rFonts w:ascii="仿宋_GB2312" w:eastAsia="仿宋_GB2312" w:hint="eastAsia"/>
+                <w:b/>
+                <w:u w:val="single"/>
+              </w:rPr>
+              <w:t>（包括同一单位内的其他人员）</w:t>
+            </w:r>
+            <w:r>
+              <w:rPr>
+                <w:rFonts w:ascii="仿宋_GB2312" w:eastAsia="仿宋_GB2312" w:hint="eastAsia"/>
+                <w:b/>
+                <w:u w:val="single"/>
+              </w:rPr>
+              <w:t>传播。</w:t>
+            </w:r>
+            <w:r>
+              <w:rPr>
+                <w:rFonts w:ascii="仿宋_GB2312" w:eastAsia="仿宋_GB2312" w:hint="eastAsia"/>
+                <w:b/>
+                <w:u w:val="single"/>
+              </w:rPr>
+              <w:t>所有用户均</w:t>
+            </w:r>
+            <w:r>
+              <w:rPr>
+                <w:rFonts w:ascii="仿宋_GB2312" w:eastAsia="仿宋_GB2312" w:hint="eastAsia"/>
+                <w:b/>
+                <w:u w:val="single"/>
+              </w:rPr>
+              <w:t>需填写本</w:t>
+            </w:r>
+            <w:r>
+              <w:rPr>
+                <w:rFonts w:ascii="仿宋_GB2312" w:eastAsia="仿宋_GB2312" w:hint="eastAsia"/>
+                <w:b/>
+                <w:u w:val="single"/>
+              </w:rPr>
+              <w:t>协议</w:t>
+            </w:r>
+            <w:r>
+              <w:rPr>
+                <w:rFonts w:ascii="仿宋_GB2312" w:eastAsia="仿宋_GB2312" w:hint="eastAsia"/>
+                <w:b/>
+                <w:u w:val="single"/>
+              </w:rPr>
+              <w:t>，</w:t>
+            </w:r>
+            <w:r>
+              <w:rPr>
+                <w:rFonts w:ascii="仿宋_GB2312" w:eastAsia="仿宋_GB2312" w:hint="eastAsia"/>
+                <w:b/>
+                <w:u w:val="single"/>
+              </w:rPr>
+              <w:t>向中心申请</w:t>
+            </w:r>
+            <w:r>
+              <w:rPr>
+                <w:rFonts w:ascii="仿宋_GB2312" w:eastAsia="仿宋_GB2312" w:hint="eastAsia"/>
+                <w:b/>
+                <w:u w:val="single"/>
+              </w:rPr>
+              <w:t>并获授权</w:t>
+            </w:r>
+            <w:r>
+              <w:rPr>
+                <w:rFonts w:ascii="仿宋_GB2312" w:eastAsia="仿宋_GB2312" w:hint="eastAsia"/>
+                <w:b/>
+                <w:u w:val="single"/>
+              </w:rPr>
+              <w:t>后方能免费获取。</w:t>
+            </w:r>
+          </w:p>
+          <w:p>
+            <w:pPr>
+              <w:pStyle w:val="a8"/>
               <w:numPr>
                 <w:ilvl w:val="0"/>
                 <w:numId w:val="1"/>
@@ -467,14 +604,88 @@
             </w:pPr>
             <w:r>
               <w:rPr>
-                <w:rFonts w:hint="eastAsia" w:ascii="仿宋_GB2312" w:eastAsia="仿宋_GB2312"/>
-              </w:rPr>
-              <w:t>用户可以在“风雷（PHengLEI）”软件上添加、修改源代码，有权提出软件的使用反馈及意见，用户可以发表软件的使用体验及感受，但不得随意诽谤、中伤。</w:t>
-            </w:r>
-          </w:p>
-          <w:p>
-            <w:pPr>
-              <w:pStyle w:val="12"/>
+                <w:rFonts w:ascii="仿宋_GB2312" w:eastAsia="仿宋_GB2312" w:hint="eastAsia"/>
+              </w:rPr>
+              <w:t>用户可以在</w:t>
+            </w:r>
+            <w:r>
+              <w:rPr>
+                <w:rFonts w:ascii="仿宋_GB2312" w:eastAsia="仿宋_GB2312" w:hint="eastAsia"/>
+              </w:rPr>
+              <w:t>“</w:t>
+            </w:r>
+            <w:r>
+              <w:rPr>
+                <w:rFonts w:ascii="仿宋_GB2312" w:eastAsia="仿宋_GB2312" w:hint="eastAsia"/>
+              </w:rPr>
+              <w:t>风雷（</w:t>
+            </w:r>
+            <w:proofErr w:type="spellStart"/>
+            <w:r>
+              <w:rPr>
+                <w:rFonts w:ascii="仿宋_GB2312" w:eastAsia="仿宋_GB2312" w:hint="eastAsia"/>
+              </w:rPr>
+              <w:t>PHengLEI</w:t>
+            </w:r>
+            <w:proofErr w:type="spellEnd"/>
+            <w:r>
+              <w:rPr>
+                <w:rFonts w:ascii="仿宋_GB2312" w:eastAsia="仿宋_GB2312" w:hint="eastAsia"/>
+              </w:rPr>
+              <w:t>）</w:t>
+            </w:r>
+            <w:r>
+              <w:rPr>
+                <w:rFonts w:ascii="仿宋_GB2312" w:eastAsia="仿宋_GB2312" w:hint="eastAsia"/>
+              </w:rPr>
+              <w:t>”</w:t>
+            </w:r>
+            <w:r>
+              <w:rPr>
+                <w:rFonts w:ascii="仿宋_GB2312" w:eastAsia="仿宋_GB2312" w:hint="eastAsia"/>
+              </w:rPr>
+              <w:t>软件上</w:t>
+            </w:r>
+            <w:r>
+              <w:rPr>
+                <w:rFonts w:ascii="仿宋_GB2312" w:eastAsia="仿宋_GB2312" w:hint="eastAsia"/>
+              </w:rPr>
+              <w:t>添加、修改源代码</w:t>
+            </w:r>
+            <w:r>
+              <w:rPr>
+                <w:rFonts w:ascii="仿宋_GB2312" w:eastAsia="仿宋_GB2312" w:hint="eastAsia"/>
+              </w:rPr>
+              <w:t>，</w:t>
+            </w:r>
+            <w:r>
+              <w:rPr>
+                <w:rFonts w:ascii="仿宋_GB2312" w:eastAsia="仿宋_GB2312" w:hint="eastAsia"/>
+              </w:rPr>
+              <w:t>有权提出软件的使用反馈及意见</w:t>
+            </w:r>
+            <w:r>
+              <w:rPr>
+                <w:rFonts w:ascii="仿宋_GB2312" w:eastAsia="仿宋_GB2312" w:hint="eastAsia"/>
+              </w:rPr>
+              <w:t>，</w:t>
+            </w:r>
+            <w:r>
+              <w:rPr>
+                <w:rFonts w:ascii="仿宋_GB2312" w:eastAsia="仿宋_GB2312" w:hint="eastAsia"/>
+              </w:rPr>
+              <w:t>用户可以发表软件的使用体验及感受，但不得随意诽谤、中伤</w:t>
+            </w:r>
+            <w:r>
+              <w:rPr>
+                <w:rFonts w:ascii="仿宋_GB2312" w:eastAsia="仿宋_GB2312" w:hint="eastAsia"/>
+              </w:rPr>
+              <w:t>。</w:t>
+            </w:r>
+          </w:p>
+          <w:p>
+            <w:pPr>
+              <w:pStyle w:val="a8"/>
               <w:numPr>
                 <w:ilvl w:val="0"/>
                 <w:numId w:val="1"/>
@@ -486,14 +697,134 @@
             </w:pPr>
             <w:r>
               <w:rPr>
-                <w:rFonts w:hint="eastAsia" w:ascii="仿宋_GB2312" w:eastAsia="仿宋_GB2312"/>
-              </w:rPr>
-              <w:t>用户享有其开发代码的知识产权。鼓励将开发成果返回至开发团队，或在“风雷（PHengLEI）”软件中开源，开发者将在代码中署名。</w:t>
-            </w:r>
-          </w:p>
-          <w:p>
-            <w:pPr>
-              <w:pStyle w:val="12"/>
+                <w:rFonts w:ascii="仿宋_GB2312" w:eastAsia="仿宋_GB2312" w:hint="eastAsia"/>
+              </w:rPr>
+              <w:t>用户享有其开发代码的知识产权。鼓励</w:t>
+            </w:r>
+            <w:r>
+              <w:rPr>
+                <w:rFonts w:ascii="仿宋_GB2312" w:eastAsia="仿宋_GB2312" w:hint="eastAsia"/>
+              </w:rPr>
+              <w:t>将开发成果返回</w:t>
+            </w:r>
+            <w:proofErr w:type="gramStart"/>
+            <w:r>
+              <w:rPr>
+                <w:rFonts w:ascii="仿宋_GB2312" w:eastAsia="仿宋_GB2312" w:hint="eastAsia"/>
+              </w:rPr>
+              <w:t>至</w:t>
+            </w:r>
+            <w:r>
+              <w:rPr>
+                <w:rFonts w:ascii="仿宋_GB2312" w:eastAsia="仿宋_GB2312" w:hint="eastAsia"/>
+              </w:rPr>
+              <w:t>开发</w:t>
+            </w:r>
+            <w:proofErr w:type="gramEnd"/>
+            <w:r>
+              <w:rPr>
+                <w:rFonts w:ascii="仿宋_GB2312" w:eastAsia="仿宋_GB2312" w:hint="eastAsia"/>
+              </w:rPr>
+              <w:t>团队</w:t>
+            </w:r>
+            <w:r>
+              <w:rPr>
+                <w:rFonts w:ascii="仿宋_GB2312" w:eastAsia="仿宋_GB2312" w:hint="eastAsia"/>
+              </w:rPr>
+              <w:t>，或在</w:t>
+            </w:r>
+            <w:r>
+              <w:rPr>
+                <w:rFonts w:ascii="仿宋_GB2312" w:eastAsia="仿宋_GB2312" w:hint="eastAsia"/>
+              </w:rPr>
+              <w:t>“</w:t>
+            </w:r>
+            <w:r>
+              <w:rPr>
+                <w:rFonts w:ascii="仿宋_GB2312" w:eastAsia="仿宋_GB2312" w:hint="eastAsia"/>
+              </w:rPr>
+              <w:t>风雷（</w:t>
+            </w:r>
+            <w:proofErr w:type="spellStart"/>
+            <w:r>
+              <w:rPr>
+                <w:rFonts w:ascii="仿宋_GB2312" w:eastAsia="仿宋_GB2312" w:hint="eastAsia"/>
+              </w:rPr>
+              <w:t>PHengLEI</w:t>
+            </w:r>
+            <w:proofErr w:type="spellEnd"/>
+            <w:r>
+              <w:rPr>
+                <w:rFonts w:ascii="仿宋_GB2312" w:eastAsia="仿宋_GB2312" w:hint="eastAsia"/>
+              </w:rPr>
+              <w:t>）</w:t>
+            </w:r>
+            <w:r>
+              <w:rPr>
+                <w:rFonts w:ascii="仿宋_GB2312" w:eastAsia="仿宋_GB2312" w:hint="eastAsia"/>
+              </w:rPr>
+              <w:t>”</w:t>
+            </w:r>
+            <w:r>
+              <w:rPr>
+                <w:rFonts w:ascii="仿宋_GB2312" w:eastAsia="仿宋_GB2312" w:hint="eastAsia"/>
+              </w:rPr>
+              <w:t>软件中开源</w:t>
+            </w:r>
+            <w:r>
+              <w:rPr>
+                <w:rFonts w:ascii="仿宋_GB2312" w:eastAsia="仿宋_GB2312" w:hint="eastAsia"/>
+              </w:rPr>
+              <w:t>，</w:t>
+            </w:r>
+            <w:r>
+              <w:rPr>
+                <w:rFonts w:ascii="仿宋_GB2312" w:eastAsia="仿宋_GB2312" w:hint="eastAsia"/>
+              </w:rPr>
+              <w:t>开发者</w:t>
+            </w:r>
+            <w:r>
+              <w:rPr>
+                <w:rFonts w:ascii="仿宋_GB2312" w:eastAsia="仿宋_GB2312" w:hint="eastAsia"/>
+              </w:rPr>
+              <w:t>将</w:t>
+            </w:r>
+            <w:r>
+              <w:rPr>
+                <w:rFonts w:ascii="仿宋_GB2312" w:eastAsia="仿宋_GB2312" w:hint="eastAsia"/>
+              </w:rPr>
+              <w:t>在代码</w:t>
+            </w:r>
+            <w:proofErr w:type="gramStart"/>
+            <w:r>
+              <w:rPr>
+                <w:rFonts w:ascii="仿宋_GB2312" w:eastAsia="仿宋_GB2312" w:hint="eastAsia"/>
+              </w:rPr>
+              <w:t>中</w:t>
+            </w:r>
+            <w:r>
+              <w:rPr>
+                <w:rFonts w:ascii="仿宋_GB2312" w:eastAsia="仿宋_GB2312" w:hint="eastAsia"/>
+              </w:rPr>
+              <w:t>署</w:t>
+            </w:r>
+            <w:proofErr w:type="gramEnd"/>
+            <w:r>
+              <w:rPr>
+                <w:rFonts w:ascii="仿宋_GB2312" w:eastAsia="仿宋_GB2312" w:hint="eastAsia"/>
+              </w:rPr>
+              <w:t>名</w:t>
+            </w:r>
+            <w:r>
+              <w:rPr>
+                <w:rFonts w:ascii="仿宋_GB2312" w:eastAsia="仿宋_GB2312" w:hint="eastAsia"/>
+              </w:rPr>
+              <w:t>。</w:t>
+            </w:r>
+          </w:p>
+          <w:p>
+            <w:pPr>
+              <w:pStyle w:val="a8"/>
               <w:numPr>
                 <w:ilvl w:val="0"/>
                 <w:numId w:val="1"/>
@@ -505,14 +836,134 @@
             </w:pPr>
             <w:r>
               <w:rPr>
-                <w:rFonts w:hint="eastAsia" w:ascii="仿宋_GB2312" w:eastAsia="仿宋_GB2312"/>
-              </w:rPr>
-              <w:t>若该软件被申请人用于学术研究，则相关论文成果中应引用国家数值风洞“风雷（PHengLEI）”软件;若用于其它用途,需在显要处标注基于“风雷（PHengLEI）”软件开发。</w:t>
-            </w:r>
-          </w:p>
-          <w:p>
-            <w:pPr>
-              <w:pStyle w:val="12"/>
+                <w:rFonts w:ascii="仿宋_GB2312" w:eastAsia="仿宋_GB2312" w:hint="eastAsia"/>
+              </w:rPr>
+              <w:t>若</w:t>
+            </w:r>
+            <w:r>
+              <w:rPr>
+                <w:rFonts w:ascii="仿宋_GB2312" w:eastAsia="仿宋_GB2312" w:hint="eastAsia"/>
+              </w:rPr>
+              <w:t>该</w:t>
+            </w:r>
+            <w:r>
+              <w:rPr>
+                <w:rFonts w:ascii="仿宋_GB2312" w:eastAsia="仿宋_GB2312" w:hint="eastAsia"/>
+              </w:rPr>
+              <w:t>软件被申请人用于学术研究，</w:t>
+            </w:r>
+            <w:proofErr w:type="gramStart"/>
+            <w:r>
+              <w:rPr>
+                <w:rFonts w:ascii="仿宋_GB2312" w:eastAsia="仿宋_GB2312" w:hint="eastAsia"/>
+              </w:rPr>
+              <w:t>则相关</w:t>
+            </w:r>
+            <w:proofErr w:type="gramEnd"/>
+            <w:r>
+              <w:rPr>
+                <w:rFonts w:ascii="仿宋_GB2312" w:eastAsia="仿宋_GB2312" w:hint="eastAsia"/>
+              </w:rPr>
+              <w:t>论文成果中应</w:t>
+            </w:r>
+            <w:r>
+              <w:rPr>
+                <w:rFonts w:ascii="仿宋_GB2312" w:eastAsia="仿宋_GB2312" w:hint="eastAsia"/>
+              </w:rPr>
+              <w:t>引用国家数值风洞</w:t>
+            </w:r>
+            <w:r>
+              <w:rPr>
+                <w:rFonts w:ascii="仿宋_GB2312" w:eastAsia="仿宋_GB2312" w:hint="eastAsia"/>
+              </w:rPr>
+              <w:t>“风雷</w:t>
+            </w:r>
+            <w:r>
+              <w:rPr>
+                <w:rFonts w:ascii="仿宋_GB2312" w:eastAsia="仿宋_GB2312" w:hint="eastAsia"/>
+              </w:rPr>
+              <w:t>（</w:t>
+            </w:r>
+            <w:proofErr w:type="spellStart"/>
+            <w:r>
+              <w:rPr>
+                <w:rFonts w:ascii="仿宋_GB2312" w:eastAsia="仿宋_GB2312" w:hint="eastAsia"/>
+              </w:rPr>
+              <w:t>PHengLEI</w:t>
+            </w:r>
+            <w:proofErr w:type="spellEnd"/>
+            <w:r>
+              <w:rPr>
+                <w:rFonts w:ascii="仿宋_GB2312" w:eastAsia="仿宋_GB2312" w:hint="eastAsia"/>
+              </w:rPr>
+              <w:t>）</w:t>
+            </w:r>
+            <w:r>
+              <w:rPr>
+                <w:rFonts w:ascii="仿宋_GB2312" w:eastAsia="仿宋_GB2312" w:hint="eastAsia"/>
+              </w:rPr>
+              <w:t>”软件</w:t>
+            </w:r>
+            <w:r>
+              <w:rPr>
+                <w:rFonts w:ascii="仿宋_GB2312" w:eastAsia="仿宋_GB2312" w:hint="eastAsia"/>
+              </w:rPr>
+              <w:t>;若用于其它用途,需</w:t>
+            </w:r>
+            <w:r>
+              <w:rPr>
+                <w:rFonts w:ascii="仿宋_GB2312" w:eastAsia="仿宋_GB2312" w:hint="eastAsia"/>
+              </w:rPr>
+              <w:t>在显要处</w:t>
+            </w:r>
+            <w:r>
+              <w:rPr>
+                <w:rFonts w:ascii="仿宋_GB2312" w:eastAsia="仿宋_GB2312" w:hint="eastAsia"/>
+              </w:rPr>
+              <w:t>标注基于</w:t>
+            </w:r>
+            <w:r>
+              <w:rPr>
+                <w:rFonts w:ascii="仿宋_GB2312" w:eastAsia="仿宋_GB2312" w:hint="eastAsia"/>
+              </w:rPr>
+              <w:t>“</w:t>
+            </w:r>
+            <w:r>
+              <w:rPr>
+                <w:rFonts w:ascii="仿宋_GB2312" w:eastAsia="仿宋_GB2312" w:hint="eastAsia"/>
+              </w:rPr>
+              <w:t>风雷（</w:t>
+            </w:r>
+            <w:proofErr w:type="spellStart"/>
+            <w:r>
+              <w:rPr>
+                <w:rFonts w:ascii="仿宋_GB2312" w:eastAsia="仿宋_GB2312" w:hint="eastAsia"/>
+              </w:rPr>
+              <w:t>PHengLEI</w:t>
+            </w:r>
+            <w:proofErr w:type="spellEnd"/>
+            <w:r>
+              <w:rPr>
+                <w:rFonts w:ascii="仿宋_GB2312" w:eastAsia="仿宋_GB2312" w:hint="eastAsia"/>
+              </w:rPr>
+              <w:t>）</w:t>
+            </w:r>
+            <w:r>
+              <w:rPr>
+                <w:rFonts w:ascii="仿宋_GB2312" w:eastAsia="仿宋_GB2312" w:hint="eastAsia"/>
+              </w:rPr>
+              <w:t>”</w:t>
+            </w:r>
+            <w:r>
+              <w:rPr>
+                <w:rFonts w:ascii="仿宋_GB2312" w:eastAsia="仿宋_GB2312" w:hint="eastAsia"/>
+              </w:rPr>
+              <w:t>软件开发。</w:t>
+            </w:r>
+          </w:p>
+          <w:p>
+            <w:pPr>
+              <w:pStyle w:val="a8"/>
               <w:numPr>
                 <w:ilvl w:val="0"/>
                 <w:numId w:val="1"/>
@@ -524,14 +975,50 @@
             </w:pPr>
             <w:r>
               <w:rPr>
-                <w:rFonts w:hint="eastAsia" w:ascii="仿宋_GB2312" w:eastAsia="仿宋_GB2312"/>
-              </w:rPr>
-              <w:t>一旦申请使用本软件，即表示同意接受协议各项条件的约束。如果您不同意协议的条件，则不能获得使用本软件的权利。</w:t>
-            </w:r>
-          </w:p>
-          <w:p>
-            <w:pPr>
-              <w:pStyle w:val="12"/>
+                <w:rFonts w:ascii="仿宋_GB2312" w:eastAsia="仿宋_GB2312" w:hint="eastAsia"/>
+              </w:rPr>
+              <w:t>一</w:t>
+            </w:r>
+            <w:r>
+              <w:rPr>
+                <w:rFonts w:ascii="仿宋_GB2312" w:eastAsia="仿宋_GB2312" w:hint="eastAsia"/>
+              </w:rPr>
+              <w:t>旦申请使用本软件</w:t>
+            </w:r>
+            <w:r>
+              <w:rPr>
+                <w:rFonts w:ascii="仿宋_GB2312" w:eastAsia="仿宋_GB2312" w:hint="eastAsia"/>
+              </w:rPr>
+              <w:t>，即表示同意接受协议各项条件的约束。</w:t>
+            </w:r>
+            <w:r>
+              <w:rPr>
+                <w:rFonts w:ascii="仿宋_GB2312" w:eastAsia="仿宋_GB2312" w:hint="eastAsia"/>
+              </w:rPr>
+              <w:t>如果您不同意协议的条件，则不能获得使用本软件</w:t>
+            </w:r>
+            <w:r>
+              <w:rPr>
+                <w:rFonts w:ascii="仿宋_GB2312" w:eastAsia="仿宋_GB2312" w:hint="eastAsia"/>
+              </w:rPr>
+              <w:t>的权</w:t>
+            </w:r>
+            <w:r>
+              <w:rPr>
+                <w:rFonts w:ascii="仿宋_GB2312" w:eastAsia="仿宋_GB2312" w:hint="eastAsia"/>
+              </w:rPr>
+              <w:t>利</w:t>
+            </w:r>
+            <w:r>
+              <w:rPr>
+                <w:rFonts w:ascii="仿宋_GB2312" w:eastAsia="仿宋_GB2312" w:hint="eastAsia"/>
+              </w:rPr>
+              <w:t>。</w:t>
+            </w:r>
+          </w:p>
+          <w:p>
+            <w:pPr>
+              <w:pStyle w:val="a8"/>
               <w:numPr>
                 <w:ilvl w:val="0"/>
                 <w:numId w:val="1"/>
@@ -543,14 +1030,64 @@
             </w:pPr>
             <w:r>
               <w:rPr>
-                <w:rFonts w:hint="eastAsia" w:ascii="仿宋_GB2312" w:eastAsia="仿宋_GB2312"/>
-              </w:rPr>
-              <w:t>“风雷（PHengLEI）”软件由中心开发,一切知识产权，以及与软件相关的所有信息内容，包括但不限于：文字表述及其组合、图标、图饰、图表、色彩、版面框架、有关数据、印刷材料、或电子文档等均受《中华人民共和国著作权法》、《中华人民共和国计算机软件保护条例》、《中华人民共和国商标法》、《中华人民共和国专利法》、反不正当竞争法和相应的国际条约以及其他知识产权法律法规的保护，除涉及第三方授权的软件或技术外，中心享有上述知识产权。</w:t>
-            </w:r>
-          </w:p>
-          <w:p>
-            <w:pPr>
-              <w:pStyle w:val="12"/>
+                <w:rFonts w:ascii="仿宋_GB2312" w:eastAsia="仿宋_GB2312" w:hint="eastAsia"/>
+              </w:rPr>
+              <w:t>“风雷（</w:t>
+            </w:r>
+            <w:proofErr w:type="spellStart"/>
+            <w:r>
+              <w:rPr>
+                <w:rFonts w:ascii="仿宋_GB2312" w:eastAsia="仿宋_GB2312" w:hint="eastAsia"/>
+              </w:rPr>
+              <w:t>PHengLEI</w:t>
+            </w:r>
+            <w:proofErr w:type="spellEnd"/>
+            <w:r>
+              <w:rPr>
+                <w:rFonts w:ascii="仿宋_GB2312" w:eastAsia="仿宋_GB2312" w:hint="eastAsia"/>
+              </w:rPr>
+              <w:t>）”软件由</w:t>
+            </w:r>
+            <w:r>
+              <w:rPr>
+                <w:rFonts w:ascii="仿宋_GB2312" w:eastAsia="仿宋_GB2312" w:hint="eastAsia"/>
+              </w:rPr>
+              <w:t>中心</w:t>
+            </w:r>
+            <w:r>
+              <w:rPr>
+                <w:rFonts w:ascii="仿宋_GB2312" w:eastAsia="仿宋_GB2312" w:hint="eastAsia"/>
+              </w:rPr>
+              <w:t>开发,一切知识产权，以及与软件相关的所有信息内容，包括但不限于：文字表述及其组合、图标、图饰、图表、色彩、版面框架、有关数据、印刷材料、或电子文档等均受</w:t>
+            </w:r>
+            <w:r>
+              <w:rPr>
+                <w:rFonts w:ascii="仿宋_GB2312" w:eastAsia="仿宋_GB2312" w:hint="eastAsia"/>
+              </w:rPr>
+              <w:t>《中华人民共和国著作权法》、《中华人民共和国计算机软件保护条例》、《中华人民共和国商标法》、《中华人民共和国专利法》</w:t>
+            </w:r>
+            <w:r>
+              <w:rPr>
+                <w:rFonts w:ascii="仿宋_GB2312" w:eastAsia="仿宋_GB2312" w:hint="eastAsia"/>
+              </w:rPr>
+              <w:t>、反不正当竞争法和相应的国际条约以及其他知识产权法律法规的保护，除涉及第三方授权的软件或技术外，</w:t>
+            </w:r>
+            <w:r>
+              <w:rPr>
+                <w:rFonts w:ascii="仿宋_GB2312" w:eastAsia="仿宋_GB2312" w:hint="eastAsia"/>
+              </w:rPr>
+              <w:t>中心</w:t>
+            </w:r>
+            <w:r>
+              <w:rPr>
+                <w:rFonts w:ascii="仿宋_GB2312" w:eastAsia="仿宋_GB2312" w:hint="eastAsia"/>
+              </w:rPr>
+              <w:t>享有上述知识产权。</w:t>
+            </w:r>
+          </w:p>
+          <w:p>
+            <w:pPr>
+              <w:pStyle w:val="a8"/>
               <w:numPr>
                 <w:ilvl w:val="0"/>
                 <w:numId w:val="1"/>
@@ -562,14 +1099,14 @@
             </w:pPr>
             <w:r>
               <w:rPr>
-                <w:rFonts w:hint="eastAsia" w:ascii="仿宋_GB2312" w:eastAsia="仿宋_GB2312"/>
+                <w:rFonts w:ascii="仿宋_GB2312" w:eastAsia="仿宋_GB2312" w:hint="eastAsia"/>
               </w:rPr>
               <w:t>您获得的只是本软件的使用权。本软件仅限中华人民共和国公民申请使用。</w:t>
             </w:r>
           </w:p>
           <w:p>
             <w:pPr>
-              <w:pStyle w:val="12"/>
+              <w:pStyle w:val="a8"/>
               <w:numPr>
                 <w:ilvl w:val="0"/>
                 <w:numId w:val="1"/>
@@ -581,9 +1118,27 @@
             </w:pPr>
             <w:r>
               <w:rPr>
-                <w:rFonts w:hint="eastAsia" w:ascii="仿宋_GB2312" w:eastAsia="仿宋_GB2312"/>
-              </w:rPr>
-              <w:t>本协议的最终解释权归中心。</w:t>
+                <w:rFonts w:ascii="仿宋_GB2312" w:eastAsia="仿宋_GB2312" w:hint="eastAsia"/>
+              </w:rPr>
+              <w:t>本协议的</w:t>
+            </w:r>
+            <w:r>
+              <w:rPr>
+                <w:rFonts w:ascii="仿宋_GB2312" w:eastAsia="仿宋_GB2312" w:hint="eastAsia"/>
+              </w:rPr>
+              <w:t>最终解释权</w:t>
+            </w:r>
+            <w:r>
+              <w:rPr>
+                <w:rFonts w:ascii="仿宋_GB2312" w:eastAsia="仿宋_GB2312" w:hint="eastAsia"/>
+              </w:rPr>
+              <w:t>归中心</w:t>
+            </w:r>
+            <w:r>
+              <w:rPr>
+                <w:rFonts w:ascii="仿宋_GB2312" w:eastAsia="仿宋_GB2312" w:hint="eastAsia"/>
+              </w:rPr>
+              <w:t>。</w:t>
             </w:r>
           </w:p>
           <w:p>
@@ -596,24 +1151,8 @@
         </w:tc>
       </w:tr>
       <w:tr>
-        <w:tblPrEx>
-          <w:tblBorders>
-            <w:top w:val="single" w:color="auto" w:sz="4" w:space="0"/>
-            <w:left w:val="single" w:color="auto" w:sz="4" w:space="0"/>
-            <w:bottom w:val="single" w:color="auto" w:sz="4" w:space="0"/>
-            <w:right w:val="single" w:color="auto" w:sz="4" w:space="0"/>
-            <w:insideH w:val="single" w:color="auto" w:sz="4" w:space="0"/>
-            <w:insideV w:val="single" w:color="auto" w:sz="4" w:space="0"/>
-          </w:tblBorders>
-          <w:tblCellMar>
-            <w:top w:w="0" w:type="dxa"/>
-            <w:left w:w="108" w:type="dxa"/>
-            <w:bottom w:w="0" w:type="dxa"/>
-            <w:right w:w="108" w:type="dxa"/>
-          </w:tblCellMar>
-        </w:tblPrEx>
         <w:trPr>
-          <w:trHeight w:val="3674" w:hRule="atLeast"/>
+          <w:trHeight w:val="3674"/>
           <w:jc w:val="center"/>
         </w:trPr>
         <w:tc>
@@ -653,7 +1192,7 @@
             </w:r>
             <w:r>
               <w:rPr>
-                <w:rFonts w:hint="eastAsia" w:ascii="仿宋_GB2312" w:eastAsia="仿宋_GB2312"/>
+                <w:rFonts w:ascii="仿宋_GB2312" w:eastAsia="仿宋_GB2312" w:hint="eastAsia"/>
               </w:rPr>
               <w:t xml:space="preserve">  </w:t>
             </w:r>
@@ -661,7 +1200,7 @@
           <w:p>
             <w:pPr>
               <w:spacing w:line="360" w:lineRule="auto"/>
-              <w:ind w:firstLine="1260" w:firstLineChars="450"/>
+              <w:ind w:firstLineChars="450" w:firstLine="1260"/>
               <w:rPr>
                 <w:rFonts w:ascii="仿宋_GB2312" w:eastAsia="仿宋_GB2312"/>
                 <w:sz w:val="28"/>
@@ -670,7 +1209,7 @@
             </w:pPr>
             <w:r>
               <w:rPr>
-                <w:rFonts w:hint="eastAsia" w:ascii="仿宋_GB2312" w:eastAsia="仿宋_GB2312"/>
+                <w:rFonts w:ascii="仿宋_GB2312" w:eastAsia="仿宋_GB2312" w:hint="eastAsia"/>
                 <w:sz w:val="28"/>
                 <w:szCs w:val="28"/>
                 <w:highlight w:val="lightGray"/>
@@ -688,7 +1227,7 @@
             </w:r>
             <w:r>
               <w:rPr>
-                <w:rFonts w:hint="eastAsia" w:ascii="仿宋_GB2312" w:eastAsia="仿宋_GB2312"/>
+                <w:rFonts w:ascii="仿宋_GB2312" w:eastAsia="仿宋_GB2312" w:hint="eastAsia"/>
                 <w:sz w:val="28"/>
                 <w:szCs w:val="28"/>
               </w:rPr>
@@ -696,7 +1235,7 @@
             </w:r>
             <w:r>
               <w:rPr>
-                <w:rFonts w:hint="eastAsia" w:ascii="仿宋_GB2312" w:eastAsia="仿宋_GB2312"/>
+                <w:rFonts w:ascii="仿宋_GB2312" w:eastAsia="仿宋_GB2312" w:hint="eastAsia"/>
               </w:rPr>
               <w:t>申请人（签字）：</w:t>
             </w:r>
@@ -713,7 +1252,7 @@
             </w:pPr>
             <w:r>
               <w:rPr>
-                <w:rFonts w:hint="eastAsia" w:ascii="仿宋_GB2312" w:eastAsia="仿宋_GB2312"/>
+                <w:rFonts w:ascii="仿宋_GB2312" w:eastAsia="仿宋_GB2312" w:hint="eastAsia"/>
               </w:rPr>
               <w:t xml:space="preserve">  </w:t>
             </w:r>
@@ -725,7 +1264,7 @@
             </w:r>
             <w:r>
               <w:rPr>
-                <w:rFonts w:hint="eastAsia" w:ascii="仿宋_GB2312" w:eastAsia="仿宋_GB2312"/>
+                <w:rFonts w:ascii="仿宋_GB2312" w:eastAsia="仿宋_GB2312" w:hint="eastAsia"/>
               </w:rPr>
               <w:t xml:space="preserve">    </w:t>
             </w:r>
@@ -737,13 +1276,13 @@
             </w:r>
             <w:r>
               <w:rPr>
-                <w:rFonts w:hint="eastAsia" w:ascii="仿宋_GB2312" w:eastAsia="仿宋_GB2312"/>
+                <w:rFonts w:ascii="仿宋_GB2312" w:eastAsia="仿宋_GB2312" w:hint="eastAsia"/>
               </w:rPr>
               <w:t xml:space="preserve"> </w:t>
             </w:r>
             <w:r>
               <w:rPr>
-                <w:rFonts w:hint="eastAsia" w:ascii="仿宋_GB2312" w:eastAsia="仿宋_GB2312"/>
+                <w:rFonts w:ascii="仿宋_GB2312" w:eastAsia="仿宋_GB2312" w:hint="eastAsia"/>
                 <w:sz w:val="28"/>
                 <w:szCs w:val="28"/>
                 <w:highlight w:val="lightGray"/>
@@ -761,7 +1300,7 @@
             </w:r>
             <w:r>
               <w:rPr>
-                <w:rFonts w:hint="eastAsia" w:ascii="仿宋_GB2312" w:eastAsia="仿宋_GB2312"/>
+                <w:rFonts w:ascii="仿宋_GB2312" w:eastAsia="仿宋_GB2312" w:hint="eastAsia"/>
                 <w:sz w:val="28"/>
                 <w:szCs w:val="28"/>
                 <w:highlight w:val="lightGray"/>
@@ -770,29 +1309,53 @@
             </w:r>
             <w:r>
               <w:rPr>
-                <w:rFonts w:hint="eastAsia" w:ascii="仿宋_GB2312" w:eastAsia="仿宋_GB2312"/>
+                <w:rFonts w:ascii="仿宋_GB2312" w:eastAsia="仿宋_GB2312" w:hint="eastAsia"/>
                 <w:sz w:val="28"/>
                 <w:szCs w:val="28"/>
               </w:rPr>
-              <w:t xml:space="preserve">                    </w:t>
-            </w:r>
-            <w:r>
-              <w:rPr>
-                <w:rFonts w:ascii="仿宋_GB2312" w:eastAsia="仿宋_GB2312"/>
+              <w:t xml:space="preserve">    </w:t>
+            </w:r>
+            <w:r>
+              <w:rPr>
+                <w:rFonts w:ascii="仿宋_GB2312" w:eastAsia="仿宋_GB2312" w:hint="eastAsia"/>
                 <w:sz w:val="28"/>
                 <w:szCs w:val="28"/>
               </w:rPr>
+              <w:t xml:space="preserve">       </w:t>
+            </w:r>
+            <w:r>
+              <w:rPr>
+                <w:rFonts w:ascii="仿宋_GB2312" w:eastAsia="仿宋_GB2312" w:hint="eastAsia"/>
+                <w:sz w:val="28"/>
+                <w:szCs w:val="28"/>
+              </w:rPr>
+              <w:t xml:space="preserve">     </w:t>
+            </w:r>
+            <w:r>
+              <w:rPr>
+                <w:rFonts w:ascii="仿宋_GB2312" w:eastAsia="仿宋_GB2312" w:hint="eastAsia"/>
+                <w:sz w:val="28"/>
+                <w:szCs w:val="28"/>
+              </w:rPr>
+              <w:t xml:space="preserve">    </w:t>
+            </w:r>
+            <w:r>
+              <w:rPr>
+                <w:rFonts w:ascii="仿宋_GB2312" w:eastAsia="仿宋_GB2312"/>
+                <w:sz w:val="28"/>
+                <w:szCs w:val="28"/>
+              </w:rPr>
               <w:t xml:space="preserve">  </w:t>
             </w:r>
             <w:r>
               <w:rPr>
-                <w:rFonts w:hint="eastAsia" w:ascii="仿宋_GB2312" w:eastAsia="仿宋_GB2312"/>
+                <w:rFonts w:ascii="仿宋_GB2312" w:eastAsia="仿宋_GB2312" w:hint="eastAsia"/>
               </w:rPr>
               <w:t>日期：    年    月    日</w:t>
             </w:r>
             <w:r>
               <w:rPr>
-                <w:rFonts w:hint="eastAsia" w:ascii="仿宋_GB2312" w:eastAsia="仿宋_GB2312"/>
+                <w:rFonts w:ascii="仿宋_GB2312" w:eastAsia="仿宋_GB2312" w:hint="eastAsia"/>
                 <w:sz w:val="28"/>
                 <w:szCs w:val="28"/>
               </w:rPr>
@@ -813,75 +1376,75 @@
     </w:tbl>
     <w:p>
       <w:pPr>
-        <w:ind w:firstLine="420" w:firstLineChars="200"/>
+        <w:ind w:firstLineChars="200" w:firstLine="420"/>
         <w:rPr>
           <w:rFonts w:ascii="仿宋_GB2312" w:eastAsia="仿宋_GB2312"/>
         </w:rPr>
       </w:pPr>
       <w:r>
         <w:rPr>
-          <w:rFonts w:hint="eastAsia" w:ascii="仿宋_GB2312" w:eastAsia="仿宋_GB2312"/>
+          <w:rFonts w:ascii="仿宋_GB2312" w:eastAsia="仿宋_GB2312" w:hint="eastAsia"/>
         </w:rPr>
         <w:tab/>
       </w:r>
       <w:r>
         <w:rPr>
-          <w:rFonts w:hint="eastAsia" w:ascii="仿宋_GB2312" w:eastAsia="仿宋_GB2312"/>
+          <w:rFonts w:ascii="仿宋_GB2312" w:eastAsia="仿宋_GB2312" w:hint="eastAsia"/>
         </w:rPr>
         <w:tab/>
       </w:r>
       <w:r>
         <w:rPr>
-          <w:rFonts w:hint="eastAsia" w:ascii="仿宋_GB2312" w:eastAsia="仿宋_GB2312"/>
+          <w:rFonts w:ascii="仿宋_GB2312" w:eastAsia="仿宋_GB2312" w:hint="eastAsia"/>
         </w:rPr>
         <w:tab/>
       </w:r>
       <w:r>
         <w:rPr>
-          <w:rFonts w:hint="eastAsia" w:ascii="仿宋_GB2312" w:eastAsia="仿宋_GB2312"/>
+          <w:rFonts w:ascii="仿宋_GB2312" w:eastAsia="仿宋_GB2312" w:hint="eastAsia"/>
         </w:rPr>
         <w:tab/>
       </w:r>
       <w:r>
         <w:rPr>
-          <w:rFonts w:hint="eastAsia" w:ascii="仿宋_GB2312" w:eastAsia="仿宋_GB2312"/>
+          <w:rFonts w:ascii="仿宋_GB2312" w:eastAsia="仿宋_GB2312" w:hint="eastAsia"/>
         </w:rPr>
         <w:tab/>
       </w:r>
       <w:r>
         <w:rPr>
-          <w:rFonts w:hint="eastAsia" w:ascii="仿宋_GB2312" w:eastAsia="仿宋_GB2312"/>
+          <w:rFonts w:ascii="仿宋_GB2312" w:eastAsia="仿宋_GB2312" w:hint="eastAsia"/>
         </w:rPr>
         <w:tab/>
       </w:r>
       <w:r>
         <w:rPr>
-          <w:rFonts w:hint="eastAsia" w:ascii="仿宋_GB2312" w:eastAsia="仿宋_GB2312"/>
+          <w:rFonts w:ascii="仿宋_GB2312" w:eastAsia="仿宋_GB2312" w:hint="eastAsia"/>
         </w:rPr>
         <w:tab/>
       </w:r>
       <w:r>
         <w:rPr>
-          <w:rFonts w:hint="eastAsia" w:ascii="仿宋_GB2312" w:eastAsia="仿宋_GB2312"/>
+          <w:rFonts w:ascii="仿宋_GB2312" w:eastAsia="仿宋_GB2312" w:hint="eastAsia"/>
         </w:rPr>
         <w:tab/>
       </w:r>
       <w:r>
         <w:rPr>
-          <w:rFonts w:hint="eastAsia" w:ascii="仿宋_GB2312" w:eastAsia="仿宋_GB2312"/>
+          <w:rFonts w:ascii="仿宋_GB2312" w:eastAsia="仿宋_GB2312" w:hint="eastAsia"/>
         </w:rPr>
         <w:tab/>
       </w:r>
       <w:r>
         <w:rPr>
-          <w:rFonts w:hint="eastAsia" w:ascii="仿宋_GB2312" w:eastAsia="仿宋_GB2312"/>
+          <w:rFonts w:ascii="仿宋_GB2312" w:eastAsia="仿宋_GB2312" w:hint="eastAsia"/>
         </w:rPr>
         <w:tab/>
       </w:r>
     </w:p>
     <w:p>
       <w:pPr>
-        <w:ind w:firstLine="630" w:firstLineChars="300"/>
+        <w:ind w:firstLineChars="300" w:firstLine="630"/>
         <w:rPr>
           <w:rFonts w:ascii="仿宋_GB2312" w:eastAsia="仿宋_GB2312"/>
           <w:u w:val="single"/>
@@ -889,61 +1452,99 @@
       </w:pPr>
       <w:r>
         <w:rPr>
-          <w:rFonts w:hint="eastAsia" w:ascii="仿宋_GB2312" w:eastAsia="仿宋_GB2312"/>
+          <w:rFonts w:ascii="仿宋_GB2312" w:eastAsia="仿宋_GB2312" w:hint="eastAsia"/>
           <w:u w:val="single"/>
         </w:rPr>
-        <w:t>注：申请人打印申请表，签名后，扫描</w:t>
+        <w:t>注：申请人打印</w:t>
       </w:r>
       <w:r>
         <w:rPr>
-          <w:rFonts w:hint="eastAsia" w:ascii="仿宋_GB2312" w:eastAsia="仿宋_GB2312"/>
+          <w:rFonts w:ascii="仿宋_GB2312" w:eastAsia="仿宋_GB2312" w:hint="eastAsia"/>
           <w:u w:val="single"/>
-          <w:lang w:val="en-US" w:eastAsia="zh-CN"/>
         </w:rPr>
-        <w:t>上传</w:t>
+        <w:t>申请表，</w:t>
+      </w:r>
+      <w:r>
+        <w:rPr>
+          <w:rFonts w:ascii="仿宋_GB2312" w:eastAsia="仿宋_GB2312" w:hint="eastAsia"/>
+          <w:u w:val="single"/>
+        </w:rPr>
+        <w:t>签名后，扫描上传至代码托管平台。如有疑问，请联系</w:t>
+      </w:r>
+      <w:r>
+        <w:rPr>
+          <w:rFonts w:ascii="仿宋_GB2312" w:eastAsia="仿宋_GB2312" w:hint="eastAsia"/>
+          <w:u w:val="single"/>
+        </w:rPr>
+        <w:t>phenglei@126.</w:t>
+      </w:r>
+      <w:proofErr w:type="gramStart"/>
+      <w:r>
+        <w:rPr>
+          <w:rFonts w:ascii="仿宋_GB2312" w:eastAsia="仿宋_GB2312" w:hint="eastAsia"/>
+          <w:u w:val="single"/>
+        </w:rPr>
+        <w:t>com</w:t>
       </w:r>
       <w:bookmarkStart w:id="0" w:name="_GoBack"/>
       <w:bookmarkEnd w:id="0"/>
-      <w:r>
-        <w:rPr>
-          <w:rFonts w:hint="eastAsia" w:ascii="仿宋_GB2312" w:eastAsia="仿宋_GB2312"/>
-          <w:u w:val="single"/>
-        </w:rPr>
-        <w:t>至</w:t>
-      </w:r>
-      <w:r>
-        <w:rPr>
-          <w:rFonts w:hint="eastAsia" w:ascii="仿宋_GB2312" w:eastAsia="仿宋_GB2312"/>
-          <w:u w:val="single"/>
-          <w:lang w:val="en-US" w:eastAsia="zh-CN"/>
-        </w:rPr>
-        <w:t>代码托管平台。如有疑问，请联系</w:t>
-      </w:r>
-      <w:r>
-        <w:rPr>
-          <w:rFonts w:hint="eastAsia" w:ascii="仿宋_GB2312" w:eastAsia="仿宋_GB2312"/>
-          <w:u w:val="single"/>
-        </w:rPr>
-        <w:t>phenglei@126.com</w:t>
-      </w:r>
+      <w:proofErr w:type="gramEnd"/>
     </w:p>
     <w:sectPr>
-      <w:pgSz w:w="11907" w:h="16840"/>
+      <w:pgSz w:w="11907" w:h="16840" w:code="9"/>
       <w:pgMar w:top="720" w:right="720" w:bottom="720" w:left="720" w:header="851" w:footer="992" w:gutter="0"/>
-      <w:cols w:space="425" w:num="1"/>
-      <w:docGrid w:type="lines" w:linePitch="312" w:charSpace="0"/>
+      <w:cols w:space="425"/>
+      <w:docGrid w:type="lines" w:linePitch="312"/>
     </w:sectPr>
   </w:body>
 </w:document>
 </file>
 
+<file path=word/endnotes.xml><?xml version="1.0" encoding="utf-8"?>
+<w:endnotes xmlns:wpc="http://schemas.microsoft.com/office/word/2010/wordprocessingCanvas" xmlns:mc="http://schemas.openxmlformats.org/markup-compatibility/2006" xmlns:o="urn:schemas-microsoft-com:office:office" xmlns:r="http://schemas.openxmlformats.org/officeDocument/2006/relationships" xmlns:m="http://schemas.openxmlformats.org/officeDocument/2006/math" xmlns:v="urn:schemas-microsoft-com:vml" xmlns:wp14="http://schemas.microsoft.com/office/word/2010/wordprocessingDrawing" xmlns:wp="http://schemas.openxmlformats.org/drawingml/2006/wordprocessingDrawing" xmlns:w10="urn:schemas-microsoft-com:office:word" xmlns:w="http://schemas.openxmlformats.org/wordprocessingml/2006/main" xmlns:w14="http://schemas.microsoft.com/office/word/2010/wordml" xmlns:wpg="http://schemas.microsoft.com/office/word/2010/wordprocessingGroup" xmlns:wpi="http://schemas.microsoft.com/office/word/2010/wordprocessingInk" xmlns:wne="http://schemas.microsoft.com/office/word/2006/wordml" xmlns:wps="http://schemas.microsoft.com/office/word/2010/wordprocessingShape" mc:Ignorable="w14 wp14">
+  <w:endnote w:type="separator" w:id="-1">
+    <w:p>
+      <w:r>
+        <w:separator/>
+      </w:r>
+    </w:p>
+  </w:endnote>
+  <w:endnote w:type="continuationSeparator" w:id="0">
+    <w:p>
+      <w:r>
+        <w:continuationSeparator/>
+      </w:r>
+    </w:p>
+  </w:endnote>
+</w:endnotes>
+</file>
+
+<file path=word/footnotes.xml><?xml version="1.0" encoding="utf-8"?>
+<w:footnotes xmlns:wpc="http://schemas.microsoft.com/office/word/2010/wordprocessingCanvas" xmlns:mc="http://schemas.openxmlformats.org/markup-compatibility/2006" xmlns:o="urn:schemas-microsoft-com:office:office" xmlns:r="http://schemas.openxmlformats.org/officeDocument/2006/relationships" xmlns:m="http://schemas.openxmlformats.org/officeDocument/2006/math" xmlns:v="urn:schemas-microsoft-com:vml" xmlns:wp14="http://schemas.microsoft.com/office/word/2010/wordprocessingDrawing" xmlns:wp="http://schemas.openxmlformats.org/drawingml/2006/wordprocessingDrawing" xmlns:w10="urn:schemas-microsoft-com:office:word" xmlns:w="http://schemas.openxmlformats.org/wordprocessingml/2006/main" xmlns:w14="http://schemas.microsoft.com/office/word/2010/wordml" xmlns:wpg="http://schemas.microsoft.com/office/word/2010/wordprocessingGroup" xmlns:wpi="http://schemas.microsoft.com/office/word/2010/wordprocessingInk" xmlns:wne="http://schemas.microsoft.com/office/word/2006/wordml" xmlns:wps="http://schemas.microsoft.com/office/word/2010/wordprocessingShape" mc:Ignorable="w14 wp14">
+  <w:footnote w:type="separator" w:id="-1">
+    <w:p>
+      <w:r>
+        <w:separator/>
+      </w:r>
+    </w:p>
+  </w:footnote>
+  <w:footnote w:type="continuationSeparator" w:id="0">
+    <w:p>
+      <w:r>
+        <w:continuationSeparator/>
+      </w:r>
+    </w:p>
+  </w:footnote>
+</w:footnotes>
+</file>
+
 <file path=word/numbering.xml><?xml version="1.0" encoding="utf-8"?>
-<w:numbering xmlns:wpc="http://schemas.microsoft.com/office/word/2010/wordprocessingCanvas" xmlns:mc="http://schemas.openxmlformats.org/markup-compatibility/2006" xmlns:o="urn:schemas-microsoft-com:office:office" xmlns:r="http://schemas.openxmlformats.org/officeDocument/2006/relationships" xmlns:m="http://schemas.openxmlformats.org/officeDocument/2006/math" xmlns:v="urn:schemas-microsoft-com:vml" xmlns:wp14="http://schemas.microsoft.com/office/word/2010/wordprocessingDrawing" xmlns:wp="http://schemas.openxmlformats.org/drawingml/2006/wordprocessingDrawing" xmlns:w10="urn:schemas-microsoft-com:office:word" xmlns:w="http://schemas.openxmlformats.org/wordprocessingml/2006/main" xmlns:w14="http://schemas.microsoft.com/office/word/2010/wordml" xmlns:wpg="http://schemas.microsoft.com/office/word/2010/wordprocessingGroup" xmlns:wpi="http://schemas.microsoft.com/office/word/2010/wordprocessingInk" xmlns:wne="http://schemas.microsoft.com/office/word/2006/wordml" xmlns:wps="http://schemas.microsoft.com/office/word/2010/wordprocessingShape" xmlns:wpsCustomData="http://www.wps.cn/officeDocument/2013/wpsCustomData" mc:Ignorable="w14 wp14">
+<w:numbering xmlns:wpc="http://schemas.microsoft.com/office/word/2010/wordprocessingCanvas" xmlns:mc="http://schemas.openxmlformats.org/markup-compatibility/2006" xmlns:o="urn:schemas-microsoft-com:office:office" xmlns:r="http://schemas.openxmlformats.org/officeDocument/2006/relationships" xmlns:m="http://schemas.openxmlformats.org/officeDocument/2006/math" xmlns:v="urn:schemas-microsoft-com:vml" xmlns:wp14="http://schemas.microsoft.com/office/word/2010/wordprocessingDrawing" xmlns:wp="http://schemas.openxmlformats.org/drawingml/2006/wordprocessingDrawing" xmlns:w10="urn:schemas-microsoft-com:office:word" xmlns:w="http://schemas.openxmlformats.org/wordprocessingml/2006/main" xmlns:w14="http://schemas.microsoft.com/office/word/2010/wordml" xmlns:wpg="http://schemas.microsoft.com/office/word/2010/wordprocessingGroup" xmlns:wpi="http://schemas.microsoft.com/office/word/2010/wordprocessingInk" xmlns:wne="http://schemas.microsoft.com/office/word/2006/wordml" xmlns:wps="http://schemas.microsoft.com/office/word/2010/wordprocessingShape" mc:Ignorable="w14 wp14">
   <w:abstractNum w:abstractNumId="0">
     <w:nsid w:val="59165A03"/>
-    <w:multiLevelType w:val="multilevel"/>
-    <w:tmpl w:val="59165A03"/>
-    <w:lvl w:ilvl="0" w:tentative="0">
+    <w:multiLevelType w:val="hybridMultilevel"/>
+    <w:tmpl w:val="C09C966A"/>
+    <w:lvl w:ilvl="0" w:tplc="0409000F">
       <w:start w:val="1"/>
       <w:numFmt w:val="decimal"/>
       <w:lvlText w:val="%1."/>
@@ -952,7 +1553,7 @@
         <w:ind w:left="905" w:hanging="420"/>
       </w:pPr>
     </w:lvl>
-    <w:lvl w:ilvl="1" w:tentative="0">
+    <w:lvl w:ilvl="1" w:tplc="04090019" w:tentative="1">
       <w:start w:val="1"/>
       <w:numFmt w:val="lowerLetter"/>
       <w:lvlText w:val="%2)"/>
@@ -961,7 +1562,7 @@
         <w:ind w:left="1325" w:hanging="420"/>
       </w:pPr>
     </w:lvl>
-    <w:lvl w:ilvl="2" w:tentative="0">
+    <w:lvl w:ilvl="2" w:tplc="0409001B" w:tentative="1">
       <w:start w:val="1"/>
       <w:numFmt w:val="lowerRoman"/>
       <w:lvlText w:val="%3."/>
@@ -970,7 +1571,7 @@
         <w:ind w:left="1745" w:hanging="420"/>
       </w:pPr>
     </w:lvl>
-    <w:lvl w:ilvl="3" w:tentative="0">
+    <w:lvl w:ilvl="3" w:tplc="0409000F" w:tentative="1">
       <w:start w:val="1"/>
       <w:numFmt w:val="decimal"/>
       <w:lvlText w:val="%4."/>
@@ -979,7 +1580,7 @@
         <w:ind w:left="2165" w:hanging="420"/>
       </w:pPr>
     </w:lvl>
-    <w:lvl w:ilvl="4" w:tentative="0">
+    <w:lvl w:ilvl="4" w:tplc="04090019" w:tentative="1">
       <w:start w:val="1"/>
       <w:numFmt w:val="lowerLetter"/>
       <w:lvlText w:val="%5)"/>
@@ -988,7 +1589,7 @@
         <w:ind w:left="2585" w:hanging="420"/>
       </w:pPr>
     </w:lvl>
-    <w:lvl w:ilvl="5" w:tentative="0">
+    <w:lvl w:ilvl="5" w:tplc="0409001B" w:tentative="1">
       <w:start w:val="1"/>
       <w:numFmt w:val="lowerRoman"/>
       <w:lvlText w:val="%6."/>
@@ -997,7 +1598,7 @@
         <w:ind w:left="3005" w:hanging="420"/>
       </w:pPr>
     </w:lvl>
-    <w:lvl w:ilvl="6" w:tentative="0">
+    <w:lvl w:ilvl="6" w:tplc="0409000F" w:tentative="1">
       <w:start w:val="1"/>
       <w:numFmt w:val="decimal"/>
       <w:lvlText w:val="%7."/>
@@ -1006,7 +1607,7 @@
         <w:ind w:left="3425" w:hanging="420"/>
       </w:pPr>
     </w:lvl>
-    <w:lvl w:ilvl="7" w:tentative="0">
+    <w:lvl w:ilvl="7" w:tplc="04090019" w:tentative="1">
       <w:start w:val="1"/>
       <w:numFmt w:val="lowerLetter"/>
       <w:lvlText w:val="%8)"/>
@@ -1015,7 +1616,7 @@
         <w:ind w:left="3845" w:hanging="420"/>
       </w:pPr>
     </w:lvl>
-    <w:lvl w:ilvl="8" w:tentative="0">
+    <w:lvl w:ilvl="8" w:tplc="0409001B" w:tentative="1">
       <w:start w:val="1"/>
       <w:numFmt w:val="lowerRoman"/>
       <w:lvlText w:val="%9."/>
@@ -1032,294 +1633,185 @@
 </file>
 
 <file path=word/styles.xml><?xml version="1.0" encoding="utf-8"?>
-<w:styles xmlns:mc="http://schemas.openxmlformats.org/markup-compatibility/2006" xmlns:o="urn:schemas-microsoft-com:office:office" xmlns:r="http://schemas.openxmlformats.org/officeDocument/2006/relationships" xmlns:m="http://schemas.openxmlformats.org/officeDocument/2006/math" xmlns:v="urn:schemas-microsoft-com:vml" xmlns:w="http://schemas.openxmlformats.org/wordprocessingml/2006/main" xmlns:w14="http://schemas.microsoft.com/office/word/2010/wordml" xmlns:w10="urn:schemas-microsoft-com:office:word" xmlns:sl="http://schemas.openxmlformats.org/schemaLibrary/2006/main" xmlns:wpsCustomData="http://www.wps.cn/officeDocument/2013/wpsCustomData" mc:Ignorable="w14">
+<w:styles xmlns:mc="http://schemas.openxmlformats.org/markup-compatibility/2006" xmlns:r="http://schemas.openxmlformats.org/officeDocument/2006/relationships" xmlns:w="http://schemas.openxmlformats.org/wordprocessingml/2006/main" xmlns:w14="http://schemas.microsoft.com/office/word/2010/wordml" mc:Ignorable="w14">
   <w:docDefaults>
     <w:rPrDefault>
       <w:rPr>
-        <w:rFonts w:asciiTheme="minorHAnsi" w:hAnsiTheme="minorHAnsi" w:eastAsiaTheme="minorEastAsia" w:cstheme="minorBidi"/>
+        <w:rFonts w:asciiTheme="minorHAnsi" w:eastAsiaTheme="minorEastAsia" w:hAnsiTheme="minorHAnsi" w:cstheme="minorBidi"/>
+        <w:kern w:val="2"/>
+        <w:sz w:val="21"/>
+        <w:szCs w:val="22"/>
+        <w:lang w:val="en-US" w:eastAsia="zh-CN" w:bidi="ar-SA"/>
       </w:rPr>
     </w:rPrDefault>
     <w:pPrDefault/>
   </w:docDefaults>
-  <w:latentStyles w:count="260" w:defQFormat="0" w:defUnhideWhenUsed="1" w:defSemiHidden="1" w:defUIPriority="99" w:defLockedState="0">
-    <w:lsdException w:qFormat="1" w:unhideWhenUsed="0" w:uiPriority="0" w:semiHidden="0" w:name="Normal"/>
-    <w:lsdException w:qFormat="1" w:unhideWhenUsed="0" w:uiPriority="9" w:semiHidden="0" w:name="heading 1"/>
-    <w:lsdException w:qFormat="1" w:uiPriority="9" w:name="heading 2"/>
-    <w:lsdException w:qFormat="1" w:uiPriority="9" w:name="heading 3"/>
-    <w:lsdException w:qFormat="1" w:uiPriority="9" w:name="heading 4"/>
-    <w:lsdException w:qFormat="1" w:uiPriority="9" w:name="heading 5"/>
-    <w:lsdException w:qFormat="1" w:uiPriority="9" w:name="heading 6"/>
-    <w:lsdException w:qFormat="1" w:uiPriority="9" w:name="heading 7"/>
-    <w:lsdException w:qFormat="1" w:uiPriority="9" w:name="heading 8"/>
-    <w:lsdException w:qFormat="1" w:uiPriority="9" w:name="heading 9"/>
-    <w:lsdException w:uiPriority="99" w:name="index 1"/>
-    <w:lsdException w:uiPriority="99" w:name="index 2"/>
-    <w:lsdException w:uiPriority="99" w:name="index 3"/>
-    <w:lsdException w:uiPriority="99" w:name="index 4"/>
-    <w:lsdException w:uiPriority="99" w:name="index 5"/>
-    <w:lsdException w:uiPriority="99" w:name="index 6"/>
-    <w:lsdException w:uiPriority="99" w:name="index 7"/>
-    <w:lsdException w:uiPriority="99" w:name="index 8"/>
-    <w:lsdException w:uiPriority="99" w:name="index 9"/>
-    <w:lsdException w:uiPriority="39" w:name="toc 1"/>
-    <w:lsdException w:uiPriority="39" w:name="toc 2"/>
-    <w:lsdException w:uiPriority="39" w:name="toc 3"/>
-    <w:lsdException w:uiPriority="39" w:name="toc 4"/>
-    <w:lsdException w:uiPriority="39" w:name="toc 5"/>
-    <w:lsdException w:uiPriority="39" w:name="toc 6"/>
-    <w:lsdException w:uiPriority="39" w:name="toc 7"/>
-    <w:lsdException w:uiPriority="39" w:name="toc 8"/>
-    <w:lsdException w:uiPriority="39" w:name="toc 9"/>
-    <w:lsdException w:uiPriority="99" w:name="Normal Indent"/>
-    <w:lsdException w:uiPriority="99" w:name="footnote text"/>
-    <w:lsdException w:uiPriority="99" w:name="annotation text"/>
-    <w:lsdException w:uiPriority="99" w:semiHidden="0" w:name="header"/>
-    <w:lsdException w:uiPriority="99" w:semiHidden="0" w:name="footer"/>
-    <w:lsdException w:uiPriority="99" w:name="index heading"/>
-    <w:lsdException w:qFormat="1" w:uiPriority="35" w:name="caption"/>
-    <w:lsdException w:uiPriority="99" w:name="table of figures"/>
-    <w:lsdException w:uiPriority="99" w:name="envelope address"/>
-    <w:lsdException w:uiPriority="99" w:name="envelope return"/>
-    <w:lsdException w:uiPriority="99" w:name="footnote reference"/>
-    <w:lsdException w:uiPriority="99" w:name="annotation reference"/>
-    <w:lsdException w:uiPriority="99" w:name="line number"/>
-    <w:lsdException w:uiPriority="99" w:name="page number"/>
-    <w:lsdException w:uiPriority="99" w:name="endnote reference"/>
-    <w:lsdException w:uiPriority="99" w:name="endnote text"/>
-    <w:lsdException w:uiPriority="99" w:name="table of authorities"/>
-    <w:lsdException w:uiPriority="99" w:name="macro"/>
-    <w:lsdException w:uiPriority="99" w:name="toa heading"/>
-    <w:lsdException w:uiPriority="99" w:name="List"/>
-    <w:lsdException w:uiPriority="99" w:name="List Bullet"/>
-    <w:lsdException w:uiPriority="99" w:name="List Number"/>
-    <w:lsdException w:uiPriority="99" w:name="List 2"/>
-    <w:lsdException w:uiPriority="99" w:name="List 3"/>
-    <w:lsdException w:uiPriority="99" w:name="List 4"/>
-    <w:lsdException w:uiPriority="99" w:name="List 5"/>
-    <w:lsdException w:uiPriority="99" w:name="List Bullet 2"/>
-    <w:lsdException w:uiPriority="99" w:name="List Bullet 3"/>
-    <w:lsdException w:uiPriority="99" w:name="List Bullet 4"/>
-    <w:lsdException w:uiPriority="99" w:name="List Bullet 5"/>
-    <w:lsdException w:uiPriority="99" w:name="List Number 2"/>
-    <w:lsdException w:uiPriority="99" w:name="List Number 3"/>
-    <w:lsdException w:uiPriority="99" w:name="List Number 4"/>
-    <w:lsdException w:uiPriority="99" w:name="List Number 5"/>
-    <w:lsdException w:qFormat="1" w:unhideWhenUsed="0" w:uiPriority="10" w:semiHidden="0" w:name="Title"/>
-    <w:lsdException w:uiPriority="99" w:name="Closing"/>
-    <w:lsdException w:uiPriority="99" w:name="Signature"/>
-    <w:lsdException w:uiPriority="1" w:name="Default Paragraph Font"/>
-    <w:lsdException w:uiPriority="99" w:name="Body Text"/>
-    <w:lsdException w:unhideWhenUsed="0" w:uiPriority="0" w:semiHidden="0" w:name="Body Text Indent"/>
-    <w:lsdException w:uiPriority="99" w:name="List Continue"/>
-    <w:lsdException w:uiPriority="99" w:name="List Continue 2"/>
-    <w:lsdException w:uiPriority="99" w:name="List Continue 3"/>
-    <w:lsdException w:uiPriority="99" w:name="List Continue 4"/>
-    <w:lsdException w:uiPriority="99" w:name="List Continue 5"/>
-    <w:lsdException w:uiPriority="99" w:name="Message Header"/>
-    <w:lsdException w:qFormat="1" w:unhideWhenUsed="0" w:uiPriority="11" w:semiHidden="0" w:name="Subtitle"/>
-    <w:lsdException w:uiPriority="99" w:name="Salutation"/>
-    <w:lsdException w:uiPriority="99" w:name="Date"/>
-    <w:lsdException w:uiPriority="99" w:name="Body Text First Indent"/>
-    <w:lsdException w:uiPriority="99" w:name="Body Text First Indent 2"/>
-    <w:lsdException w:uiPriority="99" w:name="Note Heading"/>
-    <w:lsdException w:uiPriority="99" w:name="Body Text 2"/>
-    <w:lsdException w:uiPriority="99" w:name="Body Text 3"/>
-    <w:lsdException w:uiPriority="99" w:name="Body Text Indent 2"/>
-    <w:lsdException w:uiPriority="99" w:name="Body Text Indent 3"/>
-    <w:lsdException w:uiPriority="99" w:name="Block Text"/>
-    <w:lsdException w:uiPriority="99" w:semiHidden="0" w:name="Hyperlink"/>
-    <w:lsdException w:uiPriority="99" w:name="FollowedHyperlink"/>
-    <w:lsdException w:qFormat="1" w:unhideWhenUsed="0" w:uiPriority="22" w:semiHidden="0" w:name="Strong"/>
-    <w:lsdException w:qFormat="1" w:unhideWhenUsed="0" w:uiPriority="20" w:semiHidden="0" w:name="Emphasis"/>
-    <w:lsdException w:uiPriority="99" w:name="Document Map"/>
-    <w:lsdException w:uiPriority="99" w:name="Plain Text"/>
-    <w:lsdException w:uiPriority="99" w:name="E-mail Signature"/>
-    <w:lsdException w:uiPriority="99" w:name="Normal (Web)"/>
-    <w:lsdException w:uiPriority="99" w:name="HTML Acronym"/>
-    <w:lsdException w:uiPriority="99" w:name="HTML Address"/>
-    <w:lsdException w:uiPriority="99" w:name="HTML Cite"/>
-    <w:lsdException w:uiPriority="99" w:name="HTML Code"/>
-    <w:lsdException w:uiPriority="99" w:name="HTML Definition"/>
-    <w:lsdException w:uiPriority="99" w:name="HTML Keyboard"/>
-    <w:lsdException w:uiPriority="99" w:name="HTML Preformatted"/>
-    <w:lsdException w:uiPriority="99" w:name="HTML Sample"/>
-    <w:lsdException w:uiPriority="99" w:name="HTML Typewriter"/>
-    <w:lsdException w:uiPriority="99" w:name="HTML Variable"/>
-    <w:lsdException w:uiPriority="99" w:name="Normal Table"/>
-    <w:lsdException w:uiPriority="99" w:name="annotation subject"/>
-    <w:lsdException w:uiPriority="99" w:name="Table Simple 1"/>
-    <w:lsdException w:uiPriority="99" w:name="Table Simple 2"/>
-    <w:lsdException w:uiPriority="99" w:name="Table Simple 3"/>
-    <w:lsdException w:uiPriority="99" w:name="Table Classic 1"/>
-    <w:lsdException w:uiPriority="99" w:name="Table Classic 2"/>
-    <w:lsdException w:uiPriority="99" w:name="Table Classic 3"/>
-    <w:lsdException w:uiPriority="99" w:name="Table Classic 4"/>
-    <w:lsdException w:uiPriority="99" w:name="Table Colorful 1"/>
-    <w:lsdException w:uiPriority="99" w:name="Table Colorful 2"/>
-    <w:lsdException w:uiPriority="99" w:name="Table Colorful 3"/>
-    <w:lsdException w:uiPriority="99" w:name="Table Columns 1"/>
-    <w:lsdException w:uiPriority="99" w:name="Table Columns 2"/>
-    <w:lsdException w:uiPriority="99" w:name="Table Columns 3"/>
-    <w:lsdException w:uiPriority="99" w:name="Table Columns 4"/>
-    <w:lsdException w:uiPriority="99" w:name="Table Columns 5"/>
-    <w:lsdException w:uiPriority="99" w:name="Table Grid 1"/>
-    <w:lsdException w:uiPriority="99" w:name="Table Grid 2"/>
-    <w:lsdException w:uiPriority="99" w:name="Table Grid 3"/>
-    <w:lsdException w:uiPriority="99" w:name="Table Grid 4"/>
-    <w:lsdException w:uiPriority="99" w:name="Table Grid 5"/>
-    <w:lsdException w:uiPriority="99" w:name="Table Grid 6"/>
-    <w:lsdException w:uiPriority="99" w:name="Table Grid 7"/>
-    <w:lsdException w:uiPriority="99" w:name="Table Grid 8"/>
-    <w:lsdException w:uiPriority="99" w:name="Table List 1"/>
-    <w:lsdException w:uiPriority="99" w:name="Table List 2"/>
-    <w:lsdException w:uiPriority="99" w:name="Table List 3"/>
-    <w:lsdException w:uiPriority="99" w:name="Table List 4"/>
-    <w:lsdException w:uiPriority="99" w:name="Table List 5"/>
-    <w:lsdException w:uiPriority="99" w:name="Table List 6"/>
-    <w:lsdException w:uiPriority="99" w:name="Table List 7"/>
-    <w:lsdException w:uiPriority="99" w:name="Table List 8"/>
-    <w:lsdException w:uiPriority="99" w:name="Table 3D effects 1"/>
-    <w:lsdException w:uiPriority="99" w:name="Table 3D effects 2"/>
-    <w:lsdException w:uiPriority="99" w:name="Table 3D effects 3"/>
-    <w:lsdException w:uiPriority="99" w:name="Table Contemporary"/>
-    <w:lsdException w:uiPriority="99" w:name="Table Elegant"/>
-    <w:lsdException w:uiPriority="99" w:name="Table Professional"/>
-    <w:lsdException w:uiPriority="99" w:name="Table Subtle 1"/>
-    <w:lsdException w:uiPriority="99" w:name="Table Subtle 2"/>
-    <w:lsdException w:uiPriority="99" w:name="Table Web 1"/>
-    <w:lsdException w:uiPriority="99" w:name="Table Web 2"/>
-    <w:lsdException w:uiPriority="99" w:name="Table Web 3"/>
-    <w:lsdException w:uiPriority="99" w:name="Balloon Text"/>
-    <w:lsdException w:unhideWhenUsed="0" w:uiPriority="59" w:semiHidden="0" w:name="Table Grid"/>
-    <w:lsdException w:uiPriority="99" w:name="Table Theme"/>
-    <w:lsdException w:unhideWhenUsed="0" w:uiPriority="60" w:semiHidden="0" w:name="Light Shading"/>
-    <w:lsdException w:unhideWhenUsed="0" w:uiPriority="61" w:semiHidden="0" w:name="Light List"/>
-    <w:lsdException w:unhideWhenUsed="0" w:uiPriority="62" w:semiHidden="0" w:name="Light Grid"/>
-    <w:lsdException w:unhideWhenUsed="0" w:uiPriority="63" w:semiHidden="0" w:name="Medium Shading 1"/>
-    <w:lsdException w:unhideWhenUsed="0" w:uiPriority="64" w:semiHidden="0" w:name="Medium Shading 2"/>
-    <w:lsdException w:unhideWhenUsed="0" w:uiPriority="65" w:semiHidden="0" w:name="Medium List 1"/>
-    <w:lsdException w:unhideWhenUsed="0" w:uiPriority="66" w:semiHidden="0" w:name="Medium List 2"/>
-    <w:lsdException w:unhideWhenUsed="0" w:uiPriority="67" w:semiHidden="0" w:name="Medium Grid 1"/>
-    <w:lsdException w:unhideWhenUsed="0" w:uiPriority="68" w:semiHidden="0" w:name="Medium Grid 2"/>
-    <w:lsdException w:unhideWhenUsed="0" w:uiPriority="69" w:semiHidden="0" w:name="Medium Grid 3"/>
-    <w:lsdException w:unhideWhenUsed="0" w:uiPriority="70" w:semiHidden="0" w:name="Dark List"/>
-    <w:lsdException w:unhideWhenUsed="0" w:uiPriority="71" w:semiHidden="0" w:name="Colorful Shading"/>
-    <w:lsdException w:unhideWhenUsed="0" w:uiPriority="72" w:semiHidden="0" w:name="Colorful List"/>
-    <w:lsdException w:unhideWhenUsed="0" w:uiPriority="73" w:semiHidden="0" w:name="Colorful Grid"/>
-    <w:lsdException w:unhideWhenUsed="0" w:uiPriority="60" w:semiHidden="0" w:name="Light Shading Accent 1"/>
-    <w:lsdException w:unhideWhenUsed="0" w:uiPriority="61" w:semiHidden="0" w:name="Light List Accent 1"/>
-    <w:lsdException w:unhideWhenUsed="0" w:uiPriority="62" w:semiHidden="0" w:name="Light Grid Accent 1"/>
-    <w:lsdException w:unhideWhenUsed="0" w:uiPriority="63" w:semiHidden="0" w:name="Medium Shading 1 Accent 1"/>
-    <w:lsdException w:unhideWhenUsed="0" w:uiPriority="64" w:semiHidden="0" w:name="Medium Shading 2 Accent 1"/>
-    <w:lsdException w:unhideWhenUsed="0" w:uiPriority="65" w:semiHidden="0" w:name="Medium List 1 Accent 1"/>
-    <w:lsdException w:qFormat="1" w:unhideWhenUsed="0" w:uiPriority="34" w:semiHidden="0" w:name="List Paragraph"/>
-    <w:lsdException w:unhideWhenUsed="0" w:uiPriority="66" w:semiHidden="0" w:name="Medium List 2 Accent 1"/>
-    <w:lsdException w:unhideWhenUsed="0" w:uiPriority="67" w:semiHidden="0" w:name="Medium Grid 1 Accent 1"/>
-    <w:lsdException w:unhideWhenUsed="0" w:uiPriority="68" w:semiHidden="0" w:name="Medium Grid 2 Accent 1"/>
-    <w:lsdException w:unhideWhenUsed="0" w:uiPriority="69" w:semiHidden="0" w:name="Medium Grid 3 Accent 1"/>
-    <w:lsdException w:unhideWhenUsed="0" w:uiPriority="70" w:semiHidden="0" w:name="Dark List Accent 1"/>
-    <w:lsdException w:unhideWhenUsed="0" w:uiPriority="71" w:semiHidden="0" w:name="Colorful Shading Accent 1"/>
-    <w:lsdException w:unhideWhenUsed="0" w:uiPriority="72" w:semiHidden="0" w:name="Colorful List Accent 1"/>
-    <w:lsdException w:unhideWhenUsed="0" w:uiPriority="73" w:semiHidden="0" w:name="Colorful Grid Accent 1"/>
-    <w:lsdException w:unhideWhenUsed="0" w:uiPriority="60" w:semiHidden="0" w:name="Light Shading Accent 2"/>
-    <w:lsdException w:unhideWhenUsed="0" w:uiPriority="61" w:semiHidden="0" w:name="Light List Accent 2"/>
-    <w:lsdException w:unhideWhenUsed="0" w:uiPriority="62" w:semiHidden="0" w:name="Light Grid Accent 2"/>
-    <w:lsdException w:unhideWhenUsed="0" w:uiPriority="63" w:semiHidden="0" w:name="Medium Shading 1 Accent 2"/>
-    <w:lsdException w:unhideWhenUsed="0" w:uiPriority="64" w:semiHidden="0" w:name="Medium Shading 2 Accent 2"/>
-    <w:lsdException w:unhideWhenUsed="0" w:uiPriority="65" w:semiHidden="0" w:name="Medium List 1 Accent 2"/>
-    <w:lsdException w:unhideWhenUsed="0" w:uiPriority="66" w:semiHidden="0" w:name="Medium List 2 Accent 2"/>
-    <w:lsdException w:unhideWhenUsed="0" w:uiPriority="67" w:semiHidden="0" w:name="Medium Grid 1 Accent 2"/>
-    <w:lsdException w:unhideWhenUsed="0" w:uiPriority="68" w:semiHidden="0" w:name="Medium Grid 2 Accent 2"/>
-    <w:lsdException w:unhideWhenUsed="0" w:uiPriority="69" w:semiHidden="0" w:name="Medium Grid 3 Accent 2"/>
-    <w:lsdException w:unhideWhenUsed="0" w:uiPriority="70" w:semiHidden="0" w:name="Dark List Accent 2"/>
-    <w:lsdException w:unhideWhenUsed="0" w:uiPriority="71" w:semiHidden="0" w:name="Colorful Shading Accent 2"/>
-    <w:lsdException w:unhideWhenUsed="0" w:uiPriority="72" w:semiHidden="0" w:name="Colorful List Accent 2"/>
-    <w:lsdException w:unhideWhenUsed="0" w:uiPriority="73" w:semiHidden="0" w:name="Colorful Grid Accent 2"/>
-    <w:lsdException w:unhideWhenUsed="0" w:uiPriority="60" w:semiHidden="0" w:name="Light Shading Accent 3"/>
-    <w:lsdException w:unhideWhenUsed="0" w:uiPriority="61" w:semiHidden="0" w:name="Light List Accent 3"/>
-    <w:lsdException w:unhideWhenUsed="0" w:uiPriority="62" w:semiHidden="0" w:name="Light Grid Accent 3"/>
-    <w:lsdException w:unhideWhenUsed="0" w:uiPriority="63" w:semiHidden="0" w:name="Medium Shading 1 Accent 3"/>
-    <w:lsdException w:unhideWhenUsed="0" w:uiPriority="64" w:semiHidden="0" w:name="Medium Shading 2 Accent 3"/>
-    <w:lsdException w:unhideWhenUsed="0" w:uiPriority="65" w:semiHidden="0" w:name="Medium List 1 Accent 3"/>
-    <w:lsdException w:unhideWhenUsed="0" w:uiPriority="66" w:semiHidden="0" w:name="Medium List 2 Accent 3"/>
-    <w:lsdException w:unhideWhenUsed="0" w:uiPriority="67" w:semiHidden="0" w:name="Medium Grid 1 Accent 3"/>
-    <w:lsdException w:unhideWhenUsed="0" w:uiPriority="68" w:semiHidden="0" w:name="Medium Grid 2 Accent 3"/>
-    <w:lsdException w:unhideWhenUsed="0" w:uiPriority="69" w:semiHidden="0" w:name="Medium Grid 3 Accent 3"/>
-    <w:lsdException w:unhideWhenUsed="0" w:uiPriority="70" w:semiHidden="0" w:name="Dark List Accent 3"/>
-    <w:lsdException w:unhideWhenUsed="0" w:uiPriority="71" w:semiHidden="0" w:name="Colorful Shading Accent 3"/>
-    <w:lsdException w:unhideWhenUsed="0" w:uiPriority="72" w:semiHidden="0" w:name="Colorful List Accent 3"/>
-    <w:lsdException w:unhideWhenUsed="0" w:uiPriority="73" w:semiHidden="0" w:name="Colorful Grid Accent 3"/>
-    <w:lsdException w:unhideWhenUsed="0" w:uiPriority="60" w:semiHidden="0" w:name="Light Shading Accent 4"/>
-    <w:lsdException w:unhideWhenUsed="0" w:uiPriority="61" w:semiHidden="0" w:name="Light List Accent 4"/>
-    <w:lsdException w:unhideWhenUsed="0" w:uiPriority="62" w:semiHidden="0" w:name="Light Grid Accent 4"/>
-    <w:lsdException w:unhideWhenUsed="0" w:uiPriority="63" w:semiHidden="0" w:name="Medium Shading 1 Accent 4"/>
-    <w:lsdException w:unhideWhenUsed="0" w:uiPriority="64" w:semiHidden="0" w:name="Medium Shading 2 Accent 4"/>
-    <w:lsdException w:unhideWhenUsed="0" w:uiPriority="65" w:semiHidden="0" w:name="Medium List 1 Accent 4"/>
-    <w:lsdException w:unhideWhenUsed="0" w:uiPriority="66" w:semiHidden="0" w:name="Medium List 2 Accent 4"/>
-    <w:lsdException w:unhideWhenUsed="0" w:uiPriority="67" w:semiHidden="0" w:name="Medium Grid 1 Accent 4"/>
-    <w:lsdException w:unhideWhenUsed="0" w:uiPriority="68" w:semiHidden="0" w:name="Medium Grid 2 Accent 4"/>
-    <w:lsdException w:unhideWhenUsed="0" w:uiPriority="69" w:semiHidden="0" w:name="Medium Grid 3 Accent 4"/>
-    <w:lsdException w:unhideWhenUsed="0" w:uiPriority="70" w:semiHidden="0" w:name="Dark List Accent 4"/>
-    <w:lsdException w:unhideWhenUsed="0" w:uiPriority="71" w:semiHidden="0" w:name="Colorful Shading Accent 4"/>
-    <w:lsdException w:unhideWhenUsed="0" w:uiPriority="72" w:semiHidden="0" w:name="Colorful List Accent 4"/>
-    <w:lsdException w:unhideWhenUsed="0" w:uiPriority="73" w:semiHidden="0" w:name="Colorful Grid Accent 4"/>
-    <w:lsdException w:unhideWhenUsed="0" w:uiPriority="60" w:semiHidden="0" w:name="Light Shading Accent 5"/>
-    <w:lsdException w:unhideWhenUsed="0" w:uiPriority="61" w:semiHidden="0" w:name="Light List Accent 5"/>
-    <w:lsdException w:unhideWhenUsed="0" w:uiPriority="62" w:semiHidden="0" w:name="Light Grid Accent 5"/>
-    <w:lsdException w:unhideWhenUsed="0" w:uiPriority="63" w:semiHidden="0" w:name="Medium Shading 1 Accent 5"/>
-    <w:lsdException w:unhideWhenUsed="0" w:uiPriority="64" w:semiHidden="0" w:name="Medium Shading 2 Accent 5"/>
-    <w:lsdException w:unhideWhenUsed="0" w:uiPriority="65" w:semiHidden="0" w:name="Medium List 1 Accent 5"/>
-    <w:lsdException w:unhideWhenUsed="0" w:uiPriority="66" w:semiHidden="0" w:name="Medium List 2 Accent 5"/>
-    <w:lsdException w:unhideWhenUsed="0" w:uiPriority="67" w:semiHidden="0" w:name="Medium Grid 1 Accent 5"/>
-    <w:lsdException w:unhideWhenUsed="0" w:uiPriority="68" w:semiHidden="0" w:name="Medium Grid 2 Accent 5"/>
-    <w:lsdException w:unhideWhenUsed="0" w:uiPriority="69" w:semiHidden="0" w:name="Medium Grid 3 Accent 5"/>
-    <w:lsdException w:unhideWhenUsed="0" w:uiPriority="70" w:semiHidden="0" w:name="Dark List Accent 5"/>
-    <w:lsdException w:unhideWhenUsed="0" w:uiPriority="71" w:semiHidden="0" w:name="Colorful Shading Accent 5"/>
-    <w:lsdException w:unhideWhenUsed="0" w:uiPriority="72" w:semiHidden="0" w:name="Colorful List Accent 5"/>
-    <w:lsdException w:unhideWhenUsed="0" w:uiPriority="73" w:semiHidden="0" w:name="Colorful Grid Accent 5"/>
-    <w:lsdException w:unhideWhenUsed="0" w:uiPriority="60" w:semiHidden="0" w:name="Light Shading Accent 6"/>
-    <w:lsdException w:unhideWhenUsed="0" w:uiPriority="61" w:semiHidden="0" w:name="Light List Accent 6"/>
-    <w:lsdException w:unhideWhenUsed="0" w:uiPriority="62" w:semiHidden="0" w:name="Light Grid Accent 6"/>
-    <w:lsdException w:unhideWhenUsed="0" w:uiPriority="63" w:semiHidden="0" w:name="Medium Shading 1 Accent 6"/>
-    <w:lsdException w:unhideWhenUsed="0" w:uiPriority="64" w:semiHidden="0" w:name="Medium Shading 2 Accent 6"/>
-    <w:lsdException w:unhideWhenUsed="0" w:uiPriority="65" w:semiHidden="0" w:name="Medium List 1 Accent 6"/>
-    <w:lsdException w:unhideWhenUsed="0" w:uiPriority="66" w:semiHidden="0" w:name="Medium List 2 Accent 6"/>
-    <w:lsdException w:unhideWhenUsed="0" w:uiPriority="67" w:semiHidden="0" w:name="Medium Grid 1 Accent 6"/>
-    <w:lsdException w:unhideWhenUsed="0" w:uiPriority="68" w:semiHidden="0" w:name="Medium Grid 2 Accent 6"/>
-    <w:lsdException w:unhideWhenUsed="0" w:uiPriority="69" w:semiHidden="0" w:name="Medium Grid 3 Accent 6"/>
-    <w:lsdException w:unhideWhenUsed="0" w:uiPriority="70" w:semiHidden="0" w:name="Dark List Accent 6"/>
-    <w:lsdException w:unhideWhenUsed="0" w:uiPriority="71" w:semiHidden="0" w:name="Colorful Shading Accent 6"/>
-    <w:lsdException w:unhideWhenUsed="0" w:uiPriority="72" w:semiHidden="0" w:name="Colorful List Accent 6"/>
-    <w:lsdException w:unhideWhenUsed="0" w:uiPriority="73" w:semiHidden="0" w:name="Colorful Grid Accent 6"/>
+  <w:latentStyles w:defLockedState="0" w:defUIPriority="99" w:defSemiHidden="1" w:defUnhideWhenUsed="1" w:defQFormat="0" w:count="267">
+    <w:lsdException w:name="Normal" w:semiHidden="0" w:uiPriority="0" w:unhideWhenUsed="0" w:qFormat="1"/>
+    <w:lsdException w:name="heading 1" w:semiHidden="0" w:uiPriority="9" w:unhideWhenUsed="0" w:qFormat="1"/>
+    <w:lsdException w:name="heading 2" w:uiPriority="9" w:qFormat="1"/>
+    <w:lsdException w:name="heading 3" w:uiPriority="9" w:qFormat="1"/>
+    <w:lsdException w:name="heading 4" w:uiPriority="9" w:qFormat="1"/>
+    <w:lsdException w:name="heading 5" w:uiPriority="9" w:qFormat="1"/>
+    <w:lsdException w:name="heading 6" w:uiPriority="9" w:qFormat="1"/>
+    <w:lsdException w:name="heading 7" w:uiPriority="9" w:qFormat="1"/>
+    <w:lsdException w:name="heading 8" w:uiPriority="9" w:qFormat="1"/>
+    <w:lsdException w:name="heading 9" w:uiPriority="9" w:qFormat="1"/>
+    <w:lsdException w:name="toc 1" w:uiPriority="39"/>
+    <w:lsdException w:name="toc 2" w:uiPriority="39"/>
+    <w:lsdException w:name="toc 3" w:uiPriority="39"/>
+    <w:lsdException w:name="toc 4" w:uiPriority="39"/>
+    <w:lsdException w:name="toc 5" w:uiPriority="39"/>
+    <w:lsdException w:name="toc 6" w:uiPriority="39"/>
+    <w:lsdException w:name="toc 7" w:uiPriority="39"/>
+    <w:lsdException w:name="toc 8" w:uiPriority="39"/>
+    <w:lsdException w:name="toc 9" w:uiPriority="39"/>
+    <w:lsdException w:name="caption" w:uiPriority="35" w:qFormat="1"/>
+    <w:lsdException w:name="Title" w:semiHidden="0" w:uiPriority="10" w:unhideWhenUsed="0" w:qFormat="1"/>
+    <w:lsdException w:name="Default Paragraph Font" w:uiPriority="1"/>
+    <w:lsdException w:name="Body Text Indent" w:uiPriority="0"/>
+    <w:lsdException w:name="Subtitle" w:semiHidden="0" w:uiPriority="11" w:unhideWhenUsed="0" w:qFormat="1"/>
+    <w:lsdException w:name="Strong" w:semiHidden="0" w:uiPriority="22" w:unhideWhenUsed="0" w:qFormat="1"/>
+    <w:lsdException w:name="Emphasis" w:semiHidden="0" w:uiPriority="20" w:unhideWhenUsed="0" w:qFormat="1"/>
+    <w:lsdException w:name="Table Grid" w:semiHidden="0" w:uiPriority="59" w:unhideWhenUsed="0"/>
+    <w:lsdException w:name="Placeholder Text" w:unhideWhenUsed="0"/>
+    <w:lsdException w:name="No Spacing" w:semiHidden="0" w:uiPriority="1" w:unhideWhenUsed="0" w:qFormat="1"/>
+    <w:lsdException w:name="Light Shading" w:semiHidden="0" w:uiPriority="60" w:unhideWhenUsed="0"/>
+    <w:lsdException w:name="Light List" w:semiHidden="0" w:uiPriority="61" w:unhideWhenUsed="0"/>
+    <w:lsdException w:name="Light Grid" w:semiHidden="0" w:uiPriority="62" w:unhideWhenUsed="0"/>
+    <w:lsdException w:name="Medium Shading 1" w:semiHidden="0" w:uiPriority="63" w:unhideWhenUsed="0"/>
+    <w:lsdException w:name="Medium Shading 2" w:semiHidden="0" w:uiPriority="64" w:unhideWhenUsed="0"/>
+    <w:lsdException w:name="Medium List 1" w:semiHidden="0" w:uiPriority="65" w:unhideWhenUsed="0"/>
+    <w:lsdException w:name="Medium List 2" w:semiHidden="0" w:uiPriority="66" w:unhideWhenUsed="0"/>
+    <w:lsdException w:name="Medium Grid 1" w:semiHidden="0" w:uiPriority="67" w:unhideWhenUsed="0"/>
+    <w:lsdException w:name="Medium Grid 2" w:semiHidden="0" w:uiPriority="68" w:unhideWhenUsed="0"/>
+    <w:lsdException w:name="Medium Grid 3" w:semiHidden="0" w:uiPriority="69" w:unhideWhenUsed="0"/>
+    <w:lsdException w:name="Dark List" w:semiHidden="0" w:uiPriority="70" w:unhideWhenUsed="0"/>
+    <w:lsdException w:name="Colorful Shading" w:semiHidden="0" w:uiPriority="71" w:unhideWhenUsed="0"/>
+    <w:lsdException w:name="Colorful List" w:semiHidden="0" w:uiPriority="72" w:unhideWhenUsed="0"/>
+    <w:lsdException w:name="Colorful Grid" w:semiHidden="0" w:uiPriority="73" w:unhideWhenUsed="0"/>
+    <w:lsdException w:name="Light Shading Accent 1" w:semiHidden="0" w:uiPriority="60" w:unhideWhenUsed="0"/>
+    <w:lsdException w:name="Light List Accent 1" w:semiHidden="0" w:uiPriority="61" w:unhideWhenUsed="0"/>
+    <w:lsdException w:name="Light Grid Accent 1" w:semiHidden="0" w:uiPriority="62" w:unhideWhenUsed="0"/>
+    <w:lsdException w:name="Medium Shading 1 Accent 1" w:semiHidden="0" w:uiPriority="63" w:unhideWhenUsed="0"/>
+    <w:lsdException w:name="Medium Shading 2 Accent 1" w:semiHidden="0" w:uiPriority="64" w:unhideWhenUsed="0"/>
+    <w:lsdException w:name="Medium List 1 Accent 1" w:semiHidden="0" w:uiPriority="65" w:unhideWhenUsed="0"/>
+    <w:lsdException w:name="Revision" w:unhideWhenUsed="0"/>
+    <w:lsdException w:name="List Paragraph" w:semiHidden="0" w:uiPriority="34" w:unhideWhenUsed="0" w:qFormat="1"/>
+    <w:lsdException w:name="Quote" w:semiHidden="0" w:uiPriority="29" w:unhideWhenUsed="0" w:qFormat="1"/>
+    <w:lsdException w:name="Intense Quote" w:semiHidden="0" w:uiPriority="30" w:unhideWhenUsed="0" w:qFormat="1"/>
+    <w:lsdException w:name="Medium List 2 Accent 1" w:semiHidden="0" w:uiPriority="66" w:unhideWhenUsed="0"/>
+    <w:lsdException w:name="Medium Grid 1 Accent 1" w:semiHidden="0" w:uiPriority="67" w:unhideWhenUsed="0"/>
+    <w:lsdException w:name="Medium Grid 2 Accent 1" w:semiHidden="0" w:uiPriority="68" w:unhideWhenUsed="0"/>
+    <w:lsdException w:name="Medium Grid 3 Accent 1" w:semiHidden="0" w:uiPriority="69" w:unhideWhenUsed="0"/>
+    <w:lsdException w:name="Dark List Accent 1" w:semiHidden="0" w:uiPriority="70" w:unhideWhenUsed="0"/>
+    <w:lsdException w:name="Colorful Shading Accent 1" w:semiHidden="0" w:uiPriority="71" w:unhideWhenUsed="0"/>
+    <w:lsdException w:name="Colorful List Accent 1" w:semiHidden="0" w:uiPriority="72" w:unhideWhenUsed="0"/>
+    <w:lsdException w:name="Colorful Grid Accent 1" w:semiHidden="0" w:uiPriority="73" w:unhideWhenUsed="0"/>
+    <w:lsdException w:name="Light Shading Accent 2" w:semiHidden="0" w:uiPriority="60" w:unhideWhenUsed="0"/>
+    <w:lsdException w:name="Light List Accent 2" w:semiHidden="0" w:uiPriority="61" w:unhideWhenUsed="0"/>
+    <w:lsdException w:name="Light Grid Accent 2" w:semiHidden="0" w:uiPriority="62" w:unhideWhenUsed="0"/>
+    <w:lsdException w:name="Medium Shading 1 Accent 2" w:semiHidden="0" w:uiPriority="63" w:unhideWhenUsed="0"/>
+    <w:lsdException w:name="Medium Shading 2 Accent 2" w:semiHidden="0" w:uiPriority="64" w:unhideWhenUsed="0"/>
+    <w:lsdException w:name="Medium List 1 Accent 2" w:semiHidden="0" w:uiPriority="65" w:unhideWhenUsed="0"/>
+    <w:lsdException w:name="Medium List 2 Accent 2" w:semiHidden="0" w:uiPriority="66" w:unhideWhenUsed="0"/>
+    <w:lsdException w:name="Medium Grid 1 Accent 2" w:semiHidden="0" w:uiPriority="67" w:unhideWhenUsed="0"/>
+    <w:lsdException w:name="Medium Grid 2 Accent 2" w:semiHidden="0" w:uiPriority="68" w:unhideWhenUsed="0"/>
+    <w:lsdException w:name="Medium Grid 3 Accent 2" w:semiHidden="0" w:uiPriority="69" w:unhideWhenUsed="0"/>
+    <w:lsdException w:name="Dark List Accent 2" w:semiHidden="0" w:uiPriority="70" w:unhideWhenUsed="0"/>
+    <w:lsdException w:name="Colorful Shading Accent 2" w:semiHidden="0" w:uiPriority="71" w:unhideWhenUsed="0"/>
+    <w:lsdException w:name="Colorful List Accent 2" w:semiHidden="0" w:uiPriority="72" w:unhideWhenUsed="0"/>
+    <w:lsdException w:name="Colorful Grid Accent 2" w:semiHidden="0" w:uiPriority="73" w:unhideWhenUsed="0"/>
+    <w:lsdException w:name="Light Shading Accent 3" w:semiHidden="0" w:uiPriority="60" w:unhideWhenUsed="0"/>
+    <w:lsdException w:name="Light List Accent 3" w:semiHidden="0" w:uiPriority="61" w:unhideWhenUsed="0"/>
+    <w:lsdException w:name="Light Grid Accent 3" w:semiHidden="0" w:uiPriority="62" w:unhideWhenUsed="0"/>
+    <w:lsdException w:name="Medium Shading 1 Accent 3" w:semiHidden="0" w:uiPriority="63" w:unhideWhenUsed="0"/>
+    <w:lsdException w:name="Medium Shading 2 Accent 3" w:semiHidden="0" w:uiPriority="64" w:unhideWhenUsed="0"/>
+    <w:lsdException w:name="Medium List 1 Accent 3" w:semiHidden="0" w:uiPriority="65" w:unhideWhenUsed="0"/>
+    <w:lsdException w:name="Medium List 2 Accent 3" w:semiHidden="0" w:uiPriority="66" w:unhideWhenUsed="0"/>
+    <w:lsdException w:name="Medium Grid 1 Accent 3" w:semiHidden="0" w:uiPriority="67" w:unhideWhenUsed="0"/>
+    <w:lsdException w:name="Medium Grid 2 Accent 3" w:semiHidden="0" w:uiPriority="68" w:unhideWhenUsed="0"/>
+    <w:lsdException w:name="Medium Grid 3 Accent 3" w:semiHidden="0" w:uiPriority="69" w:unhideWhenUsed="0"/>
+    <w:lsdException w:name="Dark List Accent 3" w:semiHidden="0" w:uiPriority="70" w:unhideWhenUsed="0"/>
+    <w:lsdException w:name="Colorful Shading Accent 3" w:semiHidden="0" w:uiPriority="71" w:unhideWhenUsed="0"/>
+    <w:lsdException w:name="Colorful List Accent 3" w:semiHidden="0" w:uiPriority="72" w:unhideWhenUsed="0"/>
+    <w:lsdException w:name="Colorful Grid Accent 3" w:semiHidden="0" w:uiPriority="73" w:unhideWhenUsed="0"/>
+    <w:lsdException w:name="Light Shading Accent 4" w:semiHidden="0" w:uiPriority="60" w:unhideWhenUsed="0"/>
+    <w:lsdException w:name="Light List Accent 4" w:semiHidden="0" w:uiPriority="61" w:unhideWhenUsed="0"/>
+    <w:lsdException w:name="Light Grid Accent 4" w:semiHidden="0" w:uiPriority="62" w:unhideWhenUsed="0"/>
+    <w:lsdException w:name="Medium Shading 1 Accent 4" w:semiHidden="0" w:uiPriority="63" w:unhideWhenUsed="0"/>
+    <w:lsdException w:name="Medium Shading 2 Accent 4" w:semiHidden="0" w:uiPriority="64" w:unhideWhenUsed="0"/>
+    <w:lsdException w:name="Medium List 1 Accent 4" w:semiHidden="0" w:uiPriority="65" w:unhideWhenUsed="0"/>
+    <w:lsdException w:name="Medium List 2 Accent 4" w:semiHidden="0" w:uiPriority="66" w:unhideWhenUsed="0"/>
+    <w:lsdException w:name="Medium Grid 1 Accent 4" w:semiHidden="0" w:uiPriority="67" w:unhideWhenUsed="0"/>
+    <w:lsdException w:name="Medium Grid 2 Accent 4" w:semiHidden="0" w:uiPriority="68" w:unhideWhenUsed="0"/>
+    <w:lsdException w:name="Medium Grid 3 Accent 4" w:semiHidden="0" w:uiPriority="69" w:unhideWhenUsed="0"/>
+    <w:lsdException w:name="Dark List Accent 4" w:semiHidden="0" w:uiPriority="70" w:unhideWhenUsed="0"/>
+    <w:lsdException w:name="Colorful Shading Accent 4" w:semiHidden="0" w:uiPriority="71" w:unhideWhenUsed="0"/>
+    <w:lsdException w:name="Colorful List Accent 4" w:semiHidden="0" w:uiPriority="72" w:unhideWhenUsed="0"/>
+    <w:lsdException w:name="Colorful Grid Accent 4" w:semiHidden="0" w:uiPriority="73" w:unhideWhenUsed="0"/>
+    <w:lsdException w:name="Light Shading Accent 5" w:semiHidden="0" w:uiPriority="60" w:unhideWhenUsed="0"/>
+    <w:lsdException w:name="Light List Accent 5" w:semiHidden="0" w:uiPriority="61" w:unhideWhenUsed="0"/>
+    <w:lsdException w:name="Light Grid Accent 5" w:semiHidden="0" w:uiPriority="62" w:unhideWhenUsed="0"/>
+    <w:lsdException w:name="Medium Shading 1 Accent 5" w:semiHidden="0" w:uiPriority="63" w:unhideWhenUsed="0"/>
+    <w:lsdException w:name="Medium Shading 2 Accent 5" w:semiHidden="0" w:uiPriority="64" w:unhideWhenUsed="0"/>
+    <w:lsdException w:name="Medium List 1 Accent 5" w:semiHidden="0" w:uiPriority="65" w:unhideWhenUsed="0"/>
+    <w:lsdException w:name="Medium List 2 Accent 5" w:semiHidden="0" w:uiPriority="66" w:unhideWhenUsed="0"/>
+    <w:lsdException w:name="Medium Grid 1 Accent 5" w:semiHidden="0" w:uiPriority="67" w:unhideWhenUsed="0"/>
+    <w:lsdException w:name="Medium Grid 2 Accent 5" w:semiHidden="0" w:uiPriority="68" w:unhideWhenUsed="0"/>
+    <w:lsdException w:name="Medium Grid 3 Accent 5" w:semiHidden="0" w:uiPriority="69" w:unhideWhenUsed="0"/>
+    <w:lsdException w:name="Dark List Accent 5" w:semiHidden="0" w:uiPriority="70" w:unhideWhenUsed="0"/>
+    <w:lsdException w:name="Colorful Shading Accent 5" w:semiHidden="0" w:uiPriority="71" w:unhideWhenUsed="0"/>
+    <w:lsdException w:name="Colorful List Accent 5" w:semiHidden="0" w:uiPriority="72" w:unhideWhenUsed="0"/>
+    <w:lsdException w:name="Colorful Grid Accent 5" w:semiHidden="0" w:uiPriority="73" w:unhideWhenUsed="0"/>
+    <w:lsdException w:name="Light Shading Accent 6" w:semiHidden="0" w:uiPriority="60" w:unhideWhenUsed="0"/>
+    <w:lsdException w:name="Light List Accent 6" w:semiHidden="0" w:uiPriority="61" w:unhideWhenUsed="0"/>
+    <w:lsdException w:name="Light Grid Accent 6" w:semiHidden="0" w:uiPriority="62" w:unhideWhenUsed="0"/>
+    <w:lsdException w:name="Medium Shading 1 Accent 6" w:semiHidden="0" w:uiPriority="63" w:unhideWhenUsed="0"/>
+    <w:lsdException w:name="Medium Shading 2 Accent 6" w:semiHidden="0" w:uiPriority="64" w:unhideWhenUsed="0"/>
+    <w:lsdException w:name="Medium List 1 Accent 6" w:semiHidden="0" w:uiPriority="65" w:unhideWhenUsed="0"/>
+    <w:lsdException w:name="Medium List 2 Accent 6" w:semiHidden="0" w:uiPriority="66" w:unhideWhenUsed="0"/>
+    <w:lsdException w:name="Medium Grid 1 Accent 6" w:semiHidden="0" w:uiPriority="67" w:unhideWhenUsed="0"/>
+    <w:lsdException w:name="Medium Grid 2 Accent 6" w:semiHidden="0" w:uiPriority="68" w:unhideWhenUsed="0"/>
+    <w:lsdException w:name="Medium Grid 3 Accent 6" w:semiHidden="0" w:uiPriority="69" w:unhideWhenUsed="0"/>
+    <w:lsdException w:name="Dark List Accent 6" w:semiHidden="0" w:uiPriority="70" w:unhideWhenUsed="0"/>
+    <w:lsdException w:name="Colorful Shading Accent 6" w:semiHidden="0" w:uiPriority="71" w:unhideWhenUsed="0"/>
+    <w:lsdException w:name="Colorful List Accent 6" w:semiHidden="0" w:uiPriority="72" w:unhideWhenUsed="0"/>
+    <w:lsdException w:name="Colorful Grid Accent 6" w:semiHidden="0" w:uiPriority="73" w:unhideWhenUsed="0"/>
+    <w:lsdException w:name="Subtle Emphasis" w:semiHidden="0" w:uiPriority="19" w:unhideWhenUsed="0" w:qFormat="1"/>
+    <w:lsdException w:name="Intense Emphasis" w:semiHidden="0" w:uiPriority="21" w:unhideWhenUsed="0" w:qFormat="1"/>
+    <w:lsdException w:name="Subtle Reference" w:semiHidden="0" w:uiPriority="31" w:unhideWhenUsed="0" w:qFormat="1"/>
+    <w:lsdException w:name="Intense Reference" w:semiHidden="0" w:uiPriority="32" w:unhideWhenUsed="0" w:qFormat="1"/>
+    <w:lsdException w:name="Book Title" w:semiHidden="0" w:uiPriority="33" w:unhideWhenUsed="0" w:qFormat="1"/>
+    <w:lsdException w:name="Bibliography" w:uiPriority="37"/>
+    <w:lsdException w:name="TOC Heading" w:uiPriority="39" w:qFormat="1"/>
   </w:latentStyles>
-  <w:style w:type="paragraph" w:default="1" w:styleId="1">
+  <w:style w:type="paragraph" w:default="1" w:styleId="a">
     <w:name w:val="Normal"/>
     <w:qFormat/>
-    <w:uiPriority w:val="0"/>
+    <w:rsid w:val="00A91DA6"/>
     <w:pPr>
       <w:widowControl w:val="0"/>
       <w:jc w:val="both"/>
     </w:pPr>
     <w:rPr>
-      <w:rFonts w:ascii="Times New Roman" w:hAnsi="Times New Roman" w:eastAsia="宋体" w:cs="Times New Roman"/>
-      <w:kern w:val="2"/>
-      <w:sz w:val="21"/>
+      <w:rFonts w:ascii="Times New Roman" w:eastAsia="宋体" w:hAnsi="Times New Roman" w:cs="Times New Roman"/>
       <w:szCs w:val="24"/>
-      <w:lang w:val="en-US" w:eastAsia="zh-CN" w:bidi="ar-SA"/>
     </w:rPr>
   </w:style>
-  <w:style w:type="character" w:default="1" w:styleId="7">
+  <w:style w:type="character" w:default="1" w:styleId="a0">
     <w:name w:val="Default Paragraph Font"/>
+    <w:uiPriority w:val="1"/>
     <w:semiHidden/>
     <w:unhideWhenUsed/>
-    <w:uiPriority w:val="1"/>
   </w:style>
-  <w:style w:type="table" w:default="1" w:styleId="5">
+  <w:style w:type="table" w:default="1" w:styleId="a1">
     <w:name w:val="Normal Table"/>
+    <w:uiPriority w:val="99"/>
     <w:semiHidden/>
     <w:unhideWhenUsed/>
-    <w:uiPriority w:val="99"/>
     <w:tblPr>
+      <w:tblInd w:w="0" w:type="dxa"/>
       <w:tblCellMar>
         <w:top w:w="0" w:type="dxa"/>
         <w:left w:w="108" w:type="dxa"/>
@@ -1328,25 +1820,77 @@
       </w:tblCellMar>
     </w:tblPr>
   </w:style>
-  <w:style w:type="paragraph" w:styleId="2">
-    <w:name w:val="Body Text Indent"/>
-    <w:basedOn w:val="1"/>
-    <w:link w:val="11"/>
-    <w:uiPriority w:val="0"/>
+  <w:style w:type="numbering" w:default="1" w:styleId="a2">
+    <w:name w:val="No List"/>
+    <w:uiPriority w:val="99"/>
+    <w:semiHidden/>
+    <w:unhideWhenUsed/>
+  </w:style>
+  <w:style w:type="table" w:styleId="a3">
+    <w:name w:val="Table Grid"/>
+    <w:basedOn w:val="a1"/>
+    <w:uiPriority w:val="59"/>
+    <w:rsid w:val="00BF52A4"/>
+    <w:tblPr>
+      <w:tblInd w:w="0" w:type="dxa"/>
+      <w:tblBorders>
+        <w:top w:val="single" w:sz="4" w:space="0" w:color="auto"/>
+        <w:left w:val="single" w:sz="4" w:space="0" w:color="auto"/>
+        <w:bottom w:val="single" w:sz="4" w:space="0" w:color="auto"/>
+        <w:right w:val="single" w:sz="4" w:space="0" w:color="auto"/>
+        <w:insideH w:val="single" w:sz="4" w:space="0" w:color="auto"/>
+        <w:insideV w:val="single" w:sz="4" w:space="0" w:color="auto"/>
+      </w:tblBorders>
+      <w:tblCellMar>
+        <w:top w:w="0" w:type="dxa"/>
+        <w:left w:w="108" w:type="dxa"/>
+        <w:bottom w:w="0" w:type="dxa"/>
+        <w:right w:w="108" w:type="dxa"/>
+      </w:tblCellMar>
+    </w:tblPr>
+  </w:style>
+  <w:style w:type="paragraph" w:styleId="a4">
+    <w:name w:val="header"/>
+    <w:basedOn w:val="a"/>
+    <w:link w:val="Char"/>
+    <w:uiPriority w:val="99"/>
+    <w:unhideWhenUsed/>
+    <w:rsid w:val="00A91DA6"/>
     <w:pPr>
-      <w:spacing w:line="200" w:lineRule="exact"/>
-      <w:ind w:firstLine="420"/>
+      <w:pBdr>
+        <w:bottom w:val="single" w:sz="6" w:space="1" w:color="auto"/>
+      </w:pBdr>
+      <w:tabs>
+        <w:tab w:val="center" w:pos="4153"/>
+        <w:tab w:val="right" w:pos="8306"/>
+      </w:tabs>
+      <w:snapToGrid w:val="0"/>
+      <w:jc w:val="center"/>
     </w:pPr>
     <w:rPr>
-      <w:rFonts w:ascii="仿宋_GB2312" w:eastAsia="仿宋_GB2312"/>
+      <w:rFonts w:asciiTheme="minorHAnsi" w:eastAsiaTheme="minorEastAsia" w:hAnsiTheme="minorHAnsi" w:cstheme="minorBidi"/>
+      <w:sz w:val="18"/>
+      <w:szCs w:val="18"/>
     </w:rPr>
   </w:style>
-  <w:style w:type="paragraph" w:styleId="3">
+  <w:style w:type="character" w:customStyle="1" w:styleId="Char">
+    <w:name w:val="页眉 Char"/>
+    <w:basedOn w:val="a0"/>
+    <w:link w:val="a4"/>
+    <w:uiPriority w:val="99"/>
+    <w:rsid w:val="00A91DA6"/>
+    <w:rPr>
+      <w:sz w:val="18"/>
+      <w:szCs w:val="18"/>
+    </w:rPr>
+  </w:style>
+  <w:style w:type="paragraph" w:styleId="a5">
     <w:name w:val="footer"/>
-    <w:basedOn w:val="1"/>
-    <w:link w:val="10"/>
+    <w:basedOn w:val="a"/>
+    <w:link w:val="Char0"/>
+    <w:uiPriority w:val="99"/>
     <w:unhideWhenUsed/>
-    <w:uiPriority w:val="99"/>
+    <w:rsid w:val="00A91DA6"/>
     <w:pPr>
       <w:tabs>
         <w:tab w:val="center" w:pos="4153"/>
@@ -1356,20 +1900,296 @@
       <w:jc w:val="left"/>
     </w:pPr>
     <w:rPr>
-      <w:rFonts w:asciiTheme="minorHAnsi" w:hAnsiTheme="minorHAnsi" w:eastAsiaTheme="minorEastAsia" w:cstheme="minorBidi"/>
+      <w:rFonts w:asciiTheme="minorHAnsi" w:eastAsiaTheme="minorEastAsia" w:hAnsiTheme="minorHAnsi" w:cstheme="minorBidi"/>
       <w:sz w:val="18"/>
       <w:szCs w:val="18"/>
     </w:rPr>
   </w:style>
-  <w:style w:type="paragraph" w:styleId="4">
+  <w:style w:type="character" w:customStyle="1" w:styleId="Char0">
+    <w:name w:val="页脚 Char"/>
+    <w:basedOn w:val="a0"/>
+    <w:link w:val="a5"/>
+    <w:uiPriority w:val="99"/>
+    <w:rsid w:val="00A91DA6"/>
+    <w:rPr>
+      <w:sz w:val="18"/>
+      <w:szCs w:val="18"/>
+    </w:rPr>
+  </w:style>
+  <w:style w:type="paragraph" w:styleId="a6">
+    <w:name w:val="Body Text Indent"/>
+    <w:basedOn w:val="a"/>
+    <w:link w:val="Char1"/>
+    <w:rsid w:val="00A91DA6"/>
+    <w:pPr>
+      <w:spacing w:line="200" w:lineRule="exact"/>
+      <w:ind w:firstLine="420"/>
+    </w:pPr>
+    <w:rPr>
+      <w:rFonts w:ascii="仿宋_GB2312" w:eastAsia="仿宋_GB2312"/>
+    </w:rPr>
+  </w:style>
+  <w:style w:type="character" w:customStyle="1" w:styleId="Char1">
+    <w:name w:val="正文文本缩进 Char"/>
+    <w:basedOn w:val="a0"/>
+    <w:link w:val="a6"/>
+    <w:rsid w:val="00A91DA6"/>
+    <w:rPr>
+      <w:rFonts w:ascii="仿宋_GB2312" w:eastAsia="仿宋_GB2312" w:hAnsi="Times New Roman" w:cs="Times New Roman"/>
+      <w:szCs w:val="24"/>
+    </w:rPr>
+  </w:style>
+  <w:style w:type="character" w:styleId="a7">
+    <w:name w:val="Hyperlink"/>
+    <w:basedOn w:val="a0"/>
+    <w:uiPriority w:val="99"/>
+    <w:unhideWhenUsed/>
+    <w:rsid w:val="00A91DA6"/>
+    <w:rPr>
+      <w:color w:val="0000FF" w:themeColor="hyperlink"/>
+      <w:u w:val="single"/>
+    </w:rPr>
+  </w:style>
+  <w:style w:type="paragraph" w:styleId="a8">
+    <w:name w:val="List Paragraph"/>
+    <w:basedOn w:val="a"/>
+    <w:uiPriority w:val="34"/>
+    <w:qFormat/>
+    <w:rsid w:val="00A91DA6"/>
+    <w:pPr>
+      <w:ind w:firstLineChars="200" w:firstLine="420"/>
+    </w:pPr>
+  </w:style>
+</w:styles>
+</file>
+
+<file path=word/stylesWithEffects.xml><?xml version="1.0" encoding="utf-8"?>
+<w:styles xmlns:wpc="http://schemas.microsoft.com/office/word/2010/wordprocessingCanvas" xmlns:mc="http://schemas.openxmlformats.org/markup-compatibility/2006" xmlns:o="urn:schemas-microsoft-com:office:office" xmlns:r="http://schemas.openxmlformats.org/officeDocument/2006/relationships" xmlns:m="http://schemas.openxmlformats.org/officeDocument/2006/math" xmlns:v="urn:schemas-microsoft-com:vml" xmlns:wp14="http://schemas.microsoft.com/office/word/2010/wordprocessingDrawing" xmlns:wp="http://schemas.openxmlformats.org/drawingml/2006/wordprocessingDrawing" xmlns:w10="urn:schemas-microsoft-com:office:word" xmlns:w="http://schemas.openxmlformats.org/wordprocessingml/2006/main" xmlns:w14="http://schemas.microsoft.com/office/word/2010/wordml" xmlns:wpg="http://schemas.microsoft.com/office/word/2010/wordprocessingGroup" xmlns:wpi="http://schemas.microsoft.com/office/word/2010/wordprocessingInk" xmlns:wne="http://schemas.microsoft.com/office/word/2006/wordml" xmlns:wps="http://schemas.microsoft.com/office/word/2010/wordprocessingShape" mc:Ignorable="w14 wp14">
+  <w:docDefaults>
+    <w:rPrDefault>
+      <w:rPr>
+        <w:rFonts w:asciiTheme="minorHAnsi" w:eastAsiaTheme="minorEastAsia" w:hAnsiTheme="minorHAnsi" w:cstheme="minorBidi"/>
+        <w:kern w:val="2"/>
+        <w:sz w:val="21"/>
+        <w:szCs w:val="22"/>
+        <w:lang w:val="en-US" w:eastAsia="zh-CN" w:bidi="ar-SA"/>
+      </w:rPr>
+    </w:rPrDefault>
+    <w:pPrDefault/>
+  </w:docDefaults>
+  <w:latentStyles w:defLockedState="0" w:defUIPriority="99" w:defSemiHidden="1" w:defUnhideWhenUsed="1" w:defQFormat="0" w:count="267">
+    <w:lsdException w:name="Normal" w:semiHidden="0" w:uiPriority="0" w:unhideWhenUsed="0" w:qFormat="1"/>
+    <w:lsdException w:name="heading 1" w:semiHidden="0" w:uiPriority="9" w:unhideWhenUsed="0" w:qFormat="1"/>
+    <w:lsdException w:name="heading 2" w:uiPriority="9" w:qFormat="1"/>
+    <w:lsdException w:name="heading 3" w:uiPriority="9" w:qFormat="1"/>
+    <w:lsdException w:name="heading 4" w:uiPriority="9" w:qFormat="1"/>
+    <w:lsdException w:name="heading 5" w:uiPriority="9" w:qFormat="1"/>
+    <w:lsdException w:name="heading 6" w:uiPriority="9" w:qFormat="1"/>
+    <w:lsdException w:name="heading 7" w:uiPriority="9" w:qFormat="1"/>
+    <w:lsdException w:name="heading 8" w:uiPriority="9" w:qFormat="1"/>
+    <w:lsdException w:name="heading 9" w:uiPriority="9" w:qFormat="1"/>
+    <w:lsdException w:name="toc 1" w:uiPriority="39"/>
+    <w:lsdException w:name="toc 2" w:uiPriority="39"/>
+    <w:lsdException w:name="toc 3" w:uiPriority="39"/>
+    <w:lsdException w:name="toc 4" w:uiPriority="39"/>
+    <w:lsdException w:name="toc 5" w:uiPriority="39"/>
+    <w:lsdException w:name="toc 6" w:uiPriority="39"/>
+    <w:lsdException w:name="toc 7" w:uiPriority="39"/>
+    <w:lsdException w:name="toc 8" w:uiPriority="39"/>
+    <w:lsdException w:name="toc 9" w:uiPriority="39"/>
+    <w:lsdException w:name="caption" w:uiPriority="35" w:qFormat="1"/>
+    <w:lsdException w:name="Title" w:semiHidden="0" w:uiPriority="10" w:unhideWhenUsed="0" w:qFormat="1"/>
+    <w:lsdException w:name="Default Paragraph Font" w:uiPriority="1"/>
+    <w:lsdException w:name="Body Text Indent" w:uiPriority="0"/>
+    <w:lsdException w:name="Subtitle" w:semiHidden="0" w:uiPriority="11" w:unhideWhenUsed="0" w:qFormat="1"/>
+    <w:lsdException w:name="Strong" w:semiHidden="0" w:uiPriority="22" w:unhideWhenUsed="0" w:qFormat="1"/>
+    <w:lsdException w:name="Emphasis" w:semiHidden="0" w:uiPriority="20" w:unhideWhenUsed="0" w:qFormat="1"/>
+    <w:lsdException w:name="Table Grid" w:semiHidden="0" w:uiPriority="59" w:unhideWhenUsed="0"/>
+    <w:lsdException w:name="Placeholder Text" w:unhideWhenUsed="0"/>
+    <w:lsdException w:name="No Spacing" w:semiHidden="0" w:uiPriority="1" w:unhideWhenUsed="0" w:qFormat="1"/>
+    <w:lsdException w:name="Light Shading" w:semiHidden="0" w:uiPriority="60" w:unhideWhenUsed="0"/>
+    <w:lsdException w:name="Light List" w:semiHidden="0" w:uiPriority="61" w:unhideWhenUsed="0"/>
+    <w:lsdException w:name="Light Grid" w:semiHidden="0" w:uiPriority="62" w:unhideWhenUsed="0"/>
+    <w:lsdException w:name="Medium Shading 1" w:semiHidden="0" w:uiPriority="63" w:unhideWhenUsed="0"/>
+    <w:lsdException w:name="Medium Shading 2" w:semiHidden="0" w:uiPriority="64" w:unhideWhenUsed="0"/>
+    <w:lsdException w:name="Medium List 1" w:semiHidden="0" w:uiPriority="65" w:unhideWhenUsed="0"/>
+    <w:lsdException w:name="Medium List 2" w:semiHidden="0" w:uiPriority="66" w:unhideWhenUsed="0"/>
+    <w:lsdException w:name="Medium Grid 1" w:semiHidden="0" w:uiPriority="67" w:unhideWhenUsed="0"/>
+    <w:lsdException w:name="Medium Grid 2" w:semiHidden="0" w:uiPriority="68" w:unhideWhenUsed="0"/>
+    <w:lsdException w:name="Medium Grid 3" w:semiHidden="0" w:uiPriority="69" w:unhideWhenUsed="0"/>
+    <w:lsdException w:name="Dark List" w:semiHidden="0" w:uiPriority="70" w:unhideWhenUsed="0"/>
+    <w:lsdException w:name="Colorful Shading" w:semiHidden="0" w:uiPriority="71" w:unhideWhenUsed="0"/>
+    <w:lsdException w:name="Colorful List" w:semiHidden="0" w:uiPriority="72" w:unhideWhenUsed="0"/>
+    <w:lsdException w:name="Colorful Grid" w:semiHidden="0" w:uiPriority="73" w:unhideWhenUsed="0"/>
+    <w:lsdException w:name="Light Shading Accent 1" w:semiHidden="0" w:uiPriority="60" w:unhideWhenUsed="0"/>
+    <w:lsdException w:name="Light List Accent 1" w:semiHidden="0" w:uiPriority="61" w:unhideWhenUsed="0"/>
+    <w:lsdException w:name="Light Grid Accent 1" w:semiHidden="0" w:uiPriority="62" w:unhideWhenUsed="0"/>
+    <w:lsdException w:name="Medium Shading 1 Accent 1" w:semiHidden="0" w:uiPriority="63" w:unhideWhenUsed="0"/>
+    <w:lsdException w:name="Medium Shading 2 Accent 1" w:semiHidden="0" w:uiPriority="64" w:unhideWhenUsed="0"/>
+    <w:lsdException w:name="Medium List 1 Accent 1" w:semiHidden="0" w:uiPriority="65" w:unhideWhenUsed="0"/>
+    <w:lsdException w:name="Revision" w:unhideWhenUsed="0"/>
+    <w:lsdException w:name="List Paragraph" w:semiHidden="0" w:uiPriority="34" w:unhideWhenUsed="0" w:qFormat="1"/>
+    <w:lsdException w:name="Quote" w:semiHidden="0" w:uiPriority="29" w:unhideWhenUsed="0" w:qFormat="1"/>
+    <w:lsdException w:name="Intense Quote" w:semiHidden="0" w:uiPriority="30" w:unhideWhenUsed="0" w:qFormat="1"/>
+    <w:lsdException w:name="Medium List 2 Accent 1" w:semiHidden="0" w:uiPriority="66" w:unhideWhenUsed="0"/>
+    <w:lsdException w:name="Medium Grid 1 Accent 1" w:semiHidden="0" w:uiPriority="67" w:unhideWhenUsed="0"/>
+    <w:lsdException w:name="Medium Grid 2 Accent 1" w:semiHidden="0" w:uiPriority="68" w:unhideWhenUsed="0"/>
+    <w:lsdException w:name="Medium Grid 3 Accent 1" w:semiHidden="0" w:uiPriority="69" w:unhideWhenUsed="0"/>
+    <w:lsdException w:name="Dark List Accent 1" w:semiHidden="0" w:uiPriority="70" w:unhideWhenUsed="0"/>
+    <w:lsdException w:name="Colorful Shading Accent 1" w:semiHidden="0" w:uiPriority="71" w:unhideWhenUsed="0"/>
+    <w:lsdException w:name="Colorful List Accent 1" w:semiHidden="0" w:uiPriority="72" w:unhideWhenUsed="0"/>
+    <w:lsdException w:name="Colorful Grid Accent 1" w:semiHidden="0" w:uiPriority="73" w:unhideWhenUsed="0"/>
+    <w:lsdException w:name="Light Shading Accent 2" w:semiHidden="0" w:uiPriority="60" w:unhideWhenUsed="0"/>
+    <w:lsdException w:name="Light List Accent 2" w:semiHidden="0" w:uiPriority="61" w:unhideWhenUsed="0"/>
+    <w:lsdException w:name="Light Grid Accent 2" w:semiHidden="0" w:uiPriority="62" w:unhideWhenUsed="0"/>
+    <w:lsdException w:name="Medium Shading 1 Accent 2" w:semiHidden="0" w:uiPriority="63" w:unhideWhenUsed="0"/>
+    <w:lsdException w:name="Medium Shading 2 Accent 2" w:semiHidden="0" w:uiPriority="64" w:unhideWhenUsed="0"/>
+    <w:lsdException w:name="Medium List 1 Accent 2" w:semiHidden="0" w:uiPriority="65" w:unhideWhenUsed="0"/>
+    <w:lsdException w:name="Medium List 2 Accent 2" w:semiHidden="0" w:uiPriority="66" w:unhideWhenUsed="0"/>
+    <w:lsdException w:name="Medium Grid 1 Accent 2" w:semiHidden="0" w:uiPriority="67" w:unhideWhenUsed="0"/>
+    <w:lsdException w:name="Medium Grid 2 Accent 2" w:semiHidden="0" w:uiPriority="68" w:unhideWhenUsed="0"/>
+    <w:lsdException w:name="Medium Grid 3 Accent 2" w:semiHidden="0" w:uiPriority="69" w:unhideWhenUsed="0"/>
+    <w:lsdException w:name="Dark List Accent 2" w:semiHidden="0" w:uiPriority="70" w:unhideWhenUsed="0"/>
+    <w:lsdException w:name="Colorful Shading Accent 2" w:semiHidden="0" w:uiPriority="71" w:unhideWhenUsed="0"/>
+    <w:lsdException w:name="Colorful List Accent 2" w:semiHidden="0" w:uiPriority="72" w:unhideWhenUsed="0"/>
+    <w:lsdException w:name="Colorful Grid Accent 2" w:semiHidden="0" w:uiPriority="73" w:unhideWhenUsed="0"/>
+    <w:lsdException w:name="Light Shading Accent 3" w:semiHidden="0" w:uiPriority="60" w:unhideWhenUsed="0"/>
+    <w:lsdException w:name="Light List Accent 3" w:semiHidden="0" w:uiPriority="61" w:unhideWhenUsed="0"/>
+    <w:lsdException w:name="Light Grid Accent 3" w:semiHidden="0" w:uiPriority="62" w:unhideWhenUsed="0"/>
+    <w:lsdException w:name="Medium Shading 1 Accent 3" w:semiHidden="0" w:uiPriority="63" w:unhideWhenUsed="0"/>
+    <w:lsdException w:name="Medium Shading 2 Accent 3" w:semiHidden="0" w:uiPriority="64" w:unhideWhenUsed="0"/>
+    <w:lsdException w:name="Medium List 1 Accent 3" w:semiHidden="0" w:uiPriority="65" w:unhideWhenUsed="0"/>
+    <w:lsdException w:name="Medium List 2 Accent 3" w:semiHidden="0" w:uiPriority="66" w:unhideWhenUsed="0"/>
+    <w:lsdException w:name="Medium Grid 1 Accent 3" w:semiHidden="0" w:uiPriority="67" w:unhideWhenUsed="0"/>
+    <w:lsdException w:name="Medium Grid 2 Accent 3" w:semiHidden="0" w:uiPriority="68" w:unhideWhenUsed="0"/>
+    <w:lsdException w:name="Medium Grid 3 Accent 3" w:semiHidden="0" w:uiPriority="69" w:unhideWhenUsed="0"/>
+    <w:lsdException w:name="Dark List Accent 3" w:semiHidden="0" w:uiPriority="70" w:unhideWhenUsed="0"/>
+    <w:lsdException w:name="Colorful Shading Accent 3" w:semiHidden="0" w:uiPriority="71" w:unhideWhenUsed="0"/>
+    <w:lsdException w:name="Colorful List Accent 3" w:semiHidden="0" w:uiPriority="72" w:unhideWhenUsed="0"/>
+    <w:lsdException w:name="Colorful Grid Accent 3" w:semiHidden="0" w:uiPriority="73" w:unhideWhenUsed="0"/>
+    <w:lsdException w:name="Light Shading Accent 4" w:semiHidden="0" w:uiPriority="60" w:unhideWhenUsed="0"/>
+    <w:lsdException w:name="Light List Accent 4" w:semiHidden="0" w:uiPriority="61" w:unhideWhenUsed="0"/>
+    <w:lsdException w:name="Light Grid Accent 4" w:semiHidden="0" w:uiPriority="62" w:unhideWhenUsed="0"/>
+    <w:lsdException w:name="Medium Shading 1 Accent 4" w:semiHidden="0" w:uiPriority="63" w:unhideWhenUsed="0"/>
+    <w:lsdException w:name="Medium Shading 2 Accent 4" w:semiHidden="0" w:uiPriority="64" w:unhideWhenUsed="0"/>
+    <w:lsdException w:name="Medium List 1 Accent 4" w:semiHidden="0" w:uiPriority="65" w:unhideWhenUsed="0"/>
+    <w:lsdException w:name="Medium List 2 Accent 4" w:semiHidden="0" w:uiPriority="66" w:unhideWhenUsed="0"/>
+    <w:lsdException w:name="Medium Grid 1 Accent 4" w:semiHidden="0" w:uiPriority="67" w:unhideWhenUsed="0"/>
+    <w:lsdException w:name="Medium Grid 2 Accent 4" w:semiHidden="0" w:uiPriority="68" w:unhideWhenUsed="0"/>
+    <w:lsdException w:name="Medium Grid 3 Accent 4" w:semiHidden="0" w:uiPriority="69" w:unhideWhenUsed="0"/>
+    <w:lsdException w:name="Dark List Accent 4" w:semiHidden="0" w:uiPriority="70" w:unhideWhenUsed="0"/>
+    <w:lsdException w:name="Colorful Shading Accent 4" w:semiHidden="0" w:uiPriority="71" w:unhideWhenUsed="0"/>
+    <w:lsdException w:name="Colorful List Accent 4" w:semiHidden="0" w:uiPriority="72" w:unhideWhenUsed="0"/>
+    <w:lsdException w:name="Colorful Grid Accent 4" w:semiHidden="0" w:uiPriority="73" w:unhideWhenUsed="0"/>
+    <w:lsdException w:name="Light Shading Accent 5" w:semiHidden="0" w:uiPriority="60" w:unhideWhenUsed="0"/>
+    <w:lsdException w:name="Light List Accent 5" w:semiHidden="0" w:uiPriority="61" w:unhideWhenUsed="0"/>
+    <w:lsdException w:name="Light Grid Accent 5" w:semiHidden="0" w:uiPriority="62" w:unhideWhenUsed="0"/>
+    <w:lsdException w:name="Medium Shading 1 Accent 5" w:semiHidden="0" w:uiPriority="63" w:unhideWhenUsed="0"/>
+    <w:lsdException w:name="Medium Shading 2 Accent 5" w:semiHidden="0" w:uiPriority="64" w:unhideWhenUsed="0"/>
+    <w:lsdException w:name="Medium List 1 Accent 5" w:semiHidden="0" w:uiPriority="65" w:unhideWhenUsed="0"/>
+    <w:lsdException w:name="Medium List 2 Accent 5" w:semiHidden="0" w:uiPriority="66" w:unhideWhenUsed="0"/>
+    <w:lsdException w:name="Medium Grid 1 Accent 5" w:semiHidden="0" w:uiPriority="67" w:unhideWhenUsed="0"/>
+    <w:lsdException w:name="Medium Grid 2 Accent 5" w:semiHidden="0" w:uiPriority="68" w:unhideWhenUsed="0"/>
+    <w:lsdException w:name="Medium Grid 3 Accent 5" w:semiHidden="0" w:uiPriority="69" w:unhideWhenUsed="0"/>
+    <w:lsdException w:name="Dark List Accent 5" w:semiHidden="0" w:uiPriority="70" w:unhideWhenUsed="0"/>
+    <w:lsdException w:name="Colorful Shading Accent 5" w:semiHidden="0" w:uiPriority="71" w:unhideWhenUsed="0"/>
+    <w:lsdException w:name="Colorful List Accent 5" w:semiHidden="0" w:uiPriority="72" w:unhideWhenUsed="0"/>
+    <w:lsdException w:name="Colorful Grid Accent 5" w:semiHidden="0" w:uiPriority="73" w:unhideWhenUsed="0"/>
+    <w:lsdException w:name="Light Shading Accent 6" w:semiHidden="0" w:uiPriority="60" w:unhideWhenUsed="0"/>
+    <w:lsdException w:name="Light List Accent 6" w:semiHidden="0" w:uiPriority="61" w:unhideWhenUsed="0"/>
+    <w:lsdException w:name="Light Grid Accent 6" w:semiHidden="0" w:uiPriority="62" w:unhideWhenUsed="0"/>
+    <w:lsdException w:name="Medium Shading 1 Accent 6" w:semiHidden="0" w:uiPriority="63" w:unhideWhenUsed="0"/>
+    <w:lsdException w:name="Medium Shading 2 Accent 6" w:semiHidden="0" w:uiPriority="64" w:unhideWhenUsed="0"/>
+    <w:lsdException w:name="Medium List 1 Accent 6" w:semiHidden="0" w:uiPriority="65" w:unhideWhenUsed="0"/>
+    <w:lsdException w:name="Medium List 2 Accent 6" w:semiHidden="0" w:uiPriority="66" w:unhideWhenUsed="0"/>
+    <w:lsdException w:name="Medium Grid 1 Accent 6" w:semiHidden="0" w:uiPriority="67" w:unhideWhenUsed="0"/>
+    <w:lsdException w:name="Medium Grid 2 Accent 6" w:semiHidden="0" w:uiPriority="68" w:unhideWhenUsed="0"/>
+    <w:lsdException w:name="Medium Grid 3 Accent 6" w:semiHidden="0" w:uiPriority="69" w:unhideWhenUsed="0"/>
+    <w:lsdException w:name="Dark List Accent 6" w:semiHidden="0" w:uiPriority="70" w:unhideWhenUsed="0"/>
+    <w:lsdException w:name="Colorful Shading Accent 6" w:semiHidden="0" w:uiPriority="71" w:unhideWhenUsed="0"/>
+    <w:lsdException w:name="Colorful List Accent 6" w:semiHidden="0" w:uiPriority="72" w:unhideWhenUsed="0"/>
+    <w:lsdException w:name="Colorful Grid Accent 6" w:semiHidden="0" w:uiPriority="73" w:unhideWhenUsed="0"/>
+    <w:lsdException w:name="Subtle Emphasis" w:semiHidden="0" w:uiPriority="19" w:unhideWhenUsed="0" w:qFormat="1"/>
+    <w:lsdException w:name="Intense Emphasis" w:semiHidden="0" w:uiPriority="21" w:unhideWhenUsed="0" w:qFormat="1"/>
+    <w:lsdException w:name="Subtle Reference" w:semiHidden="0" w:uiPriority="31" w:unhideWhenUsed="0" w:qFormat="1"/>
+    <w:lsdException w:name="Intense Reference" w:semiHidden="0" w:uiPriority="32" w:unhideWhenUsed="0" w:qFormat="1"/>
+    <w:lsdException w:name="Book Title" w:semiHidden="0" w:uiPriority="33" w:unhideWhenUsed="0" w:qFormat="1"/>
+    <w:lsdException w:name="Bibliography" w:uiPriority="37"/>
+    <w:lsdException w:name="TOC Heading" w:uiPriority="39" w:qFormat="1"/>
+  </w:latentStyles>
+  <w:style w:type="paragraph" w:default="1" w:styleId="a">
+    <w:name w:val="Normal"/>
+    <w:qFormat/>
+    <w:rsid w:val="00A91DA6"/>
+    <w:pPr>
+      <w:widowControl w:val="0"/>
+      <w:jc w:val="both"/>
+    </w:pPr>
+    <w:rPr>
+      <w:rFonts w:ascii="Times New Roman" w:eastAsia="宋体" w:hAnsi="Times New Roman" w:cs="Times New Roman"/>
+      <w:szCs w:val="24"/>
+    </w:rPr>
+  </w:style>
+  <w:style w:type="character" w:default="1" w:styleId="a0">
+    <w:name w:val="Default Paragraph Font"/>
+    <w:uiPriority w:val="1"/>
+    <w:semiHidden/>
+    <w:unhideWhenUsed/>
+  </w:style>
+  <w:style w:type="table" w:default="1" w:styleId="a1">
+    <w:name w:val="Normal Table"/>
+    <w:uiPriority w:val="99"/>
+    <w:semiHidden/>
+    <w:unhideWhenUsed/>
+    <w:tblPr>
+      <w:tblInd w:w="0" w:type="dxa"/>
+      <w:tblCellMar>
+        <w:top w:w="0" w:type="dxa"/>
+        <w:left w:w="108" w:type="dxa"/>
+        <w:bottom w:w="0" w:type="dxa"/>
+        <w:right w:w="108" w:type="dxa"/>
+      </w:tblCellMar>
+    </w:tblPr>
+  </w:style>
+  <w:style w:type="numbering" w:default="1" w:styleId="a2">
+    <w:name w:val="No List"/>
+    <w:uiPriority w:val="99"/>
+    <w:semiHidden/>
+    <w:unhideWhenUsed/>
+  </w:style>
+  <w:style w:type="table" w:styleId="a3">
+    <w:name w:val="Table Grid"/>
+    <w:basedOn w:val="a1"/>
+    <w:uiPriority w:val="59"/>
+    <w:rsid w:val="00BF52A4"/>
+    <w:tblPr>
+      <w:tblInd w:w="0" w:type="dxa"/>
+      <w:tblBorders>
+        <w:top w:val="single" w:sz="4" w:space="0" w:color="auto"/>
+        <w:left w:val="single" w:sz="4" w:space="0" w:color="auto"/>
+        <w:bottom w:val="single" w:sz="4" w:space="0" w:color="auto"/>
+        <w:right w:val="single" w:sz="4" w:space="0" w:color="auto"/>
+        <w:insideH w:val="single" w:sz="4" w:space="0" w:color="auto"/>
+        <w:insideV w:val="single" w:sz="4" w:space="0" w:color="auto"/>
+      </w:tblBorders>
+      <w:tblCellMar>
+        <w:top w:w="0" w:type="dxa"/>
+        <w:left w:w="108" w:type="dxa"/>
+        <w:bottom w:w="0" w:type="dxa"/>
+        <w:right w:w="108" w:type="dxa"/>
+      </w:tblCellMar>
+    </w:tblPr>
+  </w:style>
+  <w:style w:type="paragraph" w:styleId="a4">
     <w:name w:val="header"/>
-    <w:basedOn w:val="1"/>
-    <w:link w:val="9"/>
+    <w:basedOn w:val="a"/>
+    <w:link w:val="Char"/>
+    <w:uiPriority w:val="99"/>
     <w:unhideWhenUsed/>
-    <w:uiPriority w:val="99"/>
+    <w:rsid w:val="00A91DA6"/>
     <w:pPr>
       <w:pBdr>
-        <w:bottom w:val="single" w:color="auto" w:sz="6" w:space="1"/>
+        <w:bottom w:val="single" w:sz="6" w:space="1" w:color="auto"/>
       </w:pBdr>
       <w:tabs>
         <w:tab w:val="center" w:pos="4153"/>
@@ -1379,84 +2199,96 @@
       <w:jc w:val="center"/>
     </w:pPr>
     <w:rPr>
-      <w:rFonts w:asciiTheme="minorHAnsi" w:hAnsiTheme="minorHAnsi" w:eastAsiaTheme="minorEastAsia" w:cstheme="minorBidi"/>
+      <w:rFonts w:asciiTheme="minorHAnsi" w:eastAsiaTheme="minorEastAsia" w:hAnsiTheme="minorHAnsi" w:cstheme="minorBidi"/>
       <w:sz w:val="18"/>
       <w:szCs w:val="18"/>
     </w:rPr>
   </w:style>
-  <w:style w:type="table" w:styleId="6">
-    <w:name w:val="Table Grid"/>
-    <w:basedOn w:val="5"/>
-    <w:uiPriority w:val="59"/>
-    <w:tblPr>
-      <w:tblBorders>
-        <w:top w:val="single" w:color="auto" w:sz="4" w:space="0"/>
-        <w:left w:val="single" w:color="auto" w:sz="4" w:space="0"/>
-        <w:bottom w:val="single" w:color="auto" w:sz="4" w:space="0"/>
-        <w:right w:val="single" w:color="auto" w:sz="4" w:space="0"/>
-        <w:insideH w:val="single" w:color="auto" w:sz="4" w:space="0"/>
-        <w:insideV w:val="single" w:color="auto" w:sz="4" w:space="0"/>
-      </w:tblBorders>
-      <w:tblCellMar>
-        <w:top w:w="0" w:type="dxa"/>
-        <w:left w:w="108" w:type="dxa"/>
-        <w:bottom w:w="0" w:type="dxa"/>
-        <w:right w:w="108" w:type="dxa"/>
-      </w:tblCellMar>
-    </w:tblPr>
-  </w:style>
-  <w:style w:type="character" w:styleId="8">
-    <w:name w:val="Hyperlink"/>
-    <w:basedOn w:val="7"/>
-    <w:unhideWhenUsed/>
+  <w:style w:type="character" w:customStyle="1" w:styleId="Char">
+    <w:name w:val="页眉 Char"/>
+    <w:basedOn w:val="a0"/>
+    <w:link w:val="a4"/>
     <w:uiPriority w:val="99"/>
-    <w:rPr>
-      <w:color w:val="0000FF" w:themeColor="hyperlink"/>
-      <w:u w:val="single"/>
-      <w14:textFill>
-        <w14:solidFill>
-          <w14:schemeClr w14:val="hlink"/>
-        </w14:solidFill>
-      </w14:textFill>
-    </w:rPr>
-  </w:style>
-  <w:style w:type="character" w:customStyle="1" w:styleId="9">
-    <w:name w:val="页眉 Char"/>
-    <w:basedOn w:val="7"/>
-    <w:link w:val="4"/>
-    <w:uiPriority w:val="99"/>
+    <w:rsid w:val="00A91DA6"/>
     <w:rPr>
       <w:sz w:val="18"/>
       <w:szCs w:val="18"/>
     </w:rPr>
   </w:style>
-  <w:style w:type="character" w:customStyle="1" w:styleId="10">
+  <w:style w:type="paragraph" w:styleId="a5">
+    <w:name w:val="footer"/>
+    <w:basedOn w:val="a"/>
+    <w:link w:val="Char0"/>
+    <w:uiPriority w:val="99"/>
+    <w:unhideWhenUsed/>
+    <w:rsid w:val="00A91DA6"/>
+    <w:pPr>
+      <w:tabs>
+        <w:tab w:val="center" w:pos="4153"/>
+        <w:tab w:val="right" w:pos="8306"/>
+      </w:tabs>
+      <w:snapToGrid w:val="0"/>
+      <w:jc w:val="left"/>
+    </w:pPr>
+    <w:rPr>
+      <w:rFonts w:asciiTheme="minorHAnsi" w:eastAsiaTheme="minorEastAsia" w:hAnsiTheme="minorHAnsi" w:cstheme="minorBidi"/>
+      <w:sz w:val="18"/>
+      <w:szCs w:val="18"/>
+    </w:rPr>
+  </w:style>
+  <w:style w:type="character" w:customStyle="1" w:styleId="Char0">
     <w:name w:val="页脚 Char"/>
-    <w:basedOn w:val="7"/>
-    <w:link w:val="3"/>
+    <w:basedOn w:val="a0"/>
+    <w:link w:val="a5"/>
     <w:uiPriority w:val="99"/>
+    <w:rsid w:val="00A91DA6"/>
     <w:rPr>
       <w:sz w:val="18"/>
       <w:szCs w:val="18"/>
     </w:rPr>
   </w:style>
-  <w:style w:type="character" w:customStyle="1" w:styleId="11">
+  <w:style w:type="paragraph" w:styleId="a6">
+    <w:name w:val="Body Text Indent"/>
+    <w:basedOn w:val="a"/>
+    <w:link w:val="Char1"/>
+    <w:rsid w:val="00A91DA6"/>
+    <w:pPr>
+      <w:spacing w:line="200" w:lineRule="exact"/>
+      <w:ind w:firstLine="420"/>
+    </w:pPr>
+    <w:rPr>
+      <w:rFonts w:ascii="仿宋_GB2312" w:eastAsia="仿宋_GB2312"/>
+    </w:rPr>
+  </w:style>
+  <w:style w:type="character" w:customStyle="1" w:styleId="Char1">
     <w:name w:val="正文文本缩进 Char"/>
-    <w:basedOn w:val="7"/>
-    <w:link w:val="2"/>
-    <w:uiPriority w:val="0"/>
+    <w:basedOn w:val="a0"/>
+    <w:link w:val="a6"/>
+    <w:rsid w:val="00A91DA6"/>
     <w:rPr>
-      <w:rFonts w:ascii="仿宋_GB2312" w:hAnsi="Times New Roman" w:eastAsia="仿宋_GB2312" w:cs="Times New Roman"/>
+      <w:rFonts w:ascii="仿宋_GB2312" w:eastAsia="仿宋_GB2312" w:hAnsi="Times New Roman" w:cs="Times New Roman"/>
       <w:szCs w:val="24"/>
     </w:rPr>
   </w:style>
-  <w:style w:type="paragraph" w:styleId="12">
+  <w:style w:type="character" w:styleId="a7">
+    <w:name w:val="Hyperlink"/>
+    <w:basedOn w:val="a0"/>
+    <w:uiPriority w:val="99"/>
+    <w:unhideWhenUsed/>
+    <w:rsid w:val="00A91DA6"/>
+    <w:rPr>
+      <w:color w:val="0000FF" w:themeColor="hyperlink"/>
+      <w:u w:val="single"/>
+    </w:rPr>
+  </w:style>
+  <w:style w:type="paragraph" w:styleId="a8">
     <w:name w:val="List Paragraph"/>
-    <w:basedOn w:val="1"/>
+    <w:basedOn w:val="a"/>
+    <w:uiPriority w:val="34"/>
     <w:qFormat/>
-    <w:uiPriority w:val="34"/>
+    <w:rsid w:val="00A91DA6"/>
     <w:pPr>
-      <w:ind w:firstLine="420" w:firstLineChars="200"/>
+      <w:ind w:firstLineChars="200" w:firstLine="420"/>
     </w:pPr>
   </w:style>
 </w:styles>
@@ -1743,21 +2575,6 @@
     </a:fmtScheme>
   </a:themeElements>
   <a:objectDefaults/>
+  <a:extraClrSchemeLst/>
 </a:theme>
-</file>
-
-<file path=customXml/item1.xml><?xml version="1.0" encoding="utf-8"?>
-<s:customData xmlns="http://www.wps.cn/officeDocument/2013/wpsCustomData" xmlns:s="http://www.wps.cn/officeDocument/2013/wpsCustomData">
-  <customSectProps>
-    <customSectPr/>
-  </customSectProps>
-</s:customData>
-</file>
-
-<file path=customXml/itemProps1.xml><?xml version="1.0" encoding="utf-8"?>
-<ds:datastoreItem xmlns:ds="http://schemas.openxmlformats.org/officeDocument/2006/customXml" ds:itemID="{B1977F7D-205B-4081-913C-38D41E755F92}">
-  <ds:schemaRefs>
-    <ds:schemaRef ds:uri="http://www.wps.cn/officeDocument/2013/wpsCustomData"/>
-  </ds:schemaRefs>
-</ds:datastoreItem>
 </file>
--- a/PHengLEI软件开源协议.docx
+++ b/PHengLEI软件开源协议.docx
@@ -1,7 +1,148 @@
 
 <file path=word/document.xml><?xml version="1.0" encoding="utf-8"?>
-<w:document xmlns:wpc="http://schemas.microsoft.com/office/word/2010/wordprocessingCanvas" xmlns:mc="http://schemas.openxmlformats.org/markup-compatibility/2006" xmlns:o="urn:schemas-microsoft-com:office:office" xmlns:r="http://schemas.openxmlformats.org/officeDocument/2006/relationships" xmlns:m="http://schemas.openxmlformats.org/officeDocument/2006/math" xmlns:v="urn:schemas-microsoft-com:vml" xmlns:wp14="http://schemas.microsoft.com/office/word/2010/wordprocessingDrawing" xmlns:wp="http://schemas.openxmlformats.org/drawingml/2006/wordprocessingDrawing" xmlns:w10="urn:schemas-microsoft-com:office:word" xmlns:w="http://schemas.openxmlformats.org/wordprocessingml/2006/main" xmlns:w14="http://schemas.microsoft.com/office/word/2010/wordml" xmlns:wpg="http://schemas.microsoft.com/office/word/2010/wordprocessingGroup" xmlns:wpi="http://schemas.microsoft.com/office/word/2010/wordprocessingInk" xmlns:wne="http://schemas.microsoft.com/office/word/2006/wordml" xmlns:wps="http://schemas.microsoft.com/office/word/2010/wordprocessingShape" mc:Ignorable="w14 wp14">
+<w:document xmlns:wpc="http://schemas.microsoft.com/office/word/2010/wordprocessingCanvas" xmlns:cx="http://schemas.microsoft.com/office/drawing/2014/chartex" xmlns:cx1="http://schemas.microsoft.com/office/drawing/2015/9/8/chartex" xmlns:cx2="http://schemas.microsoft.com/office/drawing/2015/10/21/chartex" xmlns:cx3="http://schemas.microsoft.com/office/drawing/2016/5/9/chartex" xmlns:cx4="http://schemas.microsoft.com/office/drawing/2016/5/10/chartex" xmlns:cx5="http://schemas.microsoft.com/office/drawing/2016/5/11/chartex" xmlns:cx6="http://schemas.microsoft.com/office/drawing/2016/5/12/chartex" xmlns:cx7="http://schemas.microsoft.com/office/drawing/2016/5/13/chartex" xmlns:cx8="http://schemas.microsoft.com/office/drawing/2016/5/14/chartex" xmlns:mc="http://schemas.openxmlformats.org/markup-compatibility/2006" xmlns:aink="http://schemas.microsoft.com/office/drawing/2016/ink" xmlns:am3d="http://schemas.microsoft.com/office/drawing/2017/model3d" xmlns:o="urn:schemas-microsoft-com:office:office" xmlns:oel="http://schemas.microsoft.com/office/2019/extlst" xmlns:r="http://schemas.openxmlformats.org/officeDocument/2006/relationships" xmlns:m="http://schemas.openxmlformats.org/officeDocument/2006/math" xmlns:v="urn:schemas-microsoft-com:vml" xmlns:wp14="http://schemas.microsoft.com/office/word/2010/wordprocessingDrawing" xmlns:wp="http://schemas.openxmlformats.org/drawingml/2006/wordprocessingDrawing" xmlns:w10="urn:schemas-microsoft-com:office:word" xmlns:w="http://schemas.openxmlformats.org/wordprocessingml/2006/main" xmlns:w14="http://schemas.microsoft.com/office/word/2010/wordml" xmlns:w15="http://schemas.microsoft.com/office/word/2012/wordml" xmlns:w16cex="http://schemas.microsoft.com/office/word/2018/wordml/cex" xmlns:w16cid="http://schemas.microsoft.com/office/word/2016/wordml/cid" xmlns:w16="http://schemas.microsoft.com/office/word/2018/wordml" xmlns:w16du="http://schemas.microsoft.com/office/word/2023/wordml/word16du" xmlns:w16sdtdh="http://schemas.microsoft.com/office/word/2020/wordml/sdtdatahash" xmlns:w16se="http://schemas.microsoft.com/office/word/2015/wordml/symex" xmlns:wpg="http://schemas.microsoft.com/office/word/2010/wordprocessingGroup" xmlns:wpi="http://schemas.microsoft.com/office/word/2010/wordprocessingInk" xmlns:wne="http://schemas.microsoft.com/office/word/2006/wordml" xmlns:wps="http://schemas.microsoft.com/office/word/2010/wordprocessingShape" mc:Ignorable="w14 w15 w16se w16cid w16 w16cex w16sdtdh w16du wp14">
   <w:body>
+    <w:p>
+      <w:pPr>
+        <w:adjustRightInd w:val="0"/>
+        <w:spacing w:before="112" w:after="120"/>
+        <w:rPr>
+          <w:rFonts w:ascii="仿宋_GB2312" w:eastAsia="仿宋_GB2312" w:hint="eastAsia"/>
+          <w:bCs/>
+          <w:sz w:val="28"/>
+        </w:rPr>
+      </w:pPr>
+      <w:r>
+        <w:rPr>
+          <w:rFonts w:ascii="仿宋_GB2312" w:eastAsia="仿宋_GB2312"/>
+          <w:bCs/>
+          <w:sz w:val="28"/>
+        </w:rPr>
+        <w:fldChar w:fldCharType="begin"/>
+      </w:r>
+      <w:r>
+        <w:rPr>
+          <w:rFonts w:ascii="仿宋_GB2312" w:eastAsia="仿宋_GB2312"/>
+          <w:bCs/>
+          <w:sz w:val="28"/>
+        </w:rPr>
+        <w:instrText xml:space="preserve"> MACROBUTTON MTEditEquationSection2 </w:instrText>
+      </w:r>
+      <w:r>
+        <w:rPr>
+          <w:rStyle w:val="MTEquationSection"/>
+          <w:rFonts w:hint="eastAsia"/>
+        </w:rPr>
+        <w:instrText>公式章</w:instrText>
+      </w:r>
+      <w:r>
+        <w:rPr>
+          <w:rStyle w:val="MTEquationSection"/>
+        </w:rPr>
+        <w:instrText xml:space="preserve"> 1 </w:instrText>
+      </w:r>
+      <w:r>
+        <w:rPr>
+          <w:rStyle w:val="MTEquationSection"/>
+          <w:rFonts w:hint="eastAsia"/>
+        </w:rPr>
+        <w:instrText>节</w:instrText>
+      </w:r>
+      <w:r>
+        <w:rPr>
+          <w:rStyle w:val="MTEquationSection"/>
+        </w:rPr>
+        <w:instrText xml:space="preserve"> 1</w:instrText>
+      </w:r>
+      <w:r>
+        <w:rPr>
+          <w:rFonts w:ascii="仿宋_GB2312" w:eastAsia="仿宋_GB2312"/>
+          <w:bCs/>
+          <w:sz w:val="28"/>
+        </w:rPr>
+        <w:fldChar w:fldCharType="begin"/>
+      </w:r>
+      <w:r>
+        <w:rPr>
+          <w:rFonts w:ascii="仿宋_GB2312" w:eastAsia="仿宋_GB2312"/>
+          <w:bCs/>
+          <w:sz w:val="28"/>
+        </w:rPr>
+        <w:instrText xml:space="preserve"> SEQ MTEqn \r \h \* MERGEFORMAT </w:instrText>
+      </w:r>
+      <w:r>
+        <w:rPr>
+          <w:rFonts w:ascii="仿宋_GB2312" w:eastAsia="仿宋_GB2312"/>
+          <w:bCs/>
+          <w:sz w:val="28"/>
+        </w:rPr>
+        <w:fldChar w:fldCharType="end"/>
+      </w:r>
+      <w:r>
+        <w:rPr>
+          <w:rFonts w:ascii="仿宋_GB2312" w:eastAsia="仿宋_GB2312"/>
+          <w:bCs/>
+          <w:sz w:val="28"/>
+        </w:rPr>
+        <w:fldChar w:fldCharType="begin"/>
+      </w:r>
+      <w:r>
+        <w:rPr>
+          <w:rFonts w:ascii="仿宋_GB2312" w:eastAsia="仿宋_GB2312"/>
+          <w:bCs/>
+          <w:sz w:val="28"/>
+        </w:rPr>
+        <w:instrText xml:space="preserve"> SEQ MTSec \r 1 \h \* MERGEFORMAT </w:instrText>
+      </w:r>
+      <w:r>
+        <w:rPr>
+          <w:rFonts w:ascii="仿宋_GB2312" w:eastAsia="仿宋_GB2312"/>
+          <w:bCs/>
+          <w:sz w:val="28"/>
+        </w:rPr>
+        <w:fldChar w:fldCharType="end"/>
+      </w:r>
+      <w:r>
+        <w:rPr>
+          <w:rFonts w:ascii="仿宋_GB2312" w:eastAsia="仿宋_GB2312"/>
+          <w:bCs/>
+          <w:sz w:val="28"/>
+        </w:rPr>
+        <w:fldChar w:fldCharType="begin"/>
+      </w:r>
+      <w:r>
+        <w:rPr>
+          <w:rFonts w:ascii="仿宋_GB2312" w:eastAsia="仿宋_GB2312"/>
+          <w:bCs/>
+          <w:sz w:val="28"/>
+        </w:rPr>
+        <w:instrText xml:space="preserve"> SEQ MTChap \r 1 \h \* MERGEFORMAT </w:instrText>
+      </w:r>
+      <w:r>
+        <w:rPr>
+          <w:rFonts w:ascii="仿宋_GB2312" w:eastAsia="仿宋_GB2312"/>
+          <w:bCs/>
+          <w:sz w:val="28"/>
+        </w:rPr>
+        <w:fldChar w:fldCharType="end"/>
+      </w:r>
+      <w:r>
+        <w:rPr>
+          <w:rFonts w:ascii="仿宋_GB2312" w:eastAsia="仿宋_GB2312"/>
+          <w:bCs/>
+          <w:sz w:val="28"/>
+        </w:rPr>
+        <w:fldChar w:fldCharType="end"/>
+      </w:r>
+      <w:r>
+        <w:rPr>
+          <w:rFonts w:ascii="仿宋_GB2312" w:eastAsia="仿宋_GB2312" w:hint="eastAsia"/>
+          <w:bCs/>
+          <w:sz w:val="28"/>
+        </w:rPr>
+        <w:t>个人版：</w:t>
+      </w:r>
+    </w:p>
     <w:p>
       <w:pPr>
         <w:adjustRightInd w:val="0"/>
@@ -475,124 +616,7 @@
           </w:p>
           <w:p>
             <w:pPr>
-              <w:pStyle w:val="a8"/>
-              <w:numPr>
-                <w:ilvl w:val="0"/>
-                <w:numId w:val="1"/>
-              </w:numPr>
-              <w:ind w:left="422" w:hangingChars="200" w:hanging="422"/>
-              <w:rPr>
-                <w:rFonts w:ascii="仿宋_GB2312" w:eastAsia="仿宋_GB2312"/>
-              </w:rPr>
-            </w:pPr>
-            <w:r>
-              <w:rPr>
-                <w:rFonts w:ascii="仿宋_GB2312" w:eastAsia="仿宋_GB2312" w:hint="eastAsia"/>
-                <w:b/>
-                <w:u w:val="single"/>
-              </w:rPr>
-              <w:t>申请</w:t>
-            </w:r>
-            <w:r>
-              <w:rPr>
-                <w:rFonts w:ascii="仿宋_GB2312" w:eastAsia="仿宋_GB2312" w:hint="eastAsia"/>
-                <w:b/>
-                <w:u w:val="single"/>
-              </w:rPr>
-              <w:t>者</w:t>
-            </w:r>
-            <w:r>
-              <w:rPr>
-                <w:rFonts w:ascii="仿宋_GB2312" w:eastAsia="仿宋_GB2312" w:hint="eastAsia"/>
-                <w:b/>
-                <w:u w:val="single"/>
-              </w:rPr>
-              <w:t>不得私自以拷贝、</w:t>
-            </w:r>
-            <w:r>
-              <w:rPr>
-                <w:rFonts w:ascii="仿宋_GB2312" w:eastAsia="仿宋_GB2312" w:hint="eastAsia"/>
-                <w:b/>
-                <w:u w:val="single"/>
-              </w:rPr>
-              <w:t>刻录等方式向第三者</w:t>
-            </w:r>
-            <w:r>
-              <w:rPr>
-                <w:rFonts w:ascii="仿宋_GB2312" w:eastAsia="仿宋_GB2312" w:hint="eastAsia"/>
-                <w:b/>
-                <w:u w:val="single"/>
-              </w:rPr>
-              <w:t>（包括同一单位内的其他人员）</w:t>
-            </w:r>
-            <w:r>
-              <w:rPr>
-                <w:rFonts w:ascii="仿宋_GB2312" w:eastAsia="仿宋_GB2312" w:hint="eastAsia"/>
-                <w:b/>
-                <w:u w:val="single"/>
-              </w:rPr>
-              <w:t>传播。</w:t>
-            </w:r>
-            <w:r>
-              <w:rPr>
-                <w:rFonts w:ascii="仿宋_GB2312" w:eastAsia="仿宋_GB2312" w:hint="eastAsia"/>
-                <w:b/>
-                <w:u w:val="single"/>
-              </w:rPr>
-              <w:t>所有用户均</w:t>
-            </w:r>
-            <w:r>
-              <w:rPr>
-                <w:rFonts w:ascii="仿宋_GB2312" w:eastAsia="仿宋_GB2312" w:hint="eastAsia"/>
-                <w:b/>
-                <w:u w:val="single"/>
-              </w:rPr>
-              <w:t>需填写本</w:t>
-            </w:r>
-            <w:r>
-              <w:rPr>
-                <w:rFonts w:ascii="仿宋_GB2312" w:eastAsia="仿宋_GB2312" w:hint="eastAsia"/>
-                <w:b/>
-                <w:u w:val="single"/>
-              </w:rPr>
-              <w:t>协议</w:t>
-            </w:r>
-            <w:r>
-              <w:rPr>
-                <w:rFonts w:ascii="仿宋_GB2312" w:eastAsia="仿宋_GB2312" w:hint="eastAsia"/>
-                <w:b/>
-                <w:u w:val="single"/>
-              </w:rPr>
-              <w:t>，</w:t>
-            </w:r>
-            <w:r>
-              <w:rPr>
-                <w:rFonts w:ascii="仿宋_GB2312" w:eastAsia="仿宋_GB2312" w:hint="eastAsia"/>
-                <w:b/>
-                <w:u w:val="single"/>
-              </w:rPr>
-              <w:t>向中心申请</w:t>
-            </w:r>
-            <w:r>
-              <w:rPr>
-                <w:rFonts w:ascii="仿宋_GB2312" w:eastAsia="仿宋_GB2312" w:hint="eastAsia"/>
-                <w:b/>
-                <w:u w:val="single"/>
-              </w:rPr>
-              <w:t>并获授权</w:t>
-            </w:r>
-            <w:r>
-              <w:rPr>
-                <w:rFonts w:ascii="仿宋_GB2312" w:eastAsia="仿宋_GB2312" w:hint="eastAsia"/>
-                <w:b/>
-                <w:u w:val="single"/>
-              </w:rPr>
-              <w:t>后方能免费获取。</w:t>
-            </w:r>
-          </w:p>
-          <w:p>
-            <w:pPr>
-              <w:pStyle w:val="a8"/>
+              <w:pStyle w:val="ab"/>
               <w:numPr>
                 <w:ilvl w:val="0"/>
                 <w:numId w:val="1"/>
@@ -605,87 +629,111 @@
             <w:r>
               <w:rPr>
                 <w:rFonts w:ascii="仿宋_GB2312" w:eastAsia="仿宋_GB2312" w:hint="eastAsia"/>
-              </w:rPr>
-              <w:t>用户可以在</w:t>
-            </w:r>
-            <w:r>
-              <w:rPr>
-                <w:rFonts w:ascii="仿宋_GB2312" w:eastAsia="仿宋_GB2312" w:hint="eastAsia"/>
-              </w:rPr>
-              <w:t>“</w:t>
-            </w:r>
-            <w:r>
-              <w:rPr>
-                <w:rFonts w:ascii="仿宋_GB2312" w:eastAsia="仿宋_GB2312" w:hint="eastAsia"/>
-              </w:rPr>
-              <w:t>风雷（</w:t>
-            </w:r>
-            <w:proofErr w:type="spellStart"/>
-            <w:r>
-              <w:rPr>
-                <w:rFonts w:ascii="仿宋_GB2312" w:eastAsia="仿宋_GB2312" w:hint="eastAsia"/>
-              </w:rPr>
-              <w:t>PHengLEI</w:t>
-            </w:r>
-            <w:proofErr w:type="spellEnd"/>
-            <w:r>
-              <w:rPr>
-                <w:rFonts w:ascii="仿宋_GB2312" w:eastAsia="仿宋_GB2312" w:hint="eastAsia"/>
-              </w:rPr>
-              <w:t>）</w:t>
-            </w:r>
-            <w:r>
-              <w:rPr>
-                <w:rFonts w:ascii="仿宋_GB2312" w:eastAsia="仿宋_GB2312" w:hint="eastAsia"/>
-              </w:rPr>
-              <w:t>”</w:t>
-            </w:r>
-            <w:r>
-              <w:rPr>
-                <w:rFonts w:ascii="仿宋_GB2312" w:eastAsia="仿宋_GB2312" w:hint="eastAsia"/>
-              </w:rPr>
-              <w:t>软件上</w:t>
-            </w:r>
-            <w:r>
-              <w:rPr>
-                <w:rFonts w:ascii="仿宋_GB2312" w:eastAsia="仿宋_GB2312" w:hint="eastAsia"/>
-              </w:rPr>
-              <w:t>添加、修改源代码</w:t>
-            </w:r>
-            <w:r>
-              <w:rPr>
-                <w:rFonts w:ascii="仿宋_GB2312" w:eastAsia="仿宋_GB2312" w:hint="eastAsia"/>
+                <w:b/>
+                <w:u w:val="single"/>
+              </w:rPr>
+              <w:t>申请</w:t>
+            </w:r>
+            <w:r>
+              <w:rPr>
+                <w:rFonts w:ascii="仿宋_GB2312" w:eastAsia="仿宋_GB2312" w:hint="eastAsia"/>
+                <w:b/>
+                <w:u w:val="single"/>
+              </w:rPr>
+              <w:t>者</w:t>
+            </w:r>
+            <w:r>
+              <w:rPr>
+                <w:rFonts w:ascii="仿宋_GB2312" w:eastAsia="仿宋_GB2312" w:hint="eastAsia"/>
+                <w:b/>
+                <w:u w:val="single"/>
+              </w:rPr>
+              <w:t>不得私自以拷贝、</w:t>
+            </w:r>
+            <w:r>
+              <w:rPr>
+                <w:rFonts w:ascii="仿宋_GB2312" w:eastAsia="仿宋_GB2312" w:hint="eastAsia"/>
+                <w:b/>
+                <w:u w:val="single"/>
+              </w:rPr>
+              <w:t>刻录等方式向第三者</w:t>
+            </w:r>
+            <w:r>
+              <w:rPr>
+                <w:rFonts w:ascii="仿宋_GB2312" w:eastAsia="仿宋_GB2312" w:hint="eastAsia"/>
+                <w:b/>
+                <w:u w:val="single"/>
+              </w:rPr>
+              <w:t>（包括同一单位内的其他人员）</w:t>
+            </w:r>
+            <w:r>
+              <w:rPr>
+                <w:rFonts w:ascii="仿宋_GB2312" w:eastAsia="仿宋_GB2312" w:hint="eastAsia"/>
+                <w:b/>
+                <w:u w:val="single"/>
+              </w:rPr>
+              <w:t>传播。</w:t>
+            </w:r>
+            <w:r>
+              <w:rPr>
+                <w:rFonts w:ascii="仿宋_GB2312" w:eastAsia="仿宋_GB2312" w:hint="eastAsia"/>
+                <w:b/>
+                <w:u w:val="single"/>
+              </w:rPr>
+              <w:t>所有用户均</w:t>
+            </w:r>
+            <w:r>
+              <w:rPr>
+                <w:rFonts w:ascii="仿宋_GB2312" w:eastAsia="仿宋_GB2312" w:hint="eastAsia"/>
+                <w:b/>
+                <w:u w:val="single"/>
+              </w:rPr>
+              <w:t>需填写本</w:t>
+            </w:r>
+            <w:r>
+              <w:rPr>
+                <w:rFonts w:ascii="仿宋_GB2312" w:eastAsia="仿宋_GB2312" w:hint="eastAsia"/>
+                <w:b/>
+                <w:u w:val="single"/>
+              </w:rPr>
+              <w:t>协议</w:t>
+            </w:r>
+            <w:r>
+              <w:rPr>
+                <w:rFonts w:ascii="仿宋_GB2312" w:eastAsia="仿宋_GB2312" w:hint="eastAsia"/>
+                <w:b/>
+                <w:u w:val="single"/>
               </w:rPr>
               <w:t>，</w:t>
             </w:r>
             <w:r>
               <w:rPr>
                 <w:rFonts w:ascii="仿宋_GB2312" w:eastAsia="仿宋_GB2312" w:hint="eastAsia"/>
-              </w:rPr>
-              <w:t>有权提出软件的使用反馈及意见</w:t>
-            </w:r>
-            <w:r>
-              <w:rPr>
-                <w:rFonts w:ascii="仿宋_GB2312" w:eastAsia="仿宋_GB2312" w:hint="eastAsia"/>
-              </w:rPr>
-              <w:t>，</w:t>
-            </w:r>
-            <w:r>
-              <w:rPr>
-                <w:rFonts w:ascii="仿宋_GB2312" w:eastAsia="仿宋_GB2312" w:hint="eastAsia"/>
-              </w:rPr>
-              <w:t>用户可以发表软件的使用体验及感受，但不得随意诽谤、中伤</w:t>
-            </w:r>
-            <w:r>
-              <w:rPr>
-                <w:rFonts w:ascii="仿宋_GB2312" w:eastAsia="仿宋_GB2312" w:hint="eastAsia"/>
-              </w:rPr>
-              <w:t>。</w:t>
-            </w:r>
-          </w:p>
-          <w:p>
-            <w:pPr>
-              <w:pStyle w:val="a8"/>
+                <w:b/>
+                <w:u w:val="single"/>
+              </w:rPr>
+              <w:t>向中心申请</w:t>
+            </w:r>
+            <w:r>
+              <w:rPr>
+                <w:rFonts w:ascii="仿宋_GB2312" w:eastAsia="仿宋_GB2312" w:hint="eastAsia"/>
+                <w:b/>
+                <w:u w:val="single"/>
+              </w:rPr>
+              <w:t>并获授权</w:t>
+            </w:r>
+            <w:r>
+              <w:rPr>
+                <w:rFonts w:ascii="仿宋_GB2312" w:eastAsia="仿宋_GB2312" w:hint="eastAsia"/>
+                <w:b/>
+                <w:u w:val="single"/>
+              </w:rPr>
+              <w:t>后方能免费获取。</w:t>
+            </w:r>
+          </w:p>
+          <w:p>
+            <w:pPr>
+              <w:pStyle w:val="ab"/>
               <w:numPr>
                 <w:ilvl w:val="0"/>
                 <w:numId w:val="1"/>
@@ -699,39 +747,7 @@
               <w:rPr>
                 <w:rFonts w:ascii="仿宋_GB2312" w:eastAsia="仿宋_GB2312" w:hint="eastAsia"/>
               </w:rPr>
-              <w:t>用户享有其开发代码的知识产权。鼓励</w:t>
-            </w:r>
-            <w:r>
-              <w:rPr>
-                <w:rFonts w:ascii="仿宋_GB2312" w:eastAsia="仿宋_GB2312" w:hint="eastAsia"/>
-              </w:rPr>
-              <w:t>将开发成果返回</w:t>
-            </w:r>
-            <w:proofErr w:type="gramStart"/>
-            <w:r>
-              <w:rPr>
-                <w:rFonts w:ascii="仿宋_GB2312" w:eastAsia="仿宋_GB2312" w:hint="eastAsia"/>
-              </w:rPr>
-              <w:t>至</w:t>
-            </w:r>
-            <w:r>
-              <w:rPr>
-                <w:rFonts w:ascii="仿宋_GB2312" w:eastAsia="仿宋_GB2312" w:hint="eastAsia"/>
-              </w:rPr>
-              <w:t>开发</w:t>
-            </w:r>
-            <w:proofErr w:type="gramEnd"/>
-            <w:r>
-              <w:rPr>
-                <w:rFonts w:ascii="仿宋_GB2312" w:eastAsia="仿宋_GB2312" w:hint="eastAsia"/>
-              </w:rPr>
-              <w:t>团队</w:t>
-            </w:r>
-            <w:r>
-              <w:rPr>
-                <w:rFonts w:ascii="仿宋_GB2312" w:eastAsia="仿宋_GB2312" w:hint="eastAsia"/>
-              </w:rPr>
-              <w:t>，或在</w:t>
+              <w:t>用户可以在</w:t>
             </w:r>
             <w:r>
               <w:rPr>
@@ -769,7 +785,13 @@
               <w:rPr>
                 <w:rFonts w:ascii="仿宋_GB2312" w:eastAsia="仿宋_GB2312" w:hint="eastAsia"/>
               </w:rPr>
-              <w:t>软件中开源</w:t>
+              <w:t>软件上</w:t>
+            </w:r>
+            <w:r>
+              <w:rPr>
+                <w:rFonts w:ascii="仿宋_GB2312" w:eastAsia="仿宋_GB2312" w:hint="eastAsia"/>
+              </w:rPr>
+              <w:t>添加、修改源代码</w:t>
             </w:r>
             <w:r>
               <w:rPr>
@@ -781,39 +803,19 @@
               <w:rPr>
                 <w:rFonts w:ascii="仿宋_GB2312" w:eastAsia="仿宋_GB2312" w:hint="eastAsia"/>
               </w:rPr>
-              <w:t>开发者</w:t>
-            </w:r>
-            <w:r>
-              <w:rPr>
-                <w:rFonts w:ascii="仿宋_GB2312" w:eastAsia="仿宋_GB2312" w:hint="eastAsia"/>
-              </w:rPr>
-              <w:t>将</w:t>
-            </w:r>
-            <w:r>
-              <w:rPr>
-                <w:rFonts w:ascii="仿宋_GB2312" w:eastAsia="仿宋_GB2312" w:hint="eastAsia"/>
-              </w:rPr>
-              <w:t>在代码</w:t>
-            </w:r>
-            <w:proofErr w:type="gramStart"/>
-            <w:r>
-              <w:rPr>
-                <w:rFonts w:ascii="仿宋_GB2312" w:eastAsia="仿宋_GB2312" w:hint="eastAsia"/>
-              </w:rPr>
-              <w:t>中</w:t>
-            </w:r>
-            <w:r>
-              <w:rPr>
-                <w:rFonts w:ascii="仿宋_GB2312" w:eastAsia="仿宋_GB2312" w:hint="eastAsia"/>
-              </w:rPr>
-              <w:t>署</w:t>
-            </w:r>
-            <w:proofErr w:type="gramEnd"/>
-            <w:r>
-              <w:rPr>
-                <w:rFonts w:ascii="仿宋_GB2312" w:eastAsia="仿宋_GB2312" w:hint="eastAsia"/>
-              </w:rPr>
-              <w:t>名</w:t>
+              <w:t>有权提出软件的使用反馈及意见</w:t>
+            </w:r>
+            <w:r>
+              <w:rPr>
+                <w:rFonts w:ascii="仿宋_GB2312" w:eastAsia="仿宋_GB2312" w:hint="eastAsia"/>
+              </w:rPr>
+              <w:t>，</w:t>
+            </w:r>
+            <w:r>
+              <w:rPr>
+                <w:rFonts w:ascii="仿宋_GB2312" w:eastAsia="仿宋_GB2312" w:hint="eastAsia"/>
+              </w:rPr>
+              <w:t>用户可以发表软件的使用体验及感受，但不得随意诽谤、中伤</w:t>
             </w:r>
             <w:r>
               <w:rPr>
@@ -824,7 +826,7 @@
           </w:p>
           <w:p>
             <w:pPr>
-              <w:pStyle w:val="a8"/>
+              <w:pStyle w:val="ab"/>
               <w:numPr>
                 <w:ilvl w:val="0"/>
                 <w:numId w:val="1"/>
@@ -838,51 +840,51 @@
               <w:rPr>
                 <w:rFonts w:ascii="仿宋_GB2312" w:eastAsia="仿宋_GB2312" w:hint="eastAsia"/>
               </w:rPr>
-              <w:t>若</w:t>
-            </w:r>
-            <w:r>
-              <w:rPr>
-                <w:rFonts w:ascii="仿宋_GB2312" w:eastAsia="仿宋_GB2312" w:hint="eastAsia"/>
-              </w:rPr>
-              <w:t>该</w:t>
-            </w:r>
-            <w:r>
-              <w:rPr>
-                <w:rFonts w:ascii="仿宋_GB2312" w:eastAsia="仿宋_GB2312" w:hint="eastAsia"/>
-              </w:rPr>
-              <w:t>软件被申请人用于学术研究，</w:t>
+              <w:t>用户享有其开发代码的知识产权。鼓励</w:t>
+            </w:r>
+            <w:r>
+              <w:rPr>
+                <w:rFonts w:ascii="仿宋_GB2312" w:eastAsia="仿宋_GB2312" w:hint="eastAsia"/>
+              </w:rPr>
+              <w:t>将开发成果返回</w:t>
             </w:r>
             <w:proofErr w:type="gramStart"/>
             <w:r>
               <w:rPr>
                 <w:rFonts w:ascii="仿宋_GB2312" w:eastAsia="仿宋_GB2312" w:hint="eastAsia"/>
               </w:rPr>
-              <w:t>则相关</w:t>
+              <w:t>至</w:t>
+            </w:r>
+            <w:r>
+              <w:rPr>
+                <w:rFonts w:ascii="仿宋_GB2312" w:eastAsia="仿宋_GB2312" w:hint="eastAsia"/>
+              </w:rPr>
+              <w:t>开发</w:t>
             </w:r>
             <w:proofErr w:type="gramEnd"/>
             <w:r>
               <w:rPr>
                 <w:rFonts w:ascii="仿宋_GB2312" w:eastAsia="仿宋_GB2312" w:hint="eastAsia"/>
               </w:rPr>
-              <w:t>论文成果中应</w:t>
-            </w:r>
-            <w:r>
-              <w:rPr>
-                <w:rFonts w:ascii="仿宋_GB2312" w:eastAsia="仿宋_GB2312" w:hint="eastAsia"/>
-              </w:rPr>
-              <w:t>引用国家数值风洞</w:t>
-            </w:r>
-            <w:r>
-              <w:rPr>
-                <w:rFonts w:ascii="仿宋_GB2312" w:eastAsia="仿宋_GB2312" w:hint="eastAsia"/>
-              </w:rPr>
-              <w:t>“风雷</w:t>
-            </w:r>
-            <w:r>
-              <w:rPr>
-                <w:rFonts w:ascii="仿宋_GB2312" w:eastAsia="仿宋_GB2312" w:hint="eastAsia"/>
-              </w:rPr>
-              <w:t>（</w:t>
+              <w:t>团队</w:t>
+            </w:r>
+            <w:r>
+              <w:rPr>
+                <w:rFonts w:ascii="仿宋_GB2312" w:eastAsia="仿宋_GB2312" w:hint="eastAsia"/>
+              </w:rPr>
+              <w:t>，或在</w:t>
+            </w:r>
+            <w:r>
+              <w:rPr>
+                <w:rFonts w:ascii="仿宋_GB2312" w:eastAsia="仿宋_GB2312" w:hint="eastAsia"/>
+              </w:rPr>
+              <w:t>“</w:t>
+            </w:r>
+            <w:r>
+              <w:rPr>
+                <w:rFonts w:ascii="仿宋_GB2312" w:eastAsia="仿宋_GB2312" w:hint="eastAsia"/>
+              </w:rPr>
+              <w:t>风雷（</w:t>
             </w:r>
             <w:proofErr w:type="spellStart"/>
             <w:r>
@@ -902,68 +904,68 @@
               <w:rPr>
                 <w:rFonts w:ascii="仿宋_GB2312" w:eastAsia="仿宋_GB2312" w:hint="eastAsia"/>
               </w:rPr>
-              <w:t>”软件</w:t>
-            </w:r>
-            <w:r>
-              <w:rPr>
-                <w:rFonts w:ascii="仿宋_GB2312" w:eastAsia="仿宋_GB2312" w:hint="eastAsia"/>
-              </w:rPr>
-              <w:t>;若用于其它用途,需</w:t>
-            </w:r>
-            <w:r>
-              <w:rPr>
-                <w:rFonts w:ascii="仿宋_GB2312" w:eastAsia="仿宋_GB2312" w:hint="eastAsia"/>
-              </w:rPr>
-              <w:t>在显要处</w:t>
-            </w:r>
-            <w:r>
-              <w:rPr>
-                <w:rFonts w:ascii="仿宋_GB2312" w:eastAsia="仿宋_GB2312" w:hint="eastAsia"/>
-              </w:rPr>
-              <w:t>标注基于</w:t>
-            </w:r>
-            <w:r>
-              <w:rPr>
-                <w:rFonts w:ascii="仿宋_GB2312" w:eastAsia="仿宋_GB2312" w:hint="eastAsia"/>
-              </w:rPr>
-              <w:t>“</w:t>
-            </w:r>
-            <w:r>
-              <w:rPr>
-                <w:rFonts w:ascii="仿宋_GB2312" w:eastAsia="仿宋_GB2312" w:hint="eastAsia"/>
-              </w:rPr>
-              <w:t>风雷（</w:t>
-            </w:r>
-            <w:proofErr w:type="spellStart"/>
-            <w:r>
-              <w:rPr>
-                <w:rFonts w:ascii="仿宋_GB2312" w:eastAsia="仿宋_GB2312" w:hint="eastAsia"/>
-              </w:rPr>
-              <w:t>PHengLEI</w:t>
-            </w:r>
-            <w:proofErr w:type="spellEnd"/>
-            <w:r>
-              <w:rPr>
-                <w:rFonts w:ascii="仿宋_GB2312" w:eastAsia="仿宋_GB2312" w:hint="eastAsia"/>
-              </w:rPr>
-              <w:t>）</w:t>
-            </w:r>
-            <w:r>
-              <w:rPr>
-                <w:rFonts w:ascii="仿宋_GB2312" w:eastAsia="仿宋_GB2312" w:hint="eastAsia"/>
-              </w:rPr>
               <w:t>”</w:t>
             </w:r>
             <w:r>
               <w:rPr>
                 <w:rFonts w:ascii="仿宋_GB2312" w:eastAsia="仿宋_GB2312" w:hint="eastAsia"/>
               </w:rPr>
-              <w:t>软件开发。</w:t>
-            </w:r>
-          </w:p>
-          <w:p>
-            <w:pPr>
-              <w:pStyle w:val="a8"/>
+              <w:t>软件中开源</w:t>
+            </w:r>
+            <w:r>
+              <w:rPr>
+                <w:rFonts w:ascii="仿宋_GB2312" w:eastAsia="仿宋_GB2312" w:hint="eastAsia"/>
+              </w:rPr>
+              <w:t>，</w:t>
+            </w:r>
+            <w:r>
+              <w:rPr>
+                <w:rFonts w:ascii="仿宋_GB2312" w:eastAsia="仿宋_GB2312" w:hint="eastAsia"/>
+              </w:rPr>
+              <w:t>开发者</w:t>
+            </w:r>
+            <w:r>
+              <w:rPr>
+                <w:rFonts w:ascii="仿宋_GB2312" w:eastAsia="仿宋_GB2312" w:hint="eastAsia"/>
+              </w:rPr>
+              <w:t>将</w:t>
+            </w:r>
+            <w:r>
+              <w:rPr>
+                <w:rFonts w:ascii="仿宋_GB2312" w:eastAsia="仿宋_GB2312" w:hint="eastAsia"/>
+              </w:rPr>
+              <w:t>在代码</w:t>
+            </w:r>
+            <w:proofErr w:type="gramStart"/>
+            <w:r>
+              <w:rPr>
+                <w:rFonts w:ascii="仿宋_GB2312" w:eastAsia="仿宋_GB2312" w:hint="eastAsia"/>
+              </w:rPr>
+              <w:t>中</w:t>
+            </w:r>
+            <w:r>
+              <w:rPr>
+                <w:rFonts w:ascii="仿宋_GB2312" w:eastAsia="仿宋_GB2312" w:hint="eastAsia"/>
+              </w:rPr>
+              <w:t>署</w:t>
+            </w:r>
+            <w:proofErr w:type="gramEnd"/>
+            <w:r>
+              <w:rPr>
+                <w:rFonts w:ascii="仿宋_GB2312" w:eastAsia="仿宋_GB2312" w:hint="eastAsia"/>
+              </w:rPr>
+              <w:t>名</w:t>
+            </w:r>
+            <w:r>
+              <w:rPr>
+                <w:rFonts w:ascii="仿宋_GB2312" w:eastAsia="仿宋_GB2312" w:hint="eastAsia"/>
+              </w:rPr>
+              <w:t>。</w:t>
+            </w:r>
+          </w:p>
+          <w:p>
+            <w:pPr>
+              <w:pStyle w:val="ab"/>
               <w:numPr>
                 <w:ilvl w:val="0"/>
                 <w:numId w:val="1"/>
@@ -977,48 +979,132 @@
               <w:rPr>
                 <w:rFonts w:ascii="仿宋_GB2312" w:eastAsia="仿宋_GB2312" w:hint="eastAsia"/>
               </w:rPr>
-              <w:t>一</w:t>
-            </w:r>
-            <w:r>
-              <w:rPr>
-                <w:rFonts w:ascii="仿宋_GB2312" w:eastAsia="仿宋_GB2312" w:hint="eastAsia"/>
-              </w:rPr>
-              <w:t>旦申请使用本软件</w:t>
-            </w:r>
-            <w:r>
-              <w:rPr>
-                <w:rFonts w:ascii="仿宋_GB2312" w:eastAsia="仿宋_GB2312" w:hint="eastAsia"/>
-              </w:rPr>
-              <w:t>，即表示同意接受协议各项条件的约束。</w:t>
-            </w:r>
-            <w:r>
-              <w:rPr>
-                <w:rFonts w:ascii="仿宋_GB2312" w:eastAsia="仿宋_GB2312" w:hint="eastAsia"/>
-              </w:rPr>
-              <w:t>如果您不同意协议的条件，则不能获得使用本软件</w:t>
-            </w:r>
-            <w:r>
-              <w:rPr>
-                <w:rFonts w:ascii="仿宋_GB2312" w:eastAsia="仿宋_GB2312" w:hint="eastAsia"/>
-              </w:rPr>
-              <w:t>的权</w:t>
-            </w:r>
-            <w:r>
-              <w:rPr>
-                <w:rFonts w:ascii="仿宋_GB2312" w:eastAsia="仿宋_GB2312" w:hint="eastAsia"/>
-              </w:rPr>
-              <w:t>利</w:t>
-            </w:r>
-            <w:r>
-              <w:rPr>
-                <w:rFonts w:ascii="仿宋_GB2312" w:eastAsia="仿宋_GB2312" w:hint="eastAsia"/>
-              </w:rPr>
-              <w:t>。</w:t>
-            </w:r>
-          </w:p>
-          <w:p>
-            <w:pPr>
-              <w:pStyle w:val="a8"/>
+              <w:t>若</w:t>
+            </w:r>
+            <w:r>
+              <w:rPr>
+                <w:rFonts w:ascii="仿宋_GB2312" w:eastAsia="仿宋_GB2312" w:hint="eastAsia"/>
+              </w:rPr>
+              <w:t>该</w:t>
+            </w:r>
+            <w:r>
+              <w:rPr>
+                <w:rFonts w:ascii="仿宋_GB2312" w:eastAsia="仿宋_GB2312" w:hint="eastAsia"/>
+              </w:rPr>
+              <w:t>软件被申请人用于学术研究，</w:t>
+            </w:r>
+            <w:proofErr w:type="gramStart"/>
+            <w:r>
+              <w:rPr>
+                <w:rFonts w:ascii="仿宋_GB2312" w:eastAsia="仿宋_GB2312" w:hint="eastAsia"/>
+              </w:rPr>
+              <w:t>则相关</w:t>
+            </w:r>
+            <w:proofErr w:type="gramEnd"/>
+            <w:r>
+              <w:rPr>
+                <w:rFonts w:ascii="仿宋_GB2312" w:eastAsia="仿宋_GB2312" w:hint="eastAsia"/>
+              </w:rPr>
+              <w:t>论文成果中应</w:t>
+            </w:r>
+            <w:r>
+              <w:rPr>
+                <w:rFonts w:ascii="仿宋_GB2312" w:eastAsia="仿宋_GB2312" w:hint="eastAsia"/>
+              </w:rPr>
+              <w:t>引用国家数值风洞</w:t>
+            </w:r>
+            <w:r>
+              <w:rPr>
+                <w:rFonts w:ascii="仿宋_GB2312" w:eastAsia="仿宋_GB2312" w:hint="eastAsia"/>
+              </w:rPr>
+              <w:t>“风雷</w:t>
+            </w:r>
+            <w:r>
+              <w:rPr>
+                <w:rFonts w:ascii="仿宋_GB2312" w:eastAsia="仿宋_GB2312" w:hint="eastAsia"/>
+              </w:rPr>
+              <w:t>（</w:t>
+            </w:r>
+            <w:proofErr w:type="spellStart"/>
+            <w:r>
+              <w:rPr>
+                <w:rFonts w:ascii="仿宋_GB2312" w:eastAsia="仿宋_GB2312" w:hint="eastAsia"/>
+              </w:rPr>
+              <w:t>PHengLEI</w:t>
+            </w:r>
+            <w:proofErr w:type="spellEnd"/>
+            <w:r>
+              <w:rPr>
+                <w:rFonts w:ascii="仿宋_GB2312" w:eastAsia="仿宋_GB2312" w:hint="eastAsia"/>
+              </w:rPr>
+              <w:t>）</w:t>
+            </w:r>
+            <w:r>
+              <w:rPr>
+                <w:rFonts w:ascii="仿宋_GB2312" w:eastAsia="仿宋_GB2312" w:hint="eastAsia"/>
+              </w:rPr>
+              <w:t>”软件</w:t>
+            </w:r>
+            <w:r>
+              <w:rPr>
+                <w:rFonts w:ascii="仿宋_GB2312" w:eastAsia="仿宋_GB2312" w:hint="eastAsia"/>
+              </w:rPr>
+              <w:t>;若用于其它用途,需</w:t>
+            </w:r>
+            <w:r>
+              <w:rPr>
+                <w:rFonts w:ascii="仿宋_GB2312" w:eastAsia="仿宋_GB2312" w:hint="eastAsia"/>
+              </w:rPr>
+              <w:t>在显要处</w:t>
+            </w:r>
+            <w:r>
+              <w:rPr>
+                <w:rFonts w:ascii="仿宋_GB2312" w:eastAsia="仿宋_GB2312" w:hint="eastAsia"/>
+              </w:rPr>
+              <w:t>标注基于</w:t>
+            </w:r>
+            <w:r>
+              <w:rPr>
+                <w:rFonts w:ascii="仿宋_GB2312" w:eastAsia="仿宋_GB2312" w:hint="eastAsia"/>
+              </w:rPr>
+              <w:t>“</w:t>
+            </w:r>
+            <w:r>
+              <w:rPr>
+                <w:rFonts w:ascii="仿宋_GB2312" w:eastAsia="仿宋_GB2312" w:hint="eastAsia"/>
+              </w:rPr>
+              <w:t>风雷（</w:t>
+            </w:r>
+            <w:proofErr w:type="spellStart"/>
+            <w:r>
+              <w:rPr>
+                <w:rFonts w:ascii="仿宋_GB2312" w:eastAsia="仿宋_GB2312" w:hint="eastAsia"/>
+              </w:rPr>
+              <w:t>PHengLEI</w:t>
+            </w:r>
+            <w:proofErr w:type="spellEnd"/>
+            <w:r>
+              <w:rPr>
+                <w:rFonts w:ascii="仿宋_GB2312" w:eastAsia="仿宋_GB2312" w:hint="eastAsia"/>
+              </w:rPr>
+              <w:t>）</w:t>
+            </w:r>
+            <w:r>
+              <w:rPr>
+                <w:rFonts w:ascii="仿宋_GB2312" w:eastAsia="仿宋_GB2312" w:hint="eastAsia"/>
+              </w:rPr>
+              <w:t>”</w:t>
+            </w:r>
+            <w:r>
+              <w:rPr>
+                <w:rFonts w:ascii="仿宋_GB2312" w:eastAsia="仿宋_GB2312" w:hint="eastAsia"/>
+              </w:rPr>
+              <w:t>软件开发。</w:t>
+            </w:r>
+          </w:p>
+          <w:p>
+            <w:pPr>
+              <w:pStyle w:val="ab"/>
               <w:numPr>
                 <w:ilvl w:val="0"/>
                 <w:numId w:val="1"/>
@@ -1032,62 +1118,48 @@
               <w:rPr>
                 <w:rFonts w:ascii="仿宋_GB2312" w:eastAsia="仿宋_GB2312" w:hint="eastAsia"/>
               </w:rPr>
-              <w:t>“风雷（</w:t>
-            </w:r>
-            <w:proofErr w:type="spellStart"/>
-            <w:r>
-              <w:rPr>
-                <w:rFonts w:ascii="仿宋_GB2312" w:eastAsia="仿宋_GB2312" w:hint="eastAsia"/>
-              </w:rPr>
-              <w:t>PHengLEI</w:t>
-            </w:r>
-            <w:proofErr w:type="spellEnd"/>
-            <w:r>
-              <w:rPr>
-                <w:rFonts w:ascii="仿宋_GB2312" w:eastAsia="仿宋_GB2312" w:hint="eastAsia"/>
-              </w:rPr>
-              <w:t>）”软件由</w:t>
-            </w:r>
-            <w:r>
-              <w:rPr>
-                <w:rFonts w:ascii="仿宋_GB2312" w:eastAsia="仿宋_GB2312" w:hint="eastAsia"/>
-              </w:rPr>
-              <w:t>中心</w:t>
-            </w:r>
-            <w:r>
-              <w:rPr>
-                <w:rFonts w:ascii="仿宋_GB2312" w:eastAsia="仿宋_GB2312" w:hint="eastAsia"/>
-              </w:rPr>
-              <w:t>开发,一切知识产权，以及与软件相关的所有信息内容，包括但不限于：文字表述及其组合、图标、图饰、图表、色彩、版面框架、有关数据、印刷材料、或电子文档等均受</w:t>
-            </w:r>
-            <w:r>
-              <w:rPr>
-                <w:rFonts w:ascii="仿宋_GB2312" w:eastAsia="仿宋_GB2312" w:hint="eastAsia"/>
-              </w:rPr>
-              <w:t>《中华人民共和国著作权法》、《中华人民共和国计算机软件保护条例》、《中华人民共和国商标法》、《中华人民共和国专利法》</w:t>
-            </w:r>
-            <w:r>
-              <w:rPr>
-                <w:rFonts w:ascii="仿宋_GB2312" w:eastAsia="仿宋_GB2312" w:hint="eastAsia"/>
-              </w:rPr>
-              <w:t>、反不正当竞争法和相应的国际条约以及其他知识产权法律法规的保护，除涉及第三方授权的软件或技术外，</w:t>
-            </w:r>
-            <w:r>
-              <w:rPr>
-                <w:rFonts w:ascii="仿宋_GB2312" w:eastAsia="仿宋_GB2312" w:hint="eastAsia"/>
-              </w:rPr>
-              <w:t>中心</w:t>
-            </w:r>
-            <w:r>
-              <w:rPr>
-                <w:rFonts w:ascii="仿宋_GB2312" w:eastAsia="仿宋_GB2312" w:hint="eastAsia"/>
-              </w:rPr>
-              <w:t>享有上述知识产权。</w:t>
-            </w:r>
-          </w:p>
-          <w:p>
-            <w:pPr>
-              <w:pStyle w:val="a8"/>
+              <w:t>一</w:t>
+            </w:r>
+            <w:r>
+              <w:rPr>
+                <w:rFonts w:ascii="仿宋_GB2312" w:eastAsia="仿宋_GB2312" w:hint="eastAsia"/>
+              </w:rPr>
+              <w:t>旦申请使用本软件</w:t>
+            </w:r>
+            <w:r>
+              <w:rPr>
+                <w:rFonts w:ascii="仿宋_GB2312" w:eastAsia="仿宋_GB2312" w:hint="eastAsia"/>
+              </w:rPr>
+              <w:t>，即表示同意接受协议各项条件的约束。</w:t>
+            </w:r>
+            <w:r>
+              <w:rPr>
+                <w:rFonts w:ascii="仿宋_GB2312" w:eastAsia="仿宋_GB2312" w:hint="eastAsia"/>
+              </w:rPr>
+              <w:t>如果您不同意协议的条件，则不能获得使用本软件</w:t>
+            </w:r>
+            <w:r>
+              <w:rPr>
+                <w:rFonts w:ascii="仿宋_GB2312" w:eastAsia="仿宋_GB2312" w:hint="eastAsia"/>
+              </w:rPr>
+              <w:t>的权</w:t>
+            </w:r>
+            <w:r>
+              <w:rPr>
+                <w:rFonts w:ascii="仿宋_GB2312" w:eastAsia="仿宋_GB2312" w:hint="eastAsia"/>
+              </w:rPr>
+              <w:t>利</w:t>
+            </w:r>
+            <w:r>
+              <w:rPr>
+                <w:rFonts w:ascii="仿宋_GB2312" w:eastAsia="仿宋_GB2312" w:hint="eastAsia"/>
+              </w:rPr>
+              <w:t>。</w:t>
+            </w:r>
+          </w:p>
+          <w:p>
+            <w:pPr>
+              <w:pStyle w:val="ab"/>
               <w:numPr>
                 <w:ilvl w:val="0"/>
                 <w:numId w:val="1"/>
@@ -1101,12 +1173,62 @@
               <w:rPr>
                 <w:rFonts w:ascii="仿宋_GB2312" w:eastAsia="仿宋_GB2312" w:hint="eastAsia"/>
               </w:rPr>
-              <w:t>您获得的只是本软件的使用权。本软件仅限中华人民共和国公民申请使用。</w:t>
-            </w:r>
-          </w:p>
-          <w:p>
-            <w:pPr>
-              <w:pStyle w:val="a8"/>
+              <w:t>“风雷（</w:t>
+            </w:r>
+            <w:proofErr w:type="spellStart"/>
+            <w:r>
+              <w:rPr>
+                <w:rFonts w:ascii="仿宋_GB2312" w:eastAsia="仿宋_GB2312" w:hint="eastAsia"/>
+              </w:rPr>
+              <w:t>PHengLEI</w:t>
+            </w:r>
+            <w:proofErr w:type="spellEnd"/>
+            <w:r>
+              <w:rPr>
+                <w:rFonts w:ascii="仿宋_GB2312" w:eastAsia="仿宋_GB2312" w:hint="eastAsia"/>
+              </w:rPr>
+              <w:t>）”软件由</w:t>
+            </w:r>
+            <w:r>
+              <w:rPr>
+                <w:rFonts w:ascii="仿宋_GB2312" w:eastAsia="仿宋_GB2312" w:hint="eastAsia"/>
+              </w:rPr>
+              <w:t>中心</w:t>
+            </w:r>
+            <w:r>
+              <w:rPr>
+                <w:rFonts w:ascii="仿宋_GB2312" w:eastAsia="仿宋_GB2312" w:hint="eastAsia"/>
+              </w:rPr>
+              <w:t>开发,一切知识产权，以及与软件相关的所有信息内容，包括但不限于：文字表述及其组合、图标、图饰、图表、色彩、版面框架、有关数据、印刷材料、或电子文档等均受</w:t>
+            </w:r>
+            <w:r>
+              <w:rPr>
+                <w:rFonts w:ascii="仿宋_GB2312" w:eastAsia="仿宋_GB2312" w:hint="eastAsia"/>
+              </w:rPr>
+              <w:t>《中华人民共和国著作权法》、《中华人民共和国计算机软件保护条例》、《中华人民共和国商标法》、《中华人民共和国专利法》</w:t>
+            </w:r>
+            <w:r>
+              <w:rPr>
+                <w:rFonts w:ascii="仿宋_GB2312" w:eastAsia="仿宋_GB2312" w:hint="eastAsia"/>
+              </w:rPr>
+              <w:t>、反不正当竞争法和相应的国际条约以及其他知识产权法律法规的保护，除涉及第三方授权的软件或技术外，</w:t>
+            </w:r>
+            <w:r>
+              <w:rPr>
+                <w:rFonts w:ascii="仿宋_GB2312" w:eastAsia="仿宋_GB2312" w:hint="eastAsia"/>
+              </w:rPr>
+              <w:t>中心</w:t>
+            </w:r>
+            <w:r>
+              <w:rPr>
+                <w:rFonts w:ascii="仿宋_GB2312" w:eastAsia="仿宋_GB2312" w:hint="eastAsia"/>
+              </w:rPr>
+              <w:t>享有上述知识产权。</w:t>
+            </w:r>
+          </w:p>
+          <w:p>
+            <w:pPr>
+              <w:pStyle w:val="ab"/>
               <w:numPr>
                 <w:ilvl w:val="0"/>
                 <w:numId w:val="1"/>
@@ -1120,6 +1242,26 @@
               <w:rPr>
                 <w:rFonts w:ascii="仿宋_GB2312" w:eastAsia="仿宋_GB2312" w:hint="eastAsia"/>
               </w:rPr>
+              <w:t>您获得的只是本软件的使用权。本软件仅限中华人民共和国公民申请使用。</w:t>
+            </w:r>
+          </w:p>
+          <w:p>
+            <w:pPr>
+              <w:pStyle w:val="ab"/>
+              <w:numPr>
+                <w:ilvl w:val="0"/>
+                <w:numId w:val="1"/>
+              </w:numPr>
+              <w:ind w:left="420" w:hangingChars="200"/>
+              <w:rPr>
+                <w:rFonts w:ascii="仿宋_GB2312" w:eastAsia="仿宋_GB2312"/>
+              </w:rPr>
+            </w:pPr>
+            <w:r>
+              <w:rPr>
+                <w:rFonts w:ascii="仿宋_GB2312" w:eastAsia="仿宋_GB2312" w:hint="eastAsia"/>
+              </w:rPr>
+              <w:lastRenderedPageBreak/>
               <w:t>本协议的</w:t>
             </w:r>
             <w:r>
@@ -1469,26 +1611,858 @@
           <w:rFonts w:ascii="仿宋_GB2312" w:eastAsia="仿宋_GB2312" w:hint="eastAsia"/>
           <w:u w:val="single"/>
         </w:rPr>
-        <w:t>签名后，扫描上传至代码托管平台。如有疑问，请联系</w:t>
-      </w:r>
-      <w:r>
-        <w:rPr>
-          <w:rFonts w:ascii="仿宋_GB2312" w:eastAsia="仿宋_GB2312" w:hint="eastAsia"/>
+        <w:t>签名后，扫描上传至代码托管平台。如有疑问，</w:t>
+      </w:r>
+      <w:hyperlink r:id="rId8" w:history="1">
+        <w:r>
+          <w:rPr>
+            <w:rStyle w:val="aa"/>
+            <w:rFonts w:ascii="仿宋_GB2312" w:eastAsia="仿宋_GB2312" w:hint="eastAsia"/>
+          </w:rPr>
+          <w:t>请联系phenglei@126.com</w:t>
+        </w:r>
+      </w:hyperlink>
+    </w:p>
+    <w:p>
+      <w:pPr>
+        <w:widowControl/>
+        <w:jc w:val="left"/>
+        <w:rPr>
+          <w:rFonts w:ascii="仿宋_GB2312" w:eastAsia="仿宋_GB2312"/>
           <w:u w:val="single"/>
         </w:rPr>
-        <w:t>phenglei@126.</w:t>
-      </w:r>
-      <w:proofErr w:type="gramStart"/>
-      <w:r>
-        <w:rPr>
-          <w:rFonts w:ascii="仿宋_GB2312" w:eastAsia="仿宋_GB2312" w:hint="eastAsia"/>
+      </w:pPr>
+      <w:r>
+        <w:rPr>
+          <w:rFonts w:ascii="仿宋_GB2312" w:eastAsia="仿宋_GB2312"/>
           <w:u w:val="single"/>
         </w:rPr>
-        <w:t>com</w:t>
-      </w:r>
-      <w:bookmarkStart w:id="0" w:name="_GoBack"/>
-      <w:bookmarkEnd w:id="0"/>
-      <w:proofErr w:type="gramEnd"/>
+        <w:br w:type="page"/>
+      </w:r>
+    </w:p>
+    <w:p>
+      <w:pPr>
+        <w:adjustRightInd w:val="0"/>
+        <w:spacing w:before="112" w:after="120"/>
+        <w:rPr>
+          <w:rFonts w:ascii="仿宋_GB2312" w:eastAsia="仿宋_GB2312" w:hint="eastAsia"/>
+          <w:bCs/>
+          <w:sz w:val="28"/>
+        </w:rPr>
+      </w:pPr>
+      <w:r>
+        <w:rPr>
+          <w:rFonts w:ascii="仿宋_GB2312" w:eastAsia="仿宋_GB2312" w:hint="eastAsia"/>
+          <w:bCs/>
+          <w:sz w:val="28"/>
+        </w:rPr>
+        <w:lastRenderedPageBreak/>
+        <w:t>企业</w:t>
+      </w:r>
+      <w:r>
+        <w:rPr>
+          <w:rFonts w:ascii="仿宋_GB2312" w:eastAsia="仿宋_GB2312" w:hint="eastAsia"/>
+          <w:bCs/>
+          <w:sz w:val="28"/>
+        </w:rPr>
+        <w:t>版：</w:t>
+      </w:r>
+    </w:p>
+    <w:p>
+      <w:pPr>
+        <w:adjustRightInd w:val="0"/>
+        <w:spacing w:before="112" w:after="120"/>
+        <w:jc w:val="center"/>
+        <w:rPr>
+          <w:rFonts w:ascii="仿宋_GB2312" w:eastAsia="仿宋_GB2312"/>
+          <w:b/>
+          <w:sz w:val="28"/>
+        </w:rPr>
+      </w:pPr>
+      <w:r>
+        <w:rPr>
+          <w:rFonts w:ascii="仿宋_GB2312" w:eastAsia="仿宋_GB2312" w:hint="eastAsia"/>
+          <w:b/>
+          <w:sz w:val="28"/>
+        </w:rPr>
+        <w:t>国家数值风洞“风雷（</w:t>
+      </w:r>
+      <w:proofErr w:type="spellStart"/>
+      <w:r>
+        <w:rPr>
+          <w:rFonts w:ascii="仿宋_GB2312" w:eastAsia="仿宋_GB2312" w:hint="eastAsia"/>
+          <w:b/>
+          <w:sz w:val="28"/>
+        </w:rPr>
+        <w:t>PHengLEI</w:t>
+      </w:r>
+      <w:proofErr w:type="spellEnd"/>
+      <w:r>
+        <w:rPr>
+          <w:rFonts w:ascii="仿宋_GB2312" w:eastAsia="仿宋_GB2312" w:hint="eastAsia"/>
+          <w:b/>
+          <w:sz w:val="28"/>
+        </w:rPr>
+        <w:t>）”软件开源协议</w:t>
+      </w:r>
+    </w:p>
+    <w:tbl>
+      <w:tblPr>
+        <w:tblStyle w:val="1"/>
+        <w:tblW w:w="9162" w:type="dxa"/>
+        <w:jc w:val="center"/>
+        <w:tblLayout w:type="fixed"/>
+        <w:tblLook w:val="04A0" w:firstRow="1" w:lastRow="0" w:firstColumn="1" w:lastColumn="0" w:noHBand="0" w:noVBand="1"/>
+      </w:tblPr>
+      <w:tblGrid>
+        <w:gridCol w:w="1664"/>
+        <w:gridCol w:w="2547"/>
+        <w:gridCol w:w="1658"/>
+        <w:gridCol w:w="98"/>
+        <w:gridCol w:w="3195"/>
+      </w:tblGrid>
+      <w:tr>
+        <w:trPr>
+          <w:trHeight w:hRule="exact" w:val="638"/>
+          <w:jc w:val="center"/>
+        </w:trPr>
+        <w:tc>
+          <w:tcPr>
+            <w:tcW w:w="1664" w:type="dxa"/>
+            <w:vAlign w:val="center"/>
+          </w:tcPr>
+          <w:p>
+            <w:pPr>
+              <w:spacing w:line="280" w:lineRule="exact"/>
+              <w:jc w:val="center"/>
+              <w:rPr>
+                <w:rFonts w:ascii="仿宋_GB2312" w:eastAsia="仿宋_GB2312"/>
+              </w:rPr>
+            </w:pPr>
+            <w:r>
+              <w:rPr>
+                <w:rFonts w:ascii="仿宋_GB2312" w:eastAsia="仿宋_GB2312" w:hint="eastAsia"/>
+              </w:rPr>
+              <w:t>申请单位</w:t>
+            </w:r>
+          </w:p>
+        </w:tc>
+        <w:tc>
+          <w:tcPr>
+            <w:tcW w:w="2547" w:type="dxa"/>
+            <w:vAlign w:val="center"/>
+          </w:tcPr>
+          <w:p>
+            <w:pPr>
+              <w:spacing w:line="280" w:lineRule="exact"/>
+              <w:jc w:val="center"/>
+              <w:rPr>
+                <w:rFonts w:ascii="仿宋_GB2312" w:eastAsia="仿宋_GB2312"/>
+              </w:rPr>
+            </w:pPr>
+          </w:p>
+        </w:tc>
+        <w:tc>
+          <w:tcPr>
+            <w:tcW w:w="1756" w:type="dxa"/>
+            <w:gridSpan w:val="2"/>
+            <w:vAlign w:val="center"/>
+          </w:tcPr>
+          <w:p>
+            <w:pPr>
+              <w:spacing w:line="280" w:lineRule="exact"/>
+              <w:jc w:val="center"/>
+              <w:rPr>
+                <w:rFonts w:ascii="仿宋_GB2312" w:eastAsia="仿宋_GB2312"/>
+              </w:rPr>
+            </w:pPr>
+            <w:r>
+              <w:rPr>
+                <w:rFonts w:ascii="仿宋_GB2312" w:eastAsia="仿宋_GB2312" w:hint="eastAsia"/>
+              </w:rPr>
+              <w:t>电子邮箱</w:t>
+            </w:r>
+          </w:p>
+        </w:tc>
+        <w:tc>
+          <w:tcPr>
+            <w:tcW w:w="3195" w:type="dxa"/>
+            <w:vAlign w:val="center"/>
+          </w:tcPr>
+          <w:p>
+            <w:pPr>
+              <w:spacing w:line="280" w:lineRule="exact"/>
+              <w:jc w:val="center"/>
+              <w:rPr>
+                <w:rFonts w:ascii="仿宋_GB2312" w:eastAsia="仿宋_GB2312"/>
+              </w:rPr>
+            </w:pPr>
+          </w:p>
+        </w:tc>
+      </w:tr>
+      <w:tr>
+        <w:trPr>
+          <w:trHeight w:hRule="exact" w:val="632"/>
+          <w:jc w:val="center"/>
+        </w:trPr>
+        <w:tc>
+          <w:tcPr>
+            <w:tcW w:w="1664" w:type="dxa"/>
+            <w:vAlign w:val="center"/>
+          </w:tcPr>
+          <w:p>
+            <w:pPr>
+              <w:spacing w:line="280" w:lineRule="exact"/>
+              <w:jc w:val="center"/>
+              <w:rPr>
+                <w:rFonts w:ascii="仿宋_GB2312" w:eastAsia="仿宋_GB2312"/>
+              </w:rPr>
+            </w:pPr>
+            <w:r>
+              <w:rPr>
+                <w:rFonts w:ascii="仿宋_GB2312" w:eastAsia="仿宋_GB2312" w:hint="eastAsia"/>
+              </w:rPr>
+              <w:t>联系人</w:t>
+            </w:r>
+          </w:p>
+        </w:tc>
+        <w:tc>
+          <w:tcPr>
+            <w:tcW w:w="2547" w:type="dxa"/>
+            <w:tcBorders>
+              <w:bottom w:val="single" w:sz="4" w:space="0" w:color="auto"/>
+            </w:tcBorders>
+            <w:vAlign w:val="center"/>
+          </w:tcPr>
+          <w:p>
+            <w:pPr>
+              <w:spacing w:line="280" w:lineRule="exact"/>
+              <w:jc w:val="center"/>
+              <w:rPr>
+                <w:rFonts w:ascii="仿宋_GB2312" w:eastAsia="仿宋_GB2312"/>
+              </w:rPr>
+            </w:pPr>
+          </w:p>
+        </w:tc>
+        <w:tc>
+          <w:tcPr>
+            <w:tcW w:w="1756" w:type="dxa"/>
+            <w:gridSpan w:val="2"/>
+            <w:vAlign w:val="center"/>
+          </w:tcPr>
+          <w:p>
+            <w:pPr>
+              <w:spacing w:line="280" w:lineRule="exact"/>
+              <w:jc w:val="center"/>
+              <w:rPr>
+                <w:rFonts w:ascii="仿宋_GB2312" w:eastAsia="仿宋_GB2312"/>
+              </w:rPr>
+            </w:pPr>
+            <w:r>
+              <w:rPr>
+                <w:rFonts w:ascii="仿宋_GB2312" w:eastAsia="仿宋_GB2312" w:hAnsi="宋体" w:hint="eastAsia"/>
+              </w:rPr>
+              <w:t>联系人电话</w:t>
+            </w:r>
+          </w:p>
+        </w:tc>
+        <w:tc>
+          <w:tcPr>
+            <w:tcW w:w="3195" w:type="dxa"/>
+            <w:vAlign w:val="center"/>
+          </w:tcPr>
+          <w:p>
+            <w:pPr>
+              <w:spacing w:line="280" w:lineRule="exact"/>
+              <w:jc w:val="center"/>
+              <w:rPr>
+                <w:rFonts w:ascii="仿宋_GB2312" w:eastAsia="仿宋_GB2312"/>
+              </w:rPr>
+            </w:pPr>
+          </w:p>
+        </w:tc>
+      </w:tr>
+      <w:tr>
+        <w:trPr>
+          <w:trHeight w:hRule="exact" w:val="633"/>
+          <w:jc w:val="center"/>
+        </w:trPr>
+        <w:tc>
+          <w:tcPr>
+            <w:tcW w:w="9162" w:type="dxa"/>
+            <w:gridSpan w:val="5"/>
+            <w:tcBorders>
+              <w:top w:val="nil"/>
+              <w:left w:val="single" w:sz="4" w:space="0" w:color="auto"/>
+              <w:bottom w:val="nil"/>
+              <w:right w:val="single" w:sz="4" w:space="0" w:color="auto"/>
+            </w:tcBorders>
+          </w:tcPr>
+          <w:p>
+            <w:pPr>
+              <w:spacing w:line="280" w:lineRule="exact"/>
+              <w:rPr>
+                <w:rFonts w:ascii="仿宋_GB2312" w:eastAsia="仿宋_GB2312"/>
+              </w:rPr>
+            </w:pPr>
+            <w:r>
+              <w:rPr>
+                <w:rFonts w:ascii="仿宋_GB2312" w:eastAsia="仿宋_GB2312" w:hint="eastAsia"/>
+              </w:rPr>
+              <w:t>申请单位自愿遵守以下条款：</w:t>
+            </w:r>
+          </w:p>
+        </w:tc>
+      </w:tr>
+      <w:tr>
+        <w:trPr>
+          <w:trHeight w:val="6958"/>
+          <w:jc w:val="center"/>
+        </w:trPr>
+        <w:tc>
+          <w:tcPr>
+            <w:tcW w:w="9162" w:type="dxa"/>
+            <w:gridSpan w:val="5"/>
+            <w:tcBorders>
+              <w:top w:val="nil"/>
+              <w:bottom w:val="single" w:sz="4" w:space="0" w:color="auto"/>
+            </w:tcBorders>
+          </w:tcPr>
+          <w:p>
+            <w:pPr>
+              <w:ind w:firstLineChars="231" w:firstLine="462"/>
+              <w:rPr>
+                <w:rFonts w:ascii="仿宋_GB2312" w:eastAsia="仿宋_GB2312"/>
+                <w:vertAlign w:val="subscript"/>
+              </w:rPr>
+            </w:pPr>
+            <w:r>
+              <w:rPr>
+                <w:rFonts w:ascii="仿宋_GB2312" w:eastAsia="仿宋_GB2312" w:hint="eastAsia"/>
+              </w:rPr>
+              <w:t>本协议是贵单位（如下也称“用户”）与中国空气动力研究与发展中心（以下简称“中心”），关于国家数值风洞（NNW）“风雷（</w:t>
+            </w:r>
+            <w:proofErr w:type="spellStart"/>
+            <w:r>
+              <w:rPr>
+                <w:rFonts w:ascii="仿宋_GB2312" w:eastAsia="仿宋_GB2312" w:hint="eastAsia"/>
+              </w:rPr>
+              <w:t>PHengLEI</w:t>
+            </w:r>
+            <w:proofErr w:type="spellEnd"/>
+            <w:r>
+              <w:rPr>
+                <w:rFonts w:ascii="仿宋_GB2312" w:eastAsia="仿宋_GB2312" w:hint="eastAsia"/>
+              </w:rPr>
+              <w:t>）”软件的协议，请认真阅读。</w:t>
+            </w:r>
+          </w:p>
+          <w:p>
+            <w:pPr>
+              <w:numPr>
+                <w:ilvl w:val="0"/>
+                <w:numId w:val="2"/>
+              </w:numPr>
+              <w:ind w:left="400" w:hangingChars="200" w:hanging="400"/>
+              <w:rPr>
+                <w:rFonts w:ascii="仿宋_GB2312" w:eastAsia="仿宋_GB2312"/>
+              </w:rPr>
+            </w:pPr>
+            <w:r>
+              <w:rPr>
+                <w:rFonts w:ascii="仿宋_GB2312" w:eastAsia="仿宋_GB2312" w:hint="eastAsia"/>
+                <w:b/>
+                <w:u w:val="single"/>
+              </w:rPr>
+              <w:t>申请单位填写本协议申请软件，获授权后仅限单位所属人员使用。</w:t>
+            </w:r>
+          </w:p>
+          <w:p>
+            <w:pPr>
+              <w:numPr>
+                <w:ilvl w:val="0"/>
+                <w:numId w:val="2"/>
+              </w:numPr>
+              <w:ind w:left="400" w:hangingChars="200" w:hanging="400"/>
+              <w:rPr>
+                <w:rFonts w:ascii="仿宋_GB2312" w:eastAsia="仿宋_GB2312"/>
+              </w:rPr>
+            </w:pPr>
+            <w:r>
+              <w:rPr>
+                <w:rFonts w:ascii="仿宋_GB2312" w:eastAsia="仿宋_GB2312" w:hint="eastAsia"/>
+              </w:rPr>
+              <w:t>用户可以在“风雷（</w:t>
+            </w:r>
+            <w:proofErr w:type="spellStart"/>
+            <w:r>
+              <w:rPr>
+                <w:rFonts w:ascii="仿宋_GB2312" w:eastAsia="仿宋_GB2312" w:hint="eastAsia"/>
+              </w:rPr>
+              <w:t>PHengLEI</w:t>
+            </w:r>
+            <w:proofErr w:type="spellEnd"/>
+            <w:r>
+              <w:rPr>
+                <w:rFonts w:ascii="仿宋_GB2312" w:eastAsia="仿宋_GB2312" w:hint="eastAsia"/>
+              </w:rPr>
+              <w:t>）”软件上添加、修改源代码，有权提出软件的使用反馈及意见，用户可以发表软件的使用体验及感受，但不得随意诽谤、中伤。</w:t>
+            </w:r>
+          </w:p>
+          <w:p>
+            <w:pPr>
+              <w:numPr>
+                <w:ilvl w:val="0"/>
+                <w:numId w:val="2"/>
+              </w:numPr>
+              <w:ind w:left="400" w:hangingChars="200" w:hanging="400"/>
+              <w:rPr>
+                <w:rFonts w:ascii="仿宋_GB2312" w:eastAsia="仿宋_GB2312"/>
+              </w:rPr>
+            </w:pPr>
+            <w:r>
+              <w:rPr>
+                <w:rFonts w:ascii="仿宋_GB2312" w:eastAsia="仿宋_GB2312" w:hint="eastAsia"/>
+              </w:rPr>
+              <w:t>用户享有其开发代码的知识产权。鼓励将开发成果返回</w:t>
+            </w:r>
+            <w:proofErr w:type="gramStart"/>
+            <w:r>
+              <w:rPr>
+                <w:rFonts w:ascii="仿宋_GB2312" w:eastAsia="仿宋_GB2312" w:hint="eastAsia"/>
+              </w:rPr>
+              <w:t>至开发</w:t>
+            </w:r>
+            <w:proofErr w:type="gramEnd"/>
+            <w:r>
+              <w:rPr>
+                <w:rFonts w:ascii="仿宋_GB2312" w:eastAsia="仿宋_GB2312" w:hint="eastAsia"/>
+              </w:rPr>
+              <w:t>团队，或在“风雷（</w:t>
+            </w:r>
+            <w:proofErr w:type="spellStart"/>
+            <w:r>
+              <w:rPr>
+                <w:rFonts w:ascii="仿宋_GB2312" w:eastAsia="仿宋_GB2312" w:hint="eastAsia"/>
+              </w:rPr>
+              <w:t>PHengLEI</w:t>
+            </w:r>
+            <w:proofErr w:type="spellEnd"/>
+            <w:r>
+              <w:rPr>
+                <w:rFonts w:ascii="仿宋_GB2312" w:eastAsia="仿宋_GB2312" w:hint="eastAsia"/>
+              </w:rPr>
+              <w:t>）”软件中开源，开发者将在代码</w:t>
+            </w:r>
+            <w:proofErr w:type="gramStart"/>
+            <w:r>
+              <w:rPr>
+                <w:rFonts w:ascii="仿宋_GB2312" w:eastAsia="仿宋_GB2312" w:hint="eastAsia"/>
+              </w:rPr>
+              <w:t>中署</w:t>
+            </w:r>
+            <w:proofErr w:type="gramEnd"/>
+            <w:r>
+              <w:rPr>
+                <w:rFonts w:ascii="仿宋_GB2312" w:eastAsia="仿宋_GB2312" w:hint="eastAsia"/>
+              </w:rPr>
+              <w:t>名。</w:t>
+            </w:r>
+          </w:p>
+          <w:p>
+            <w:pPr>
+              <w:numPr>
+                <w:ilvl w:val="0"/>
+                <w:numId w:val="2"/>
+              </w:numPr>
+              <w:ind w:left="400" w:hangingChars="200" w:hanging="400"/>
+              <w:rPr>
+                <w:rFonts w:ascii="仿宋_GB2312" w:eastAsia="仿宋_GB2312"/>
+              </w:rPr>
+            </w:pPr>
+            <w:r>
+              <w:rPr>
+                <w:rFonts w:ascii="仿宋_GB2312" w:eastAsia="仿宋_GB2312" w:hint="eastAsia"/>
+              </w:rPr>
+              <w:t>若该软件被申请人用于学术研究，</w:t>
+            </w:r>
+            <w:proofErr w:type="gramStart"/>
+            <w:r>
+              <w:rPr>
+                <w:rFonts w:ascii="仿宋_GB2312" w:eastAsia="仿宋_GB2312" w:hint="eastAsia"/>
+              </w:rPr>
+              <w:t>则相关</w:t>
+            </w:r>
+            <w:proofErr w:type="gramEnd"/>
+            <w:r>
+              <w:rPr>
+                <w:rFonts w:ascii="仿宋_GB2312" w:eastAsia="仿宋_GB2312" w:hint="eastAsia"/>
+              </w:rPr>
+              <w:t>论文成果中应引用国家数值风洞“风雷（</w:t>
+            </w:r>
+            <w:proofErr w:type="spellStart"/>
+            <w:r>
+              <w:rPr>
+                <w:rFonts w:ascii="仿宋_GB2312" w:eastAsia="仿宋_GB2312" w:hint="eastAsia"/>
+              </w:rPr>
+              <w:t>PHengLEI</w:t>
+            </w:r>
+            <w:proofErr w:type="spellEnd"/>
+            <w:r>
+              <w:rPr>
+                <w:rFonts w:ascii="仿宋_GB2312" w:eastAsia="仿宋_GB2312" w:hint="eastAsia"/>
+              </w:rPr>
+              <w:t>）”软件;若用于其它用途,需在显要处标注基于“风雷（</w:t>
+            </w:r>
+            <w:proofErr w:type="spellStart"/>
+            <w:r>
+              <w:rPr>
+                <w:rFonts w:ascii="仿宋_GB2312" w:eastAsia="仿宋_GB2312" w:hint="eastAsia"/>
+              </w:rPr>
+              <w:t>PHengLEI</w:t>
+            </w:r>
+            <w:proofErr w:type="spellEnd"/>
+            <w:r>
+              <w:rPr>
+                <w:rFonts w:ascii="仿宋_GB2312" w:eastAsia="仿宋_GB2312" w:hint="eastAsia"/>
+              </w:rPr>
+              <w:t>）”软件开发。</w:t>
+            </w:r>
+          </w:p>
+          <w:p>
+            <w:pPr>
+              <w:numPr>
+                <w:ilvl w:val="0"/>
+                <w:numId w:val="2"/>
+              </w:numPr>
+              <w:ind w:left="400" w:hangingChars="200" w:hanging="400"/>
+              <w:rPr>
+                <w:rFonts w:ascii="仿宋_GB2312" w:eastAsia="仿宋_GB2312"/>
+              </w:rPr>
+            </w:pPr>
+            <w:r>
+              <w:rPr>
+                <w:rFonts w:ascii="仿宋_GB2312" w:eastAsia="仿宋_GB2312" w:hint="eastAsia"/>
+              </w:rPr>
+              <w:t>一旦申请使用本软件，即表示同意接受协议各项条件的约束。如果贵单位不同意协议的条件，则不能获得使用本软件的权利。</w:t>
+            </w:r>
+          </w:p>
+          <w:p>
+            <w:pPr>
+              <w:numPr>
+                <w:ilvl w:val="0"/>
+                <w:numId w:val="2"/>
+              </w:numPr>
+              <w:ind w:left="400" w:hangingChars="200" w:hanging="400"/>
+              <w:rPr>
+                <w:rFonts w:ascii="仿宋_GB2312" w:eastAsia="仿宋_GB2312"/>
+              </w:rPr>
+            </w:pPr>
+            <w:r>
+              <w:rPr>
+                <w:rFonts w:ascii="仿宋_GB2312" w:eastAsia="仿宋_GB2312" w:hint="eastAsia"/>
+              </w:rPr>
+              <w:t>“风雷（</w:t>
+            </w:r>
+            <w:proofErr w:type="spellStart"/>
+            <w:r>
+              <w:rPr>
+                <w:rFonts w:ascii="仿宋_GB2312" w:eastAsia="仿宋_GB2312" w:hint="eastAsia"/>
+              </w:rPr>
+              <w:t>PHengLEI</w:t>
+            </w:r>
+            <w:proofErr w:type="spellEnd"/>
+            <w:r>
+              <w:rPr>
+                <w:rFonts w:ascii="仿宋_GB2312" w:eastAsia="仿宋_GB2312" w:hint="eastAsia"/>
+              </w:rPr>
+              <w:t>）”软件由中心开发,一切知识产权，以及与软件相关的所有信息内容，包括但不限于：文字表述及其组合、图标、图饰、图表、色彩、版面框架、有关数据、印刷材料、或电子文档等均受《中华人民共和国著作权法》、《中华人民共和国计算机软件保护条例》、《中华人民共和国商标法》、《中华人民共和国专利法》、反不正当竞争法和相应的国际条约以及其他知识产权法律法规的保护，除涉及第三方授权的软件或技术外，中心享有上述知识产权。</w:t>
+            </w:r>
+          </w:p>
+          <w:p>
+            <w:pPr>
+              <w:numPr>
+                <w:ilvl w:val="0"/>
+                <w:numId w:val="2"/>
+              </w:numPr>
+              <w:ind w:left="400" w:hangingChars="200" w:hanging="400"/>
+              <w:rPr>
+                <w:rFonts w:ascii="仿宋_GB2312" w:eastAsia="仿宋_GB2312"/>
+              </w:rPr>
+            </w:pPr>
+            <w:r>
+              <w:rPr>
+                <w:rFonts w:ascii="仿宋_GB2312" w:eastAsia="仿宋_GB2312" w:hint="eastAsia"/>
+              </w:rPr>
+              <w:t>申请单位获得的只是本软件的使用权。本软件仅限中华人民共和国公民使用。</w:t>
+            </w:r>
+          </w:p>
+          <w:p>
+            <w:pPr>
+              <w:numPr>
+                <w:ilvl w:val="0"/>
+                <w:numId w:val="2"/>
+              </w:numPr>
+              <w:ind w:left="400" w:hangingChars="200" w:hanging="400"/>
+              <w:rPr>
+                <w:rFonts w:ascii="仿宋_GB2312" w:eastAsia="仿宋_GB2312"/>
+              </w:rPr>
+            </w:pPr>
+            <w:r>
+              <w:rPr>
+                <w:rFonts w:ascii="仿宋_GB2312" w:eastAsia="仿宋_GB2312" w:hint="eastAsia"/>
+              </w:rPr>
+              <w:t>本协议的最终解释权归中心。</w:t>
+            </w:r>
+          </w:p>
+          <w:p>
+            <w:pPr>
+              <w:rPr>
+                <w:rFonts w:ascii="仿宋_GB2312" w:eastAsia="仿宋_GB2312"/>
+              </w:rPr>
+            </w:pPr>
+          </w:p>
+        </w:tc>
+      </w:tr>
+      <w:tr>
+        <w:trPr>
+          <w:trHeight w:val="3674"/>
+          <w:jc w:val="center"/>
+        </w:trPr>
+        <w:tc>
+          <w:tcPr>
+            <w:tcW w:w="5869" w:type="dxa"/>
+            <w:gridSpan w:val="3"/>
+            <w:tcBorders>
+              <w:right w:val="nil"/>
+            </w:tcBorders>
+            <w:vAlign w:val="center"/>
+          </w:tcPr>
+          <w:p>
+            <w:pPr>
+              <w:spacing w:line="360" w:lineRule="auto"/>
+              <w:jc w:val="center"/>
+              <w:rPr>
+                <w:rFonts w:ascii="仿宋_GB2312" w:eastAsia="仿宋_GB2312"/>
+              </w:rPr>
+            </w:pPr>
+            <w:r>
+              <w:rPr>
+                <w:rFonts w:ascii="仿宋_GB2312" w:eastAsia="仿宋_GB2312" w:hint="eastAsia"/>
+                <w:sz w:val="24"/>
+                <w:highlight w:val="lightGray"/>
+              </w:rPr>
+              <w:lastRenderedPageBreak/>
+              <w:t>营业执照或事业单位法人证书</w:t>
+            </w:r>
+          </w:p>
+        </w:tc>
+        <w:tc>
+          <w:tcPr>
+            <w:tcW w:w="3293" w:type="dxa"/>
+            <w:gridSpan w:val="2"/>
+            <w:tcBorders>
+              <w:left w:val="nil"/>
+            </w:tcBorders>
+          </w:tcPr>
+          <w:p>
+            <w:pPr>
+              <w:spacing w:line="360" w:lineRule="auto"/>
+              <w:ind w:firstLineChars="450" w:firstLine="90"/>
+              <w:rPr>
+                <w:rFonts w:ascii="仿宋_GB2312" w:eastAsia="仿宋_GB2312"/>
+                <w:sz w:val="2"/>
+                <w:szCs w:val="2"/>
+              </w:rPr>
+            </w:pPr>
+          </w:p>
+          <w:p>
+            <w:pPr>
+              <w:spacing w:line="360" w:lineRule="auto"/>
+              <w:ind w:firstLineChars="450" w:firstLine="90"/>
+              <w:rPr>
+                <w:rFonts w:ascii="仿宋_GB2312" w:eastAsia="仿宋_GB2312"/>
+                <w:sz w:val="2"/>
+                <w:szCs w:val="2"/>
+              </w:rPr>
+            </w:pPr>
+          </w:p>
+          <w:p>
+            <w:pPr>
+              <w:ind w:leftChars="15" w:left="31"/>
+              <w:rPr>
+                <w:rFonts w:ascii="仿宋_GB2312" w:eastAsia="仿宋_GB2312"/>
+                <w:sz w:val="28"/>
+                <w:szCs w:val="28"/>
+                <w:highlight w:val="lightGray"/>
+              </w:rPr>
+            </w:pPr>
+          </w:p>
+          <w:p>
+            <w:pPr>
+              <w:ind w:leftChars="15" w:left="31"/>
+              <w:rPr>
+                <w:rFonts w:ascii="仿宋_GB2312" w:eastAsia="仿宋_GB2312"/>
+                <w:sz w:val="28"/>
+                <w:szCs w:val="28"/>
+                <w:highlight w:val="lightGray"/>
+              </w:rPr>
+            </w:pPr>
+          </w:p>
+          <w:p>
+            <w:pPr>
+              <w:ind w:leftChars="15" w:left="31"/>
+              <w:rPr>
+                <w:rFonts w:ascii="仿宋_GB2312" w:eastAsia="仿宋_GB2312"/>
+              </w:rPr>
+            </w:pPr>
+            <w:r>
+              <w:rPr>
+                <w:rFonts w:ascii="仿宋_GB2312" w:eastAsia="仿宋_GB2312" w:hint="eastAsia"/>
+              </w:rPr>
+              <w:t>申请单位（盖章）：</w:t>
+            </w:r>
+          </w:p>
+          <w:p>
+            <w:pPr>
+              <w:ind w:leftChars="15" w:left="31"/>
+              <w:rPr>
+                <w:rFonts w:ascii="仿宋_GB2312" w:eastAsia="仿宋_GB2312"/>
+              </w:rPr>
+            </w:pPr>
+          </w:p>
+          <w:p>
+            <w:pPr>
+              <w:ind w:leftChars="15" w:left="31"/>
+              <w:rPr>
+                <w:rFonts w:ascii="仿宋_GB2312" w:eastAsia="仿宋_GB2312"/>
+              </w:rPr>
+            </w:pPr>
+            <w:r>
+              <w:rPr>
+                <w:rFonts w:ascii="仿宋_GB2312" w:eastAsia="仿宋_GB2312" w:hint="eastAsia"/>
+              </w:rPr>
+              <w:t xml:space="preserve">日期： </w:t>
+            </w:r>
+            <w:r>
+              <w:rPr>
+                <w:rFonts w:ascii="仿宋_GB2312" w:eastAsia="仿宋_GB2312"/>
+              </w:rPr>
+              <w:t xml:space="preserve">   </w:t>
+            </w:r>
+            <w:r>
+              <w:rPr>
+                <w:rFonts w:ascii="仿宋_GB2312" w:eastAsia="仿宋_GB2312" w:hint="eastAsia"/>
+              </w:rPr>
+              <w:t xml:space="preserve">年 </w:t>
+            </w:r>
+            <w:r>
+              <w:rPr>
+                <w:rFonts w:ascii="仿宋_GB2312" w:eastAsia="仿宋_GB2312"/>
+              </w:rPr>
+              <w:t xml:space="preserve">  </w:t>
+            </w:r>
+            <w:r>
+              <w:rPr>
+                <w:rFonts w:ascii="仿宋_GB2312" w:eastAsia="仿宋_GB2312" w:hint="eastAsia"/>
+              </w:rPr>
+              <w:t xml:space="preserve"> 月    日</w:t>
+            </w:r>
+          </w:p>
+        </w:tc>
+      </w:tr>
+    </w:tbl>
+    <w:p>
+      <w:pPr>
+        <w:ind w:firstLineChars="200" w:firstLine="420"/>
+        <w:rPr>
+          <w:rFonts w:ascii="仿宋_GB2312" w:eastAsia="仿宋_GB2312"/>
+        </w:rPr>
+      </w:pPr>
+      <w:r>
+        <w:rPr>
+          <w:rFonts w:ascii="仿宋_GB2312" w:eastAsia="仿宋_GB2312" w:hint="eastAsia"/>
+        </w:rPr>
+        <w:tab/>
+      </w:r>
+      <w:r>
+        <w:rPr>
+          <w:rFonts w:ascii="仿宋_GB2312" w:eastAsia="仿宋_GB2312" w:hint="eastAsia"/>
+        </w:rPr>
+        <w:tab/>
+      </w:r>
+      <w:r>
+        <w:rPr>
+          <w:rFonts w:ascii="仿宋_GB2312" w:eastAsia="仿宋_GB2312" w:hint="eastAsia"/>
+        </w:rPr>
+        <w:tab/>
+      </w:r>
+      <w:r>
+        <w:rPr>
+          <w:rFonts w:ascii="仿宋_GB2312" w:eastAsia="仿宋_GB2312" w:hint="eastAsia"/>
+        </w:rPr>
+        <w:tab/>
+      </w:r>
+      <w:r>
+        <w:rPr>
+          <w:rFonts w:ascii="仿宋_GB2312" w:eastAsia="仿宋_GB2312" w:hint="eastAsia"/>
+        </w:rPr>
+        <w:tab/>
+      </w:r>
+      <w:r>
+        <w:rPr>
+          <w:rFonts w:ascii="仿宋_GB2312" w:eastAsia="仿宋_GB2312" w:hint="eastAsia"/>
+        </w:rPr>
+        <w:tab/>
+      </w:r>
+      <w:r>
+        <w:rPr>
+          <w:rFonts w:ascii="仿宋_GB2312" w:eastAsia="仿宋_GB2312" w:hint="eastAsia"/>
+        </w:rPr>
+        <w:tab/>
+      </w:r>
+      <w:r>
+        <w:rPr>
+          <w:rFonts w:ascii="仿宋_GB2312" w:eastAsia="仿宋_GB2312" w:hint="eastAsia"/>
+        </w:rPr>
+        <w:tab/>
+      </w:r>
+      <w:r>
+        <w:rPr>
+          <w:rFonts w:ascii="仿宋_GB2312" w:eastAsia="仿宋_GB2312" w:hint="eastAsia"/>
+        </w:rPr>
+        <w:tab/>
+      </w:r>
+      <w:r>
+        <w:rPr>
+          <w:rFonts w:ascii="仿宋_GB2312" w:eastAsia="仿宋_GB2312" w:hint="eastAsia"/>
+        </w:rPr>
+        <w:tab/>
+      </w:r>
+    </w:p>
+    <w:p>
+      <w:pPr>
+        <w:ind w:firstLineChars="300" w:firstLine="630"/>
+        <w:rPr>
+          <w:rFonts w:ascii="仿宋_GB2312" w:eastAsia="仿宋_GB2312"/>
+          <w:u w:val="single"/>
+        </w:rPr>
+      </w:pPr>
+      <w:r>
+        <w:rPr>
+          <w:rFonts w:ascii="仿宋_GB2312" w:eastAsia="仿宋_GB2312" w:hint="eastAsia"/>
+          <w:u w:val="single"/>
+        </w:rPr>
+        <w:t>注：申请单位填写、盖章后，扫描上传至代码托管平台。如有疑问，请联系phenglei@126.com</w:t>
+      </w:r>
+    </w:p>
+    <w:p>
+      <w:pPr>
+        <w:rPr>
+          <w:rFonts w:ascii="仿宋_GB2312" w:eastAsia="仿宋_GB2312" w:hint="eastAsia"/>
+          <w:u w:val="single"/>
+        </w:rPr>
+      </w:pPr>
     </w:p>
     <w:sectPr>
       <w:pgSz w:w="11907" w:h="16840" w:code="9"/>
@@ -1501,7 +2475,7 @@
 </file>
 
 <file path=word/endnotes.xml><?xml version="1.0" encoding="utf-8"?>
-<w:endnotes xmlns:wpc="http://schemas.microsoft.com/office/word/2010/wordprocessingCanvas" xmlns:mc="http://schemas.openxmlformats.org/markup-compatibility/2006" xmlns:o="urn:schemas-microsoft-com:office:office" xmlns:r="http://schemas.openxmlformats.org/officeDocument/2006/relationships" xmlns:m="http://schemas.openxmlformats.org/officeDocument/2006/math" xmlns:v="urn:schemas-microsoft-com:vml" xmlns:wp14="http://schemas.microsoft.com/office/word/2010/wordprocessingDrawing" xmlns:wp="http://schemas.openxmlformats.org/drawingml/2006/wordprocessingDrawing" xmlns:w10="urn:schemas-microsoft-com:office:word" xmlns:w="http://schemas.openxmlformats.org/wordprocessingml/2006/main" xmlns:w14="http://schemas.microsoft.com/office/word/2010/wordml" xmlns:wpg="http://schemas.microsoft.com/office/word/2010/wordprocessingGroup" xmlns:wpi="http://schemas.microsoft.com/office/word/2010/wordprocessingInk" xmlns:wne="http://schemas.microsoft.com/office/word/2006/wordml" xmlns:wps="http://schemas.microsoft.com/office/word/2010/wordprocessingShape" mc:Ignorable="w14 wp14">
+<w:endnotes xmlns:wpc="http://schemas.microsoft.com/office/word/2010/wordprocessingCanvas" xmlns:cx="http://schemas.microsoft.com/office/drawing/2014/chartex" xmlns:cx1="http://schemas.microsoft.com/office/drawing/2015/9/8/chartex" xmlns:cx2="http://schemas.microsoft.com/office/drawing/2015/10/21/chartex" xmlns:cx3="http://schemas.microsoft.com/office/drawing/2016/5/9/chartex" xmlns:cx4="http://schemas.microsoft.com/office/drawing/2016/5/10/chartex" xmlns:cx5="http://schemas.microsoft.com/office/drawing/2016/5/11/chartex" xmlns:cx6="http://schemas.microsoft.com/office/drawing/2016/5/12/chartex" xmlns:cx7="http://schemas.microsoft.com/office/drawing/2016/5/13/chartex" xmlns:cx8="http://schemas.microsoft.com/office/drawing/2016/5/14/chartex" xmlns:mc="http://schemas.openxmlformats.org/markup-compatibility/2006" xmlns:aink="http://schemas.microsoft.com/office/drawing/2016/ink" xmlns:am3d="http://schemas.microsoft.com/office/drawing/2017/model3d" xmlns:o="urn:schemas-microsoft-com:office:office" xmlns:oel="http://schemas.microsoft.com/office/2019/extlst" xmlns:r="http://schemas.openxmlformats.org/officeDocument/2006/relationships" xmlns:m="http://schemas.openxmlformats.org/officeDocument/2006/math" xmlns:v="urn:schemas-microsoft-com:vml" xmlns:wp14="http://schemas.microsoft.com/office/word/2010/wordprocessingDrawing" xmlns:wp="http://schemas.openxmlformats.org/drawingml/2006/wordprocessingDrawing" xmlns:w10="urn:schemas-microsoft-com:office:word" xmlns:w="http://schemas.openxmlformats.org/wordprocessingml/2006/main" xmlns:w14="http://schemas.microsoft.com/office/word/2010/wordml" xmlns:w15="http://schemas.microsoft.com/office/word/2012/wordml" xmlns:w16cex="http://schemas.microsoft.com/office/word/2018/wordml/cex" xmlns:w16cid="http://schemas.microsoft.com/office/word/2016/wordml/cid" xmlns:w16="http://schemas.microsoft.com/office/word/2018/wordml" xmlns:w16du="http://schemas.microsoft.com/office/word/2023/wordml/word16du" xmlns:w16sdtdh="http://schemas.microsoft.com/office/word/2020/wordml/sdtdatahash" xmlns:w16se="http://schemas.microsoft.com/office/word/2015/wordml/symex" xmlns:wpg="http://schemas.microsoft.com/office/word/2010/wordprocessingGroup" xmlns:wpi="http://schemas.microsoft.com/office/word/2010/wordprocessingInk" xmlns:wne="http://schemas.microsoft.com/office/word/2006/wordml" xmlns:wps="http://schemas.microsoft.com/office/word/2010/wordprocessingShape" mc:Ignorable="w14 w15 w16se w16cid w16 w16cex w16sdtdh w16du wp14">
   <w:endnote w:type="separator" w:id="-1">
     <w:p>
       <w:r>
@@ -1520,7 +2494,7 @@
 </file>
 
 <file path=word/footnotes.xml><?xml version="1.0" encoding="utf-8"?>
-<w:footnotes xmlns:wpc="http://schemas.microsoft.com/office/word/2010/wordprocessingCanvas" xmlns:mc="http://schemas.openxmlformats.org/markup-compatibility/2006" xmlns:o="urn:schemas-microsoft-com:office:office" xmlns:r="http://schemas.openxmlformats.org/officeDocument/2006/relationships" xmlns:m="http://schemas.openxmlformats.org/officeDocument/2006/math" xmlns:v="urn:schemas-microsoft-com:vml" xmlns:wp14="http://schemas.microsoft.com/office/word/2010/wordprocessingDrawing" xmlns:wp="http://schemas.openxmlformats.org/drawingml/2006/wordprocessingDrawing" xmlns:w10="urn:schemas-microsoft-com:office:word" xmlns:w="http://schemas.openxmlformats.org/wordprocessingml/2006/main" xmlns:w14="http://schemas.microsoft.com/office/word/2010/wordml" xmlns:wpg="http://schemas.microsoft.com/office/word/2010/wordprocessingGroup" xmlns:wpi="http://schemas.microsoft.com/office/word/2010/wordprocessingInk" xmlns:wne="http://schemas.microsoft.com/office/word/2006/wordml" xmlns:wps="http://schemas.microsoft.com/office/word/2010/wordprocessingShape" mc:Ignorable="w14 wp14">
+<w:footnotes xmlns:wpc="http://schemas.microsoft.com/office/word/2010/wordprocessingCanvas" xmlns:cx="http://schemas.microsoft.com/office/drawing/2014/chartex" xmlns:cx1="http://schemas.microsoft.com/office/drawing/2015/9/8/chartex" xmlns:cx2="http://schemas.microsoft.com/office/drawing/2015/10/21/chartex" xmlns:cx3="http://schemas.microsoft.com/office/drawing/2016/5/9/chartex" xmlns:cx4="http://schemas.microsoft.com/office/drawing/2016/5/10/chartex" xmlns:cx5="http://schemas.microsoft.com/office/drawing/2016/5/11/chartex" xmlns:cx6="http://schemas.microsoft.com/office/drawing/2016/5/12/chartex" xmlns:cx7="http://schemas.microsoft.com/office/drawing/2016/5/13/chartex" xmlns:cx8="http://schemas.microsoft.com/office/drawing/2016/5/14/chartex" xmlns:mc="http://schemas.openxmlformats.org/markup-compatibility/2006" xmlns:aink="http://schemas.microsoft.com/office/drawing/2016/ink" xmlns:am3d="http://schemas.microsoft.com/office/drawing/2017/model3d" xmlns:o="urn:schemas-microsoft-com:office:office" xmlns:oel="http://schemas.microsoft.com/office/2019/extlst" xmlns:r="http://schemas.openxmlformats.org/officeDocument/2006/relationships" xmlns:m="http://schemas.openxmlformats.org/officeDocument/2006/math" xmlns:v="urn:schemas-microsoft-com:vml" xmlns:wp14="http://schemas.microsoft.com/office/word/2010/wordprocessingDrawing" xmlns:wp="http://schemas.openxmlformats.org/drawingml/2006/wordprocessingDrawing" xmlns:w10="urn:schemas-microsoft-com:office:word" xmlns:w="http://schemas.openxmlformats.org/wordprocessingml/2006/main" xmlns:w14="http://schemas.microsoft.com/office/word/2010/wordml" xmlns:w15="http://schemas.microsoft.com/office/word/2012/wordml" xmlns:w16cex="http://schemas.microsoft.com/office/word/2018/wordml/cex" xmlns:w16cid="http://schemas.microsoft.com/office/word/2016/wordml/cid" xmlns:w16="http://schemas.microsoft.com/office/word/2018/wordml" xmlns:w16du="http://schemas.microsoft.com/office/word/2023/wordml/word16du" xmlns:w16sdtdh="http://schemas.microsoft.com/office/word/2020/wordml/sdtdatahash" xmlns:w16se="http://schemas.microsoft.com/office/word/2015/wordml/symex" xmlns:wpg="http://schemas.microsoft.com/office/word/2010/wordprocessingGroup" xmlns:wpi="http://schemas.microsoft.com/office/word/2010/wordprocessingInk" xmlns:wne="http://schemas.microsoft.com/office/word/2006/wordml" xmlns:wps="http://schemas.microsoft.com/office/word/2010/wordprocessingShape" mc:Ignorable="w14 w15 w16se w16cid w16 w16cex w16sdtdh w16du wp14">
   <w:footnote w:type="separator" w:id="-1">
     <w:p>
       <w:r>
@@ -1539,8 +2513,94 @@
 </file>
 
 <file path=word/numbering.xml><?xml version="1.0" encoding="utf-8"?>
-<w:numbering xmlns:wpc="http://schemas.microsoft.com/office/word/2010/wordprocessingCanvas" xmlns:mc="http://schemas.openxmlformats.org/markup-compatibility/2006" xmlns:o="urn:schemas-microsoft-com:office:office" xmlns:r="http://schemas.openxmlformats.org/officeDocument/2006/relationships" xmlns:m="http://schemas.openxmlformats.org/officeDocument/2006/math" xmlns:v="urn:schemas-microsoft-com:vml" xmlns:wp14="http://schemas.microsoft.com/office/word/2010/wordprocessingDrawing" xmlns:wp="http://schemas.openxmlformats.org/drawingml/2006/wordprocessingDrawing" xmlns:w10="urn:schemas-microsoft-com:office:word" xmlns:w="http://schemas.openxmlformats.org/wordprocessingml/2006/main" xmlns:w14="http://schemas.microsoft.com/office/word/2010/wordml" xmlns:wpg="http://schemas.microsoft.com/office/word/2010/wordprocessingGroup" xmlns:wpi="http://schemas.microsoft.com/office/word/2010/wordprocessingInk" xmlns:wne="http://schemas.microsoft.com/office/word/2006/wordml" xmlns:wps="http://schemas.microsoft.com/office/word/2010/wordprocessingShape" mc:Ignorable="w14 wp14">
-  <w:abstractNum w:abstractNumId="0">
+<w:numbering xmlns:wpc="http://schemas.microsoft.com/office/word/2010/wordprocessingCanvas" xmlns:cx="http://schemas.microsoft.com/office/drawing/2014/chartex" xmlns:cx1="http://schemas.microsoft.com/office/drawing/2015/9/8/chartex" xmlns:cx2="http://schemas.microsoft.com/office/drawing/2015/10/21/chartex" xmlns:cx3="http://schemas.microsoft.com/office/drawing/2016/5/9/chartex" xmlns:cx4="http://schemas.microsoft.com/office/drawing/2016/5/10/chartex" xmlns:cx5="http://schemas.microsoft.com/office/drawing/2016/5/11/chartex" xmlns:cx6="http://schemas.microsoft.com/office/drawing/2016/5/12/chartex" xmlns:cx7="http://schemas.microsoft.com/office/drawing/2016/5/13/chartex" xmlns:cx8="http://schemas.microsoft.com/office/drawing/2016/5/14/chartex" xmlns:mc="http://schemas.openxmlformats.org/markup-compatibility/2006" xmlns:aink="http://schemas.microsoft.com/office/drawing/2016/ink" xmlns:am3d="http://schemas.microsoft.com/office/drawing/2017/model3d" xmlns:o="urn:schemas-microsoft-com:office:office" xmlns:oel="http://schemas.microsoft.com/office/2019/extlst" xmlns:r="http://schemas.openxmlformats.org/officeDocument/2006/relationships" xmlns:m="http://schemas.openxmlformats.org/officeDocument/2006/math" xmlns:v="urn:schemas-microsoft-com:vml" xmlns:wp14="http://schemas.microsoft.com/office/word/2010/wordprocessingDrawing" xmlns:wp="http://schemas.openxmlformats.org/drawingml/2006/wordprocessingDrawing" xmlns:w10="urn:schemas-microsoft-com:office:word" xmlns:w="http://schemas.openxmlformats.org/wordprocessingml/2006/main" xmlns:w14="http://schemas.microsoft.com/office/word/2010/wordml" xmlns:w15="http://schemas.microsoft.com/office/word/2012/wordml" xmlns:w16cex="http://schemas.microsoft.com/office/word/2018/wordml/cex" xmlns:w16cid="http://schemas.microsoft.com/office/word/2016/wordml/cid" xmlns:w16="http://schemas.microsoft.com/office/word/2018/wordml" xmlns:w16du="http://schemas.microsoft.com/office/word/2023/wordml/word16du" xmlns:w16sdtdh="http://schemas.microsoft.com/office/word/2020/wordml/sdtdatahash" xmlns:w16se="http://schemas.microsoft.com/office/word/2015/wordml/symex" xmlns:wpg="http://schemas.microsoft.com/office/word/2010/wordprocessingGroup" xmlns:wpi="http://schemas.microsoft.com/office/word/2010/wordprocessingInk" xmlns:wne="http://schemas.microsoft.com/office/word/2006/wordml" xmlns:wps="http://schemas.microsoft.com/office/word/2010/wordprocessingShape" mc:Ignorable="w14 w15 w16se w16cid w16 w16cex w16sdtdh w16du wp14">
+  <w:abstractNum w:abstractNumId="0" w15:restartNumberingAfterBreak="0">
+    <w:nsid w:val="0375452C"/>
+    <w:multiLevelType w:val="hybridMultilevel"/>
+    <w:tmpl w:val="C09C966A"/>
+    <w:lvl w:ilvl="0" w:tplc="FFFFFFFF">
+      <w:start w:val="1"/>
+      <w:numFmt w:val="decimal"/>
+      <w:lvlText w:val="%1."/>
+      <w:lvlJc w:val="left"/>
+      <w:pPr>
+        <w:ind w:left="905" w:hanging="420"/>
+      </w:pPr>
+    </w:lvl>
+    <w:lvl w:ilvl="1" w:tplc="FFFFFFFF" w:tentative="1">
+      <w:start w:val="1"/>
+      <w:numFmt w:val="lowerLetter"/>
+      <w:lvlText w:val="%2)"/>
+      <w:lvlJc w:val="left"/>
+      <w:pPr>
+        <w:ind w:left="1325" w:hanging="420"/>
+      </w:pPr>
+    </w:lvl>
+    <w:lvl w:ilvl="2" w:tplc="FFFFFFFF" w:tentative="1">
+      <w:start w:val="1"/>
+      <w:numFmt w:val="lowerRoman"/>
+      <w:lvlText w:val="%3."/>
+      <w:lvlJc w:val="right"/>
+      <w:pPr>
+        <w:ind w:left="1745" w:hanging="420"/>
+      </w:pPr>
+    </w:lvl>
+    <w:lvl w:ilvl="3" w:tplc="FFFFFFFF" w:tentative="1">
+      <w:start w:val="1"/>
+      <w:numFmt w:val="decimal"/>
+      <w:lvlText w:val="%4."/>
+      <w:lvlJc w:val="left"/>
+      <w:pPr>
+        <w:ind w:left="2165" w:hanging="420"/>
+      </w:pPr>
+    </w:lvl>
+    <w:lvl w:ilvl="4" w:tplc="FFFFFFFF" w:tentative="1">
+      <w:start w:val="1"/>
+      <w:numFmt w:val="lowerLetter"/>
+      <w:lvlText w:val="%5)"/>
+      <w:lvlJc w:val="left"/>
+      <w:pPr>
+        <w:ind w:left="2585" w:hanging="420"/>
+      </w:pPr>
+    </w:lvl>
+    <w:lvl w:ilvl="5" w:tplc="FFFFFFFF" w:tentative="1">
+      <w:start w:val="1"/>
+      <w:numFmt w:val="lowerRoman"/>
+      <w:lvlText w:val="%6."/>
+      <w:lvlJc w:val="right"/>
+      <w:pPr>
+        <w:ind w:left="3005" w:hanging="420"/>
+      </w:pPr>
+    </w:lvl>
+    <w:lvl w:ilvl="6" w:tplc="FFFFFFFF" w:tentative="1">
+      <w:start w:val="1"/>
+      <w:numFmt w:val="decimal"/>
+      <w:lvlText w:val="%7."/>
+      <w:lvlJc w:val="left"/>
+      <w:pPr>
+        <w:ind w:left="3425" w:hanging="420"/>
+      </w:pPr>
+    </w:lvl>
+    <w:lvl w:ilvl="7" w:tplc="FFFFFFFF" w:tentative="1">
+      <w:start w:val="1"/>
+      <w:numFmt w:val="lowerLetter"/>
+      <w:lvlText w:val="%8)"/>
+      <w:lvlJc w:val="left"/>
+      <w:pPr>
+        <w:ind w:left="3845" w:hanging="420"/>
+      </w:pPr>
+    </w:lvl>
+    <w:lvl w:ilvl="8" w:tplc="FFFFFFFF" w:tentative="1">
+      <w:start w:val="1"/>
+      <w:numFmt w:val="lowerRoman"/>
+      <w:lvlText w:val="%9."/>
+      <w:lvlJc w:val="right"/>
+      <w:pPr>
+        <w:ind w:left="4265" w:hanging="420"/>
+      </w:pPr>
+    </w:lvl>
+  </w:abstractNum>
+  <w:abstractNum w:abstractNumId="1" w15:restartNumberingAfterBreak="0">
     <w:nsid w:val="59165A03"/>
     <w:multiLevelType w:val="hybridMultilevel"/>
     <w:tmpl w:val="C09C966A"/>
@@ -1626,14 +2686,17 @@
       </w:pPr>
     </w:lvl>
   </w:abstractNum>
-  <w:num w:numId="1">
+  <w:num w:numId="1" w16cid:durableId="1554777897">
+    <w:abstractNumId w:val="1"/>
+  </w:num>
+  <w:num w:numId="2" w16cid:durableId="1555234907">
     <w:abstractNumId w:val="0"/>
   </w:num>
 </w:numbering>
 </file>
 
 <file path=word/styles.xml><?xml version="1.0" encoding="utf-8"?>
-<w:styles xmlns:mc="http://schemas.openxmlformats.org/markup-compatibility/2006" xmlns:r="http://schemas.openxmlformats.org/officeDocument/2006/relationships" xmlns:w="http://schemas.openxmlformats.org/wordprocessingml/2006/main" xmlns:w14="http://schemas.microsoft.com/office/word/2010/wordml" mc:Ignorable="w14">
+<w:styles xmlns:mc="http://schemas.openxmlformats.org/markup-compatibility/2006" xmlns:r="http://schemas.openxmlformats.org/officeDocument/2006/relationships" xmlns:w="http://schemas.openxmlformats.org/wordprocessingml/2006/main" xmlns:w14="http://schemas.microsoft.com/office/word/2010/wordml" xmlns:w15="http://schemas.microsoft.com/office/word/2012/wordml" xmlns:w16cex="http://schemas.microsoft.com/office/word/2018/wordml/cex" xmlns:w16cid="http://schemas.microsoft.com/office/word/2016/wordml/cid" xmlns:w16="http://schemas.microsoft.com/office/word/2018/wordml" xmlns:w16du="http://schemas.microsoft.com/office/word/2023/wordml/word16du" xmlns:w16sdtdh="http://schemas.microsoft.com/office/word/2020/wordml/sdtdatahash" xmlns:w16se="http://schemas.microsoft.com/office/word/2015/wordml/symex" mc:Ignorable="w14 w15 w16se w16cid w16 w16cex w16sdtdh w16du">
   <w:docDefaults>
     <w:rPrDefault>
       <w:rPr>
@@ -1646,145 +2709,383 @@
     </w:rPrDefault>
     <w:pPrDefault/>
   </w:docDefaults>
-  <w:latentStyles w:defLockedState="0" w:defUIPriority="99" w:defSemiHidden="1" w:defUnhideWhenUsed="1" w:defQFormat="0" w:count="267">
-    <w:lsdException w:name="Normal" w:semiHidden="0" w:uiPriority="0" w:unhideWhenUsed="0" w:qFormat="1"/>
-    <w:lsdException w:name="heading 1" w:semiHidden="0" w:uiPriority="9" w:unhideWhenUsed="0" w:qFormat="1"/>
-    <w:lsdException w:name="heading 2" w:uiPriority="9" w:qFormat="1"/>
-    <w:lsdException w:name="heading 3" w:uiPriority="9" w:qFormat="1"/>
-    <w:lsdException w:name="heading 4" w:uiPriority="9" w:qFormat="1"/>
-    <w:lsdException w:name="heading 5" w:uiPriority="9" w:qFormat="1"/>
-    <w:lsdException w:name="heading 6" w:uiPriority="9" w:qFormat="1"/>
-    <w:lsdException w:name="heading 7" w:uiPriority="9" w:qFormat="1"/>
-    <w:lsdException w:name="heading 8" w:uiPriority="9" w:qFormat="1"/>
-    <w:lsdException w:name="heading 9" w:uiPriority="9" w:qFormat="1"/>
-    <w:lsdException w:name="toc 1" w:uiPriority="39"/>
-    <w:lsdException w:name="toc 2" w:uiPriority="39"/>
-    <w:lsdException w:name="toc 3" w:uiPriority="39"/>
-    <w:lsdException w:name="toc 4" w:uiPriority="39"/>
-    <w:lsdException w:name="toc 5" w:uiPriority="39"/>
-    <w:lsdException w:name="toc 6" w:uiPriority="39"/>
-    <w:lsdException w:name="toc 7" w:uiPriority="39"/>
-    <w:lsdException w:name="toc 8" w:uiPriority="39"/>
-    <w:lsdException w:name="toc 9" w:uiPriority="39"/>
-    <w:lsdException w:name="caption" w:uiPriority="35" w:qFormat="1"/>
-    <w:lsdException w:name="Title" w:semiHidden="0" w:uiPriority="10" w:unhideWhenUsed="0" w:qFormat="1"/>
-    <w:lsdException w:name="Default Paragraph Font" w:uiPriority="1"/>
-    <w:lsdException w:name="Body Text Indent" w:uiPriority="0"/>
-    <w:lsdException w:name="Subtitle" w:semiHidden="0" w:uiPriority="11" w:unhideWhenUsed="0" w:qFormat="1"/>
-    <w:lsdException w:name="Strong" w:semiHidden="0" w:uiPriority="22" w:unhideWhenUsed="0" w:qFormat="1"/>
-    <w:lsdException w:name="Emphasis" w:semiHidden="0" w:uiPriority="20" w:unhideWhenUsed="0" w:qFormat="1"/>
-    <w:lsdException w:name="Table Grid" w:semiHidden="0" w:uiPriority="59" w:unhideWhenUsed="0"/>
-    <w:lsdException w:name="Placeholder Text" w:unhideWhenUsed="0"/>
-    <w:lsdException w:name="No Spacing" w:semiHidden="0" w:uiPriority="1" w:unhideWhenUsed="0" w:qFormat="1"/>
-    <w:lsdException w:name="Light Shading" w:semiHidden="0" w:uiPriority="60" w:unhideWhenUsed="0"/>
-    <w:lsdException w:name="Light List" w:semiHidden="0" w:uiPriority="61" w:unhideWhenUsed="0"/>
-    <w:lsdException w:name="Light Grid" w:semiHidden="0" w:uiPriority="62" w:unhideWhenUsed="0"/>
-    <w:lsdException w:name="Medium Shading 1" w:semiHidden="0" w:uiPriority="63" w:unhideWhenUsed="0"/>
-    <w:lsdException w:name="Medium Shading 2" w:semiHidden="0" w:uiPriority="64" w:unhideWhenUsed="0"/>
-    <w:lsdException w:name="Medium List 1" w:semiHidden="0" w:uiPriority="65" w:unhideWhenUsed="0"/>
-    <w:lsdException w:name="Medium List 2" w:semiHidden="0" w:uiPriority="66" w:unhideWhenUsed="0"/>
-    <w:lsdException w:name="Medium Grid 1" w:semiHidden="0" w:uiPriority="67" w:unhideWhenUsed="0"/>
-    <w:lsdException w:name="Medium Grid 2" w:semiHidden="0" w:uiPriority="68" w:unhideWhenUsed="0"/>
-    <w:lsdException w:name="Medium Grid 3" w:semiHidden="0" w:uiPriority="69" w:unhideWhenUsed="0"/>
-    <w:lsdException w:name="Dark List" w:semiHidden="0" w:uiPriority="70" w:unhideWhenUsed="0"/>
-    <w:lsdException w:name="Colorful Shading" w:semiHidden="0" w:uiPriority="71" w:unhideWhenUsed="0"/>
-    <w:lsdException w:name="Colorful List" w:semiHidden="0" w:uiPriority="72" w:unhideWhenUsed="0"/>
-    <w:lsdException w:name="Colorful Grid" w:semiHidden="0" w:uiPriority="73" w:unhideWhenUsed="0"/>
-    <w:lsdException w:name="Light Shading Accent 1" w:semiHidden="0" w:uiPriority="60" w:unhideWhenUsed="0"/>
-    <w:lsdException w:name="Light List Accent 1" w:semiHidden="0" w:uiPriority="61" w:unhideWhenUsed="0"/>
-    <w:lsdException w:name="Light Grid Accent 1" w:semiHidden="0" w:uiPriority="62" w:unhideWhenUsed="0"/>
-    <w:lsdException w:name="Medium Shading 1 Accent 1" w:semiHidden="0" w:uiPriority="63" w:unhideWhenUsed="0"/>
-    <w:lsdException w:name="Medium Shading 2 Accent 1" w:semiHidden="0" w:uiPriority="64" w:unhideWhenUsed="0"/>
-    <w:lsdException w:name="Medium List 1 Accent 1" w:semiHidden="0" w:uiPriority="65" w:unhideWhenUsed="0"/>
-    <w:lsdException w:name="Revision" w:unhideWhenUsed="0"/>
-    <w:lsdException w:name="List Paragraph" w:semiHidden="0" w:uiPriority="34" w:unhideWhenUsed="0" w:qFormat="1"/>
-    <w:lsdException w:name="Quote" w:semiHidden="0" w:uiPriority="29" w:unhideWhenUsed="0" w:qFormat="1"/>
-    <w:lsdException w:name="Intense Quote" w:semiHidden="0" w:uiPriority="30" w:unhideWhenUsed="0" w:qFormat="1"/>
-    <w:lsdException w:name="Medium List 2 Accent 1" w:semiHidden="0" w:uiPriority="66" w:unhideWhenUsed="0"/>
-    <w:lsdException w:name="Medium Grid 1 Accent 1" w:semiHidden="0" w:uiPriority="67" w:unhideWhenUsed="0"/>
-    <w:lsdException w:name="Medium Grid 2 Accent 1" w:semiHidden="0" w:uiPriority="68" w:unhideWhenUsed="0"/>
-    <w:lsdException w:name="Medium Grid 3 Accent 1" w:semiHidden="0" w:uiPriority="69" w:unhideWhenUsed="0"/>
-    <w:lsdException w:name="Dark List Accent 1" w:semiHidden="0" w:uiPriority="70" w:unhideWhenUsed="0"/>
-    <w:lsdException w:name="Colorful Shading Accent 1" w:semiHidden="0" w:uiPriority="71" w:unhideWhenUsed="0"/>
-    <w:lsdException w:name="Colorful List Accent 1" w:semiHidden="0" w:uiPriority="72" w:unhideWhenUsed="0"/>
-    <w:lsdException w:name="Colorful Grid Accent 1" w:semiHidden="0" w:uiPriority="73" w:unhideWhenUsed="0"/>
-    <w:lsdException w:name="Light Shading Accent 2" w:semiHidden="0" w:uiPriority="60" w:unhideWhenUsed="0"/>
-    <w:lsdException w:name="Light List Accent 2" w:semiHidden="0" w:uiPriority="61" w:unhideWhenUsed="0"/>
-    <w:lsdException w:name="Light Grid Accent 2" w:semiHidden="0" w:uiPriority="62" w:unhideWhenUsed="0"/>
-    <w:lsdException w:name="Medium Shading 1 Accent 2" w:semiHidden="0" w:uiPriority="63" w:unhideWhenUsed="0"/>
-    <w:lsdException w:name="Medium Shading 2 Accent 2" w:semiHidden="0" w:uiPriority="64" w:unhideWhenUsed="0"/>
-    <w:lsdException w:name="Medium List 1 Accent 2" w:semiHidden="0" w:uiPriority="65" w:unhideWhenUsed="0"/>
-    <w:lsdException w:name="Medium List 2 Accent 2" w:semiHidden="0" w:uiPriority="66" w:unhideWhenUsed="0"/>
-    <w:lsdException w:name="Medium Grid 1 Accent 2" w:semiHidden="0" w:uiPriority="67" w:unhideWhenUsed="0"/>
-    <w:lsdException w:name="Medium Grid 2 Accent 2" w:semiHidden="0" w:uiPriority="68" w:unhideWhenUsed="0"/>
-    <w:lsdException w:name="Medium Grid 3 Accent 2" w:semiHidden="0" w:uiPriority="69" w:unhideWhenUsed="0"/>
-    <w:lsdException w:name="Dark List Accent 2" w:semiHidden="0" w:uiPriority="70" w:unhideWhenUsed="0"/>
-    <w:lsdException w:name="Colorful Shading Accent 2" w:semiHidden="0" w:uiPriority="71" w:unhideWhenUsed="0"/>
-    <w:lsdException w:name="Colorful List Accent 2" w:semiHidden="0" w:uiPriority="72" w:unhideWhenUsed="0"/>
-    <w:lsdException w:name="Colorful Grid Accent 2" w:semiHidden="0" w:uiPriority="73" w:unhideWhenUsed="0"/>
-    <w:lsdException w:name="Light Shading Accent 3" w:semiHidden="0" w:uiPriority="60" w:unhideWhenUsed="0"/>
-    <w:lsdException w:name="Light List Accent 3" w:semiHidden="0" w:uiPriority="61" w:unhideWhenUsed="0"/>
-    <w:lsdException w:name="Light Grid Accent 3" w:semiHidden="0" w:uiPriority="62" w:unhideWhenUsed="0"/>
-    <w:lsdException w:name="Medium Shading 1 Accent 3" w:semiHidden="0" w:uiPriority="63" w:unhideWhenUsed="0"/>
-    <w:lsdException w:name="Medium Shading 2 Accent 3" w:semiHidden="0" w:uiPriority="64" w:unhideWhenUsed="0"/>
-    <w:lsdException w:name="Medium List 1 Accent 3" w:semiHidden="0" w:uiPriority="65" w:unhideWhenUsed="0"/>
-    <w:lsdException w:name="Medium List 2 Accent 3" w:semiHidden="0" w:uiPriority="66" w:unhideWhenUsed="0"/>
-    <w:lsdException w:name="Medium Grid 1 Accent 3" w:semiHidden="0" w:uiPriority="67" w:unhideWhenUsed="0"/>
-    <w:lsdException w:name="Medium Grid 2 Accent 3" w:semiHidden="0" w:uiPriority="68" w:unhideWhenUsed="0"/>
-    <w:lsdException w:name="Medium Grid 3 Accent 3" w:semiHidden="0" w:uiPriority="69" w:unhideWhenUsed="0"/>
-    <w:lsdException w:name="Dark List Accent 3" w:semiHidden="0" w:uiPriority="70" w:unhideWhenUsed="0"/>
-    <w:lsdException w:name="Colorful Shading Accent 3" w:semiHidden="0" w:uiPriority="71" w:unhideWhenUsed="0"/>
-    <w:lsdException w:name="Colorful List Accent 3" w:semiHidden="0" w:uiPriority="72" w:unhideWhenUsed="0"/>
-    <w:lsdException w:name="Colorful Grid Accent 3" w:semiHidden="0" w:uiPriority="73" w:unhideWhenUsed="0"/>
-    <w:lsdException w:name="Light Shading Accent 4" w:semiHidden="0" w:uiPriority="60" w:unhideWhenUsed="0"/>
-    <w:lsdException w:name="Light List Accent 4" w:semiHidden="0" w:uiPriority="61" w:unhideWhenUsed="0"/>
-    <w:lsdException w:name="Light Grid Accent 4" w:semiHidden="0" w:uiPriority="62" w:unhideWhenUsed="0"/>
-    <w:lsdException w:name="Medium Shading 1 Accent 4" w:semiHidden="0" w:uiPriority="63" w:unhideWhenUsed="0"/>
-    <w:lsdException w:name="Medium Shading 2 Accent 4" w:semiHidden="0" w:uiPriority="64" w:unhideWhenUsed="0"/>
-    <w:lsdException w:name="Medium List 1 Accent 4" w:semiHidden="0" w:uiPriority="65" w:unhideWhenUsed="0"/>
-    <w:lsdException w:name="Medium List 2 Accent 4" w:semiHidden="0" w:uiPriority="66" w:unhideWhenUsed="0"/>
-    <w:lsdException w:name="Medium Grid 1 Accent 4" w:semiHidden="0" w:uiPriority="67" w:unhideWhenUsed="0"/>
-    <w:lsdException w:name="Medium Grid 2 Accent 4" w:semiHidden="0" w:uiPriority="68" w:unhideWhenUsed="0"/>
-    <w:lsdException w:name="Medium Grid 3 Accent 4" w:semiHidden="0" w:uiPriority="69" w:unhideWhenUsed="0"/>
-    <w:lsdException w:name="Dark List Accent 4" w:semiHidden="0" w:uiPriority="70" w:unhideWhenUsed="0"/>
-    <w:lsdException w:name="Colorful Shading Accent 4" w:semiHidden="0" w:uiPriority="71" w:unhideWhenUsed="0"/>
-    <w:lsdException w:name="Colorful List Accent 4" w:semiHidden="0" w:uiPriority="72" w:unhideWhenUsed="0"/>
-    <w:lsdException w:name="Colorful Grid Accent 4" w:semiHidden="0" w:uiPriority="73" w:unhideWhenUsed="0"/>
-    <w:lsdException w:name="Light Shading Accent 5" w:semiHidden="0" w:uiPriority="60" w:unhideWhenUsed="0"/>
-    <w:lsdException w:name="Light List Accent 5" w:semiHidden="0" w:uiPriority="61" w:unhideWhenUsed="0"/>
-    <w:lsdException w:name="Light Grid Accent 5" w:semiHidden="0" w:uiPriority="62" w:unhideWhenUsed="0"/>
-    <w:lsdException w:name="Medium Shading 1 Accent 5" w:semiHidden="0" w:uiPriority="63" w:unhideWhenUsed="0"/>
-    <w:lsdException w:name="Medium Shading 2 Accent 5" w:semiHidden="0" w:uiPriority="64" w:unhideWhenUsed="0"/>
-    <w:lsdException w:name="Medium List 1 Accent 5" w:semiHidden="0" w:uiPriority="65" w:unhideWhenUsed="0"/>
-    <w:lsdException w:name="Medium List 2 Accent 5" w:semiHidden="0" w:uiPriority="66" w:unhideWhenUsed="0"/>
-    <w:lsdException w:name="Medium Grid 1 Accent 5" w:semiHidden="0" w:uiPriority="67" w:unhideWhenUsed="0"/>
-    <w:lsdException w:name="Medium Grid 2 Accent 5" w:semiHidden="0" w:uiPriority="68" w:unhideWhenUsed="0"/>
-    <w:lsdException w:name="Medium Grid 3 Accent 5" w:semiHidden="0" w:uiPriority="69" w:unhideWhenUsed="0"/>
-    <w:lsdException w:name="Dark List Accent 5" w:semiHidden="0" w:uiPriority="70" w:unhideWhenUsed="0"/>
-    <w:lsdException w:name="Colorful Shading Accent 5" w:semiHidden="0" w:uiPriority="71" w:unhideWhenUsed="0"/>
-    <w:lsdException w:name="Colorful List Accent 5" w:semiHidden="0" w:uiPriority="72" w:unhideWhenUsed="0"/>
-    <w:lsdException w:name="Colorful Grid Accent 5" w:semiHidden="0" w:uiPriority="73" w:unhideWhenUsed="0"/>
-    <w:lsdException w:name="Light Shading Accent 6" w:semiHidden="0" w:uiPriority="60" w:unhideWhenUsed="0"/>
-    <w:lsdException w:name="Light List Accent 6" w:semiHidden="0" w:uiPriority="61" w:unhideWhenUsed="0"/>
-    <w:lsdException w:name="Light Grid Accent 6" w:semiHidden="0" w:uiPriority="62" w:unhideWhenUsed="0"/>
-    <w:lsdException w:name="Medium Shading 1 Accent 6" w:semiHidden="0" w:uiPriority="63" w:unhideWhenUsed="0"/>
-    <w:lsdException w:name="Medium Shading 2 Accent 6" w:semiHidden="0" w:uiPriority="64" w:unhideWhenUsed="0"/>
-    <w:lsdException w:name="Medium List 1 Accent 6" w:semiHidden="0" w:uiPriority="65" w:unhideWhenUsed="0"/>
-    <w:lsdException w:name="Medium List 2 Accent 6" w:semiHidden="0" w:uiPriority="66" w:unhideWhenUsed="0"/>
-    <w:lsdException w:name="Medium Grid 1 Accent 6" w:semiHidden="0" w:uiPriority="67" w:unhideWhenUsed="0"/>
-    <w:lsdException w:name="Medium Grid 2 Accent 6" w:semiHidden="0" w:uiPriority="68" w:unhideWhenUsed="0"/>
-    <w:lsdException w:name="Medium Grid 3 Accent 6" w:semiHidden="0" w:uiPriority="69" w:unhideWhenUsed="0"/>
-    <w:lsdException w:name="Dark List Accent 6" w:semiHidden="0" w:uiPriority="70" w:unhideWhenUsed="0"/>
-    <w:lsdException w:name="Colorful Shading Accent 6" w:semiHidden="0" w:uiPriority="71" w:unhideWhenUsed="0"/>
-    <w:lsdException w:name="Colorful List Accent 6" w:semiHidden="0" w:uiPriority="72" w:unhideWhenUsed="0"/>
-    <w:lsdException w:name="Colorful Grid Accent 6" w:semiHidden="0" w:uiPriority="73" w:unhideWhenUsed="0"/>
-    <w:lsdException w:name="Subtle Emphasis" w:semiHidden="0" w:uiPriority="19" w:unhideWhenUsed="0" w:qFormat="1"/>
-    <w:lsdException w:name="Intense Emphasis" w:semiHidden="0" w:uiPriority="21" w:unhideWhenUsed="0" w:qFormat="1"/>
-    <w:lsdException w:name="Subtle Reference" w:semiHidden="0" w:uiPriority="31" w:unhideWhenUsed="0" w:qFormat="1"/>
-    <w:lsdException w:name="Intense Reference" w:semiHidden="0" w:uiPriority="32" w:unhideWhenUsed="0" w:qFormat="1"/>
-    <w:lsdException w:name="Book Title" w:semiHidden="0" w:uiPriority="33" w:unhideWhenUsed="0" w:qFormat="1"/>
-    <w:lsdException w:name="Bibliography" w:uiPriority="37"/>
-    <w:lsdException w:name="TOC Heading" w:uiPriority="39" w:qFormat="1"/>
+  <w:latentStyles w:defLockedState="0" w:defUIPriority="99" w:defSemiHidden="0" w:defUnhideWhenUsed="0" w:defQFormat="0" w:count="376">
+    <w:lsdException w:name="Normal" w:uiPriority="0" w:qFormat="1"/>
+    <w:lsdException w:name="heading 1" w:uiPriority="9" w:qFormat="1"/>
+    <w:lsdException w:name="heading 2" w:semiHidden="1" w:uiPriority="9" w:unhideWhenUsed="1" w:qFormat="1"/>
+    <w:lsdException w:name="heading 3" w:semiHidden="1" w:uiPriority="9" w:unhideWhenUsed="1" w:qFormat="1"/>
+    <w:lsdException w:name="heading 4" w:semiHidden="1" w:uiPriority="9" w:unhideWhenUsed="1" w:qFormat="1"/>
+    <w:lsdException w:name="heading 5" w:semiHidden="1" w:uiPriority="9" w:unhideWhenUsed="1" w:qFormat="1"/>
+    <w:lsdException w:name="heading 6" w:semiHidden="1" w:uiPriority="9" w:unhideWhenUsed="1" w:qFormat="1"/>
+    <w:lsdException w:name="heading 7" w:semiHidden="1" w:uiPriority="9" w:unhideWhenUsed="1" w:qFormat="1"/>
+    <w:lsdException w:name="heading 8" w:semiHidden="1" w:uiPriority="9" w:unhideWhenUsed="1" w:qFormat="1"/>
+    <w:lsdException w:name="heading 9" w:semiHidden="1" w:uiPriority="9" w:unhideWhenUsed="1" w:qFormat="1"/>
+    <w:lsdException w:name="index 1" w:semiHidden="1" w:unhideWhenUsed="1"/>
+    <w:lsdException w:name="index 2" w:semiHidden="1" w:unhideWhenUsed="1"/>
+    <w:lsdException w:name="index 3" w:semiHidden="1" w:unhideWhenUsed="1"/>
+    <w:lsdException w:name="index 4" w:semiHidden="1" w:unhideWhenUsed="1"/>
+    <w:lsdException w:name="index 5" w:semiHidden="1" w:unhideWhenUsed="1"/>
+    <w:lsdException w:name="index 6" w:semiHidden="1" w:unhideWhenUsed="1"/>
+    <w:lsdException w:name="index 7" w:semiHidden="1" w:unhideWhenUsed="1"/>
+    <w:lsdException w:name="index 8" w:semiHidden="1" w:unhideWhenUsed="1"/>
+    <w:lsdException w:name="index 9" w:semiHidden="1" w:unhideWhenUsed="1"/>
+    <w:lsdException w:name="toc 1" w:semiHidden="1" w:uiPriority="39" w:unhideWhenUsed="1"/>
+    <w:lsdException w:name="toc 2" w:semiHidden="1" w:uiPriority="39" w:unhideWhenUsed="1"/>
+    <w:lsdException w:name="toc 3" w:semiHidden="1" w:uiPriority="39" w:unhideWhenUsed="1"/>
+    <w:lsdException w:name="toc 4" w:semiHidden="1" w:uiPriority="39" w:unhideWhenUsed="1"/>
+    <w:lsdException w:name="toc 5" w:semiHidden="1" w:uiPriority="39" w:unhideWhenUsed="1"/>
+    <w:lsdException w:name="toc 6" w:semiHidden="1" w:uiPriority="39" w:unhideWhenUsed="1"/>
+    <w:lsdException w:name="toc 7" w:semiHidden="1" w:uiPriority="39" w:unhideWhenUsed="1"/>
+    <w:lsdException w:name="toc 8" w:semiHidden="1" w:uiPriority="39" w:unhideWhenUsed="1"/>
+    <w:lsdException w:name="toc 9" w:semiHidden="1" w:uiPriority="39" w:unhideWhenUsed="1"/>
+    <w:lsdException w:name="Normal Indent" w:semiHidden="1" w:unhideWhenUsed="1"/>
+    <w:lsdException w:name="footnote text" w:semiHidden="1" w:unhideWhenUsed="1"/>
+    <w:lsdException w:name="annotation text" w:semiHidden="1" w:unhideWhenUsed="1"/>
+    <w:lsdException w:name="header" w:semiHidden="1" w:unhideWhenUsed="1"/>
+    <w:lsdException w:name="footer" w:semiHidden="1" w:unhideWhenUsed="1"/>
+    <w:lsdException w:name="index heading" w:semiHidden="1" w:unhideWhenUsed="1"/>
+    <w:lsdException w:name="caption" w:semiHidden="1" w:uiPriority="35" w:unhideWhenUsed="1" w:qFormat="1"/>
+    <w:lsdException w:name="table of figures" w:semiHidden="1" w:unhideWhenUsed="1"/>
+    <w:lsdException w:name="envelope address" w:semiHidden="1" w:unhideWhenUsed="1"/>
+    <w:lsdException w:name="envelope return" w:semiHidden="1" w:unhideWhenUsed="1"/>
+    <w:lsdException w:name="footnote reference" w:semiHidden="1" w:unhideWhenUsed="1"/>
+    <w:lsdException w:name="annotation reference" w:semiHidden="1" w:unhideWhenUsed="1"/>
+    <w:lsdException w:name="line number" w:semiHidden="1" w:unhideWhenUsed="1"/>
+    <w:lsdException w:name="page number" w:semiHidden="1" w:unhideWhenUsed="1"/>
+    <w:lsdException w:name="endnote reference" w:semiHidden="1" w:unhideWhenUsed="1"/>
+    <w:lsdException w:name="endnote text" w:semiHidden="1" w:unhideWhenUsed="1"/>
+    <w:lsdException w:name="table of authorities" w:semiHidden="1" w:unhideWhenUsed="1"/>
+    <w:lsdException w:name="macro" w:semiHidden="1" w:unhideWhenUsed="1"/>
+    <w:lsdException w:name="toa heading" w:semiHidden="1" w:unhideWhenUsed="1"/>
+    <w:lsdException w:name="List" w:semiHidden="1" w:unhideWhenUsed="1"/>
+    <w:lsdException w:name="List Bullet" w:semiHidden="1" w:unhideWhenUsed="1"/>
+    <w:lsdException w:name="List Number" w:semiHidden="1" w:unhideWhenUsed="1"/>
+    <w:lsdException w:name="List 2" w:semiHidden="1" w:unhideWhenUsed="1"/>
+    <w:lsdException w:name="List 3" w:semiHidden="1" w:unhideWhenUsed="1"/>
+    <w:lsdException w:name="List 4" w:semiHidden="1" w:unhideWhenUsed="1"/>
+    <w:lsdException w:name="List 5" w:semiHidden="1" w:unhideWhenUsed="1"/>
+    <w:lsdException w:name="List Bullet 2" w:semiHidden="1" w:unhideWhenUsed="1"/>
+    <w:lsdException w:name="List Bullet 3" w:semiHidden="1" w:unhideWhenUsed="1"/>
+    <w:lsdException w:name="List Bullet 4" w:semiHidden="1" w:unhideWhenUsed="1"/>
+    <w:lsdException w:name="List Bullet 5" w:semiHidden="1" w:unhideWhenUsed="1"/>
+    <w:lsdException w:name="List Number 2" w:semiHidden="1" w:unhideWhenUsed="1"/>
+    <w:lsdException w:name="List Number 3" w:semiHidden="1" w:unhideWhenUsed="1"/>
+    <w:lsdException w:name="List Number 4" w:semiHidden="1" w:unhideWhenUsed="1"/>
+    <w:lsdException w:name="List Number 5" w:semiHidden="1" w:unhideWhenUsed="1"/>
+    <w:lsdException w:name="Title" w:uiPriority="10" w:qFormat="1"/>
+    <w:lsdException w:name="Closing" w:semiHidden="1" w:unhideWhenUsed="1"/>
+    <w:lsdException w:name="Signature" w:semiHidden="1" w:unhideWhenUsed="1"/>
+    <w:lsdException w:name="Default Paragraph Font" w:semiHidden="1" w:uiPriority="1" w:unhideWhenUsed="1"/>
+    <w:lsdException w:name="Body Text" w:semiHidden="1" w:unhideWhenUsed="1"/>
+    <w:lsdException w:name="Body Text Indent" w:semiHidden="1" w:uiPriority="0" w:unhideWhenUsed="1"/>
+    <w:lsdException w:name="List Continue" w:semiHidden="1" w:unhideWhenUsed="1"/>
+    <w:lsdException w:name="List Continue 2" w:semiHidden="1" w:unhideWhenUsed="1"/>
+    <w:lsdException w:name="List Continue 3" w:semiHidden="1" w:unhideWhenUsed="1"/>
+    <w:lsdException w:name="List Continue 4" w:semiHidden="1" w:unhideWhenUsed="1"/>
+    <w:lsdException w:name="List Continue 5" w:semiHidden="1" w:unhideWhenUsed="1"/>
+    <w:lsdException w:name="Message Header" w:semiHidden="1" w:unhideWhenUsed="1"/>
+    <w:lsdException w:name="Subtitle" w:uiPriority="11" w:qFormat="1"/>
+    <w:lsdException w:name="Salutation" w:semiHidden="1" w:unhideWhenUsed="1"/>
+    <w:lsdException w:name="Date" w:semiHidden="1" w:unhideWhenUsed="1"/>
+    <w:lsdException w:name="Body Text First Indent" w:semiHidden="1" w:unhideWhenUsed="1"/>
+    <w:lsdException w:name="Body Text First Indent 2" w:semiHidden="1" w:unhideWhenUsed="1"/>
+    <w:lsdException w:name="Note Heading" w:semiHidden="1" w:unhideWhenUsed="1"/>
+    <w:lsdException w:name="Body Text 2" w:semiHidden="1" w:unhideWhenUsed="1"/>
+    <w:lsdException w:name="Body Text 3" w:semiHidden="1" w:unhideWhenUsed="1"/>
+    <w:lsdException w:name="Body Text Indent 2" w:semiHidden="1" w:unhideWhenUsed="1"/>
+    <w:lsdException w:name="Body Text Indent 3" w:semiHidden="1" w:unhideWhenUsed="1"/>
+    <w:lsdException w:name="Block Text" w:semiHidden="1" w:unhideWhenUsed="1"/>
+    <w:lsdException w:name="Hyperlink" w:semiHidden="1" w:unhideWhenUsed="1"/>
+    <w:lsdException w:name="FollowedHyperlink" w:semiHidden="1" w:unhideWhenUsed="1"/>
+    <w:lsdException w:name="Strong" w:uiPriority="22" w:qFormat="1"/>
+    <w:lsdException w:name="Emphasis" w:uiPriority="20" w:qFormat="1"/>
+    <w:lsdException w:name="Document Map" w:semiHidden="1" w:unhideWhenUsed="1"/>
+    <w:lsdException w:name="Plain Text" w:semiHidden="1" w:unhideWhenUsed="1"/>
+    <w:lsdException w:name="E-mail Signature" w:semiHidden="1" w:unhideWhenUsed="1"/>
+    <w:lsdException w:name="HTML Top of Form" w:semiHidden="1" w:unhideWhenUsed="1"/>
+    <w:lsdException w:name="HTML Bottom of Form" w:semiHidden="1" w:unhideWhenUsed="1"/>
+    <w:lsdException w:name="Normal (Web)" w:semiHidden="1" w:unhideWhenUsed="1"/>
+    <w:lsdException w:name="HTML Acronym" w:semiHidden="1" w:unhideWhenUsed="1"/>
+    <w:lsdException w:name="HTML Address" w:semiHidden="1" w:unhideWhenUsed="1"/>
+    <w:lsdException w:name="HTML Cite" w:semiHidden="1" w:unhideWhenUsed="1"/>
+    <w:lsdException w:name="HTML Code" w:semiHidden="1" w:unhideWhenUsed="1"/>
+    <w:lsdException w:name="HTML Definition" w:semiHidden="1" w:unhideWhenUsed="1"/>
+    <w:lsdException w:name="HTML Keyboard" w:semiHidden="1" w:unhideWhenUsed="1"/>
+    <w:lsdException w:name="HTML Preformatted" w:semiHidden="1" w:unhideWhenUsed="1"/>
+    <w:lsdException w:name="HTML Sample" w:semiHidden="1" w:unhideWhenUsed="1"/>
+    <w:lsdException w:name="HTML Typewriter" w:semiHidden="1" w:unhideWhenUsed="1"/>
+    <w:lsdException w:name="HTML Variable" w:semiHidden="1" w:unhideWhenUsed="1"/>
+    <w:lsdException w:name="Normal Table" w:semiHidden="1" w:unhideWhenUsed="1"/>
+    <w:lsdException w:name="annotation subject" w:semiHidden="1" w:unhideWhenUsed="1"/>
+    <w:lsdException w:name="No List" w:semiHidden="1" w:unhideWhenUsed="1"/>
+    <w:lsdException w:name="Outline List 1" w:semiHidden="1" w:unhideWhenUsed="1"/>
+    <w:lsdException w:name="Outline List 2" w:semiHidden="1" w:unhideWhenUsed="1"/>
+    <w:lsdException w:name="Outline List 3" w:semiHidden="1" w:unhideWhenUsed="1"/>
+    <w:lsdException w:name="Table Simple 1" w:semiHidden="1" w:unhideWhenUsed="1"/>
+    <w:lsdException w:name="Table Simple 2" w:semiHidden="1" w:unhideWhenUsed="1"/>
+    <w:lsdException w:name="Table Simple 3" w:semiHidden="1" w:unhideWhenUsed="1"/>
+    <w:lsdException w:name="Table Classic 1" w:semiHidden="1" w:unhideWhenUsed="1"/>
+    <w:lsdException w:name="Table Classic 2" w:semiHidden="1" w:unhideWhenUsed="1"/>
+    <w:lsdException w:name="Table Classic 3" w:semiHidden="1" w:unhideWhenUsed="1"/>
+    <w:lsdException w:name="Table Classic 4" w:semiHidden="1" w:unhideWhenUsed="1"/>
+    <w:lsdException w:name="Table Colorful 1" w:semiHidden="1" w:unhideWhenUsed="1"/>
+    <w:lsdException w:name="Table Colorful 2" w:semiHidden="1" w:unhideWhenUsed="1"/>
+    <w:lsdException w:name="Table Colorful 3" w:semiHidden="1" w:unhideWhenUsed="1"/>
+    <w:lsdException w:name="Table Columns 1" w:semiHidden="1" w:unhideWhenUsed="1"/>
+    <w:lsdException w:name="Table Columns 2" w:semiHidden="1" w:unhideWhenUsed="1"/>
+    <w:lsdException w:name="Table Columns 3" w:semiHidden="1" w:unhideWhenUsed="1"/>
+    <w:lsdException w:name="Table Columns 4" w:semiHidden="1" w:unhideWhenUsed="1"/>
+    <w:lsdException w:name="Table Columns 5" w:semiHidden="1" w:unhideWhenUsed="1"/>
+    <w:lsdException w:name="Table Grid 1" w:semiHidden="1" w:unhideWhenUsed="1"/>
+    <w:lsdException w:name="Table Grid 2" w:semiHidden="1" w:unhideWhenUsed="1"/>
+    <w:lsdException w:name="Table Grid 3" w:semiHidden="1" w:unhideWhenUsed="1"/>
+    <w:lsdException w:name="Table Grid 4" w:semiHidden="1" w:unhideWhenUsed="1"/>
+    <w:lsdException w:name="Table Grid 5" w:semiHidden="1" w:unhideWhenUsed="1"/>
+    <w:lsdException w:name="Table Grid 6" w:semiHidden="1" w:unhideWhenUsed="1"/>
+    <w:lsdException w:name="Table Grid 7" w:semiHidden="1" w:unhideWhenUsed="1"/>
+    <w:lsdException w:name="Table Grid 8" w:semiHidden="1" w:unhideWhenUsed="1"/>
+    <w:lsdException w:name="Table List 1" w:semiHidden="1" w:unhideWhenUsed="1"/>
+    <w:lsdException w:name="Table List 2" w:semiHidden="1" w:unhideWhenUsed="1"/>
+    <w:lsdException w:name="Table List 3" w:semiHidden="1" w:unhideWhenUsed="1"/>
+    <w:lsdException w:name="Table List 4" w:semiHidden="1" w:unhideWhenUsed="1"/>
+    <w:lsdException w:name="Table List 5" w:semiHidden="1" w:unhideWhenUsed="1"/>
+    <w:lsdException w:name="Table List 6" w:semiHidden="1" w:unhideWhenUsed="1"/>
+    <w:lsdException w:name="Table List 7" w:semiHidden="1" w:unhideWhenUsed="1"/>
+    <w:lsdException w:name="Table List 8" w:semiHidden="1" w:unhideWhenUsed="1"/>
+    <w:lsdException w:name="Table 3D effects 1" w:semiHidden="1" w:unhideWhenUsed="1"/>
+    <w:lsdException w:name="Table 3D effects 2" w:semiHidden="1" w:unhideWhenUsed="1"/>
+    <w:lsdException w:name="Table 3D effects 3" w:semiHidden="1" w:unhideWhenUsed="1"/>
+    <w:lsdException w:name="Table Contemporary" w:semiHidden="1" w:unhideWhenUsed="1"/>
+    <w:lsdException w:name="Table Elegant" w:semiHidden="1" w:unhideWhenUsed="1"/>
+    <w:lsdException w:name="Table Professional" w:semiHidden="1" w:unhideWhenUsed="1"/>
+    <w:lsdException w:name="Table Subtle 1" w:semiHidden="1" w:unhideWhenUsed="1"/>
+    <w:lsdException w:name="Table Subtle 2" w:semiHidden="1" w:unhideWhenUsed="1"/>
+    <w:lsdException w:name="Table Web 1" w:semiHidden="1" w:unhideWhenUsed="1"/>
+    <w:lsdException w:name="Table Web 2" w:semiHidden="1" w:unhideWhenUsed="1"/>
+    <w:lsdException w:name="Table Web 3" w:semiHidden="1" w:unhideWhenUsed="1"/>
+    <w:lsdException w:name="Balloon Text" w:semiHidden="1" w:unhideWhenUsed="1"/>
+    <w:lsdException w:name="Table Grid" w:uiPriority="59"/>
+    <w:lsdException w:name="Table Theme" w:semiHidden="1" w:unhideWhenUsed="1"/>
+    <w:lsdException w:name="Placeholder Text" w:semiHidden="1"/>
+    <w:lsdException w:name="No Spacing" w:uiPriority="1" w:qFormat="1"/>
+    <w:lsdException w:name="Light Shading" w:uiPriority="60"/>
+    <w:lsdException w:name="Light List" w:uiPriority="61"/>
+    <w:lsdException w:name="Light Grid" w:uiPriority="62"/>
+    <w:lsdException w:name="Medium Shading 1" w:uiPriority="63"/>
+    <w:lsdException w:name="Medium Shading 2" w:uiPriority="64"/>
+    <w:lsdException w:name="Medium List 1" w:uiPriority="65"/>
+    <w:lsdException w:name="Medium List 2" w:uiPriority="66"/>
+    <w:lsdException w:name="Medium Grid 1" w:uiPriority="67"/>
+    <w:lsdException w:name="Medium Grid 2" w:uiPriority="68"/>
+    <w:lsdException w:name="Medium Grid 3" w:uiPriority="69"/>
+    <w:lsdException w:name="Dark List" w:uiPriority="70"/>
+    <w:lsdException w:name="Colorful Shading" w:uiPriority="71"/>
+    <w:lsdException w:name="Colorful List" w:uiPriority="72"/>
+    <w:lsdException w:name="Colorful Grid" w:uiPriority="73"/>
+    <w:lsdException w:name="Light Shading Accent 1" w:uiPriority="60"/>
+    <w:lsdException w:name="Light List Accent 1" w:uiPriority="61"/>
+    <w:lsdException w:name="Light Grid Accent 1" w:uiPriority="62"/>
+    <w:lsdException w:name="Medium Shading 1 Accent 1" w:uiPriority="63"/>
+    <w:lsdException w:name="Medium Shading 2 Accent 1" w:uiPriority="64"/>
+    <w:lsdException w:name="Medium List 1 Accent 1" w:uiPriority="65"/>
+    <w:lsdException w:name="Revision" w:semiHidden="1"/>
+    <w:lsdException w:name="List Paragraph" w:uiPriority="34" w:qFormat="1"/>
+    <w:lsdException w:name="Quote" w:uiPriority="29" w:qFormat="1"/>
+    <w:lsdException w:name="Intense Quote" w:uiPriority="30" w:qFormat="1"/>
+    <w:lsdException w:name="Medium List 2 Accent 1" w:uiPriority="66"/>
+    <w:lsdException w:name="Medium Grid 1 Accent 1" w:uiPriority="67"/>
+    <w:lsdException w:name="Medium Grid 2 Accent 1" w:uiPriority="68"/>
+    <w:lsdException w:name="Medium Grid 3 Accent 1" w:uiPriority="69"/>
+    <w:lsdException w:name="Dark List Accent 1" w:uiPriority="70"/>
+    <w:lsdException w:name="Colorful Shading Accent 1" w:uiPriority="71"/>
+    <w:lsdException w:name="Colorful List Accent 1" w:uiPriority="72"/>
+    <w:lsdException w:name="Colorful Grid Accent 1" w:uiPriority="73"/>
+    <w:lsdException w:name="Light Shading Accent 2" w:uiPriority="60"/>
+    <w:lsdException w:name="Light List Accent 2" w:uiPriority="61"/>
+    <w:lsdException w:name="Light Grid Accent 2" w:uiPriority="62"/>
+    <w:lsdException w:name="Medium Shading 1 Accent 2" w:uiPriority="63"/>
+    <w:lsdException w:name="Medium Shading 2 Accent 2" w:uiPriority="64"/>
+    <w:lsdException w:name="Medium List 1 Accent 2" w:uiPriority="65"/>
+    <w:lsdException w:name="Medium List 2 Accent 2" w:uiPriority="66"/>
+    <w:lsdException w:name="Medium Grid 1 Accent 2" w:uiPriority="67"/>
+    <w:lsdException w:name="Medium Grid 2 Accent 2" w:uiPriority="68"/>
+    <w:lsdException w:name="Medium Grid 3 Accent 2" w:uiPriority="69"/>
+    <w:lsdException w:name="Dark List Accent 2" w:uiPriority="70"/>
+    <w:lsdException w:name="Colorful Shading Accent 2" w:uiPriority="71"/>
+    <w:lsdException w:name="Colorful List Accent 2" w:uiPriority="72"/>
+    <w:lsdException w:name="Colorful Grid Accent 2" w:uiPriority="73"/>
+    <w:lsdException w:name="Light Shading Accent 3" w:uiPriority="60"/>
+    <w:lsdException w:name="Light List Accent 3" w:uiPriority="61"/>
+    <w:lsdException w:name="Light Grid Accent 3" w:uiPriority="62"/>
+    <w:lsdException w:name="Medium Shading 1 Accent 3" w:uiPriority="63"/>
+    <w:lsdException w:name="Medium Shading 2 Accent 3" w:uiPriority="64"/>
+    <w:lsdException w:name="Medium List 1 Accent 3" w:uiPriority="65"/>
+    <w:lsdException w:name="Medium List 2 Accent 3" w:uiPriority="66"/>
+    <w:lsdException w:name="Medium Grid 1 Accent 3" w:uiPriority="67"/>
+    <w:lsdException w:name="Medium Grid 2 Accent 3" w:uiPriority="68"/>
+    <w:lsdException w:name="Medium Grid 3 Accent 3" w:uiPriority="69"/>
+    <w:lsdException w:name="Dark List Accent 3" w:uiPriority="70"/>
+    <w:lsdException w:name="Colorful Shading Accent 3" w:uiPriority="71"/>
+    <w:lsdException w:name="Colorful List Accent 3" w:uiPriority="72"/>
+    <w:lsdException w:name="Colorful Grid Accent 3" w:uiPriority="73"/>
+    <w:lsdException w:name="Light Shading Accent 4" w:uiPriority="60"/>
+    <w:lsdException w:name="Light List Accent 4" w:uiPriority="61"/>
+    <w:lsdException w:name="Light Grid Accent 4" w:uiPriority="62"/>
+    <w:lsdException w:name="Medium Shading 1 Accent 4" w:uiPriority="63"/>
+    <w:lsdException w:name="Medium Shading 2 Accent 4" w:uiPriority="64"/>
+    <w:lsdException w:name="Medium List 1 Accent 4" w:uiPriority="65"/>
+    <w:lsdException w:name="Medium List 2 Accent 4" w:uiPriority="66"/>
+    <w:lsdException w:name="Medium Grid 1 Accent 4" w:uiPriority="67"/>
+    <w:lsdException w:name="Medium Grid 2 Accent 4" w:uiPriority="68"/>
+    <w:lsdException w:name="Medium Grid 3 Accent 4" w:uiPriority="69"/>
+    <w:lsdException w:name="Dark List Accent 4" w:uiPriority="70"/>
+    <w:lsdException w:name="Colorful Shading Accent 4" w:uiPriority="71"/>
+    <w:lsdException w:name="Colorful List Accent 4" w:uiPriority="72"/>
+    <w:lsdException w:name="Colorful Grid Accent 4" w:uiPriority="73"/>
+    <w:lsdException w:name="Light Shading Accent 5" w:uiPriority="60"/>
+    <w:lsdException w:name="Light List Accent 5" w:uiPriority="61"/>
+    <w:lsdException w:name="Light Grid Accent 5" w:uiPriority="62"/>
+    <w:lsdException w:name="Medium Shading 1 Accent 5" w:uiPriority="63"/>
+    <w:lsdException w:name="Medium Shading 2 Accent 5" w:uiPriority="64"/>
+    <w:lsdException w:name="Medium List 1 Accent 5" w:uiPriority="65"/>
+    <w:lsdException w:name="Medium List 2 Accent 5" w:uiPriority="66"/>
+    <w:lsdException w:name="Medium Grid 1 Accent 5" w:uiPriority="67"/>
+    <w:lsdException w:name="Medium Grid 2 Accent 5" w:uiPriority="68"/>
+    <w:lsdException w:name="Medium Grid 3 Accent 5" w:uiPriority="69"/>
+    <w:lsdException w:name="Dark List Accent 5" w:uiPriority="70"/>
+    <w:lsdException w:name="Colorful Shading Accent 5" w:uiPriority="71"/>
+    <w:lsdException w:name="Colorful List Accent 5" w:uiPriority="72"/>
+    <w:lsdException w:name="Colorful Grid Accent 5" w:uiPriority="73"/>
+    <w:lsdException w:name="Light Shading Accent 6" w:uiPriority="60"/>
+    <w:lsdException w:name="Light List Accent 6" w:uiPriority="61"/>
+    <w:lsdException w:name="Light Grid Accent 6" w:uiPriority="62"/>
+    <w:lsdException w:name="Medium Shading 1 Accent 6" w:uiPriority="63"/>
+    <w:lsdException w:name="Medium Shading 2 Accent 6" w:uiPriority="64"/>
+    <w:lsdException w:name="Medium List 1 Accent 6" w:uiPriority="65"/>
+    <w:lsdException w:name="Medium List 2 Accent 6" w:uiPriority="66"/>
+    <w:lsdException w:name="Medium Grid 1 Accent 6" w:uiPriority="67"/>
+    <w:lsdException w:name="Medium Grid 2 Accent 6" w:uiPriority="68"/>
+    <w:lsdException w:name="Medium Grid 3 Accent 6" w:uiPriority="69"/>
+    <w:lsdException w:name="Dark List Accent 6" w:uiPriority="70"/>
+    <w:lsdException w:name="Colorful Shading Accent 6" w:uiPriority="71"/>
+    <w:lsdException w:name="Colorful List Accent 6" w:uiPriority="72"/>
+    <w:lsdException w:name="Colorful Grid Accent 6" w:uiPriority="73"/>
+    <w:lsdException w:name="Subtle Emphasis" w:uiPriority="19" w:qFormat="1"/>
+    <w:lsdException w:name="Intense Emphasis" w:uiPriority="21" w:qFormat="1"/>
+    <w:lsdException w:name="Subtle Reference" w:uiPriority="31" w:qFormat="1"/>
+    <w:lsdException w:name="Intense Reference" w:uiPriority="32" w:qFormat="1"/>
+    <w:lsdException w:name="Book Title" w:uiPriority="33" w:qFormat="1"/>
+    <w:lsdException w:name="Bibliography" w:semiHidden="1" w:uiPriority="37" w:unhideWhenUsed="1"/>
+    <w:lsdException w:name="TOC Heading" w:semiHidden="1" w:uiPriority="39" w:unhideWhenUsed="1" w:qFormat="1"/>
+    <w:lsdException w:name="Plain Table 1" w:uiPriority="41"/>
+    <w:lsdException w:name="Plain Table 2" w:uiPriority="42"/>
+    <w:lsdException w:name="Plain Table 3" w:uiPriority="43"/>
+    <w:lsdException w:name="Plain Table 4" w:uiPriority="44"/>
+    <w:lsdException w:name="Plain Table 5" w:uiPriority="45"/>
+    <w:lsdException w:name="Grid Table Light" w:uiPriority="40"/>
+    <w:lsdException w:name="Grid Table 1 Light" w:uiPriority="46"/>
+    <w:lsdException w:name="Grid Table 2" w:uiPriority="47"/>
+    <w:lsdException w:name="Grid Table 3" w:uiPriority="48"/>
+    <w:lsdException w:name="Grid Table 4" w:uiPriority="49"/>
+    <w:lsdException w:name="Grid Table 5 Dark" w:uiPriority="50"/>
+    <w:lsdException w:name="Grid Table 6 Colorful" w:uiPriority="51"/>
+    <w:lsdException w:name="Grid Table 7 Colorful" w:uiPriority="52"/>
+    <w:lsdException w:name="Grid Table 1 Light Accent 1" w:uiPriority="46"/>
+    <w:lsdException w:name="Grid Table 2 Accent 1" w:uiPriority="47"/>
+    <w:lsdException w:name="Grid Table 3 Accent 1" w:uiPriority="48"/>
+    <w:lsdException w:name="Grid Table 4 Accent 1" w:uiPriority="49"/>
+    <w:lsdException w:name="Grid Table 5 Dark Accent 1" w:uiPriority="50"/>
+    <w:lsdException w:name="Grid Table 6 Colorful Accent 1" w:uiPriority="51"/>
+    <w:lsdException w:name="Grid Table 7 Colorful Accent 1" w:uiPriority="52"/>
+    <w:lsdException w:name="Grid Table 1 Light Accent 2" w:uiPriority="46"/>
+    <w:lsdException w:name="Grid Table 2 Accent 2" w:uiPriority="47"/>
+    <w:lsdException w:name="Grid Table 3 Accent 2" w:uiPriority="48"/>
+    <w:lsdException w:name="Grid Table 4 Accent 2" w:uiPriority="49"/>
+    <w:lsdException w:name="Grid Table 5 Dark Accent 2" w:uiPriority="50"/>
+    <w:lsdException w:name="Grid Table 6 Colorful Accent 2" w:uiPriority="51"/>
+    <w:lsdException w:name="Grid Table 7 Colorful Accent 2" w:uiPriority="52"/>
+    <w:lsdException w:name="Grid Table 1 Light Accent 3" w:uiPriority="46"/>
+    <w:lsdException w:name="Grid Table 2 Accent 3" w:uiPriority="47"/>
+    <w:lsdException w:name="Grid Table 3 Accent 3" w:uiPriority="48"/>
+    <w:lsdException w:name="Grid Table 4 Accent 3" w:uiPriority="49"/>
+    <w:lsdException w:name="Grid Table 5 Dark Accent 3" w:uiPriority="50"/>
+    <w:lsdException w:name="Grid Table 6 Colorful Accent 3" w:uiPriority="51"/>
+    <w:lsdException w:name="Grid Table 7 Colorful Accent 3" w:uiPriority="52"/>
+    <w:lsdException w:name="Grid Table 1 Light Accent 4" w:uiPriority="46"/>
+    <w:lsdException w:name="Grid Table 2 Accent 4" w:uiPriority="47"/>
+    <w:lsdException w:name="Grid Table 3 Accent 4" w:uiPriority="48"/>
+    <w:lsdException w:name="Grid Table 4 Accent 4" w:uiPriority="49"/>
+    <w:lsdException w:name="Grid Table 5 Dark Accent 4" w:uiPriority="50"/>
+    <w:lsdException w:name="Grid Table 6 Colorful Accent 4" w:uiPriority="51"/>
+    <w:lsdException w:name="Grid Table 7 Colorful Accent 4" w:uiPriority="52"/>
+    <w:lsdException w:name="Grid Table 1 Light Accent 5" w:uiPriority="46"/>
+    <w:lsdException w:name="Grid Table 2 Accent 5" w:uiPriority="47"/>
+    <w:lsdException w:name="Grid Table 3 Accent 5" w:uiPriority="48"/>
+    <w:lsdException w:name="Grid Table 4 Accent 5" w:uiPriority="49"/>
+    <w:lsdException w:name="Grid Table 5 Dark Accent 5" w:uiPriority="50"/>
+    <w:lsdException w:name="Grid Table 6 Colorful Accent 5" w:uiPriority="51"/>
+    <w:lsdException w:name="Grid Table 7 Colorful Accent 5" w:uiPriority="52"/>
+    <w:lsdException w:name="Grid Table 1 Light Accent 6" w:uiPriority="46"/>
+    <w:lsdException w:name="Grid Table 2 Accent 6" w:uiPriority="47"/>
+    <w:lsdException w:name="Grid Table 3 Accent 6" w:uiPriority="48"/>
+    <w:lsdException w:name="Grid Table 4 Accent 6" w:uiPriority="49"/>
+    <w:lsdException w:name="Grid Table 5 Dark Accent 6" w:uiPriority="50"/>
+    <w:lsdException w:name="Grid Table 6 Colorful Accent 6" w:uiPriority="51"/>
+    <w:lsdException w:name="Grid Table 7 Colorful Accent 6" w:uiPriority="52"/>
+    <w:lsdException w:name="List Table 1 Light" w:uiPriority="46"/>
+    <w:lsdException w:name="List Table 2" w:uiPriority="47"/>
+    <w:lsdException w:name="List Table 3" w:uiPriority="48"/>
+    <w:lsdException w:name="List Table 4" w:uiPriority="49"/>
+    <w:lsdException w:name="List Table 5 Dark" w:uiPriority="50"/>
+    <w:lsdException w:name="List Table 6 Colorful" w:uiPriority="51"/>
+    <w:lsdException w:name="List Table 7 Colorful" w:uiPriority="52"/>
+    <w:lsdException w:name="List Table 1 Light Accent 1" w:uiPriority="46"/>
+    <w:lsdException w:name="List Table 2 Accent 1" w:uiPriority="47"/>
+    <w:lsdException w:name="List Table 3 Accent 1" w:uiPriority="48"/>
+    <w:lsdException w:name="List Table 4 Accent 1" w:uiPriority="49"/>
+    <w:lsdException w:name="List Table 5 Dark Accent 1" w:uiPriority="50"/>
+    <w:lsdException w:name="List Table 6 Colorful Accent 1" w:uiPriority="51"/>
+    <w:lsdException w:name="List Table 7 Colorful Accent 1" w:uiPriority="52"/>
+    <w:lsdException w:name="List Table 1 Light Accent 2" w:uiPriority="46"/>
+    <w:lsdException w:name="List Table 2 Accent 2" w:uiPriority="47"/>
+    <w:lsdException w:name="List Table 3 Accent 2" w:uiPriority="48"/>
+    <w:lsdException w:name="List Table 4 Accent 2" w:uiPriority="49"/>
+    <w:lsdException w:name="List Table 5 Dark Accent 2" w:uiPriority="50"/>
+    <w:lsdException w:name="List Table 6 Colorful Accent 2" w:uiPriority="51"/>
+    <w:lsdException w:name="List Table 7 Colorful Accent 2" w:uiPriority="52"/>
+    <w:lsdException w:name="List Table 1 Light Accent 3" w:uiPriority="46"/>
+    <w:lsdException w:name="List Table 2 Accent 3" w:uiPriority="47"/>
+    <w:lsdException w:name="List Table 3 Accent 3" w:uiPriority="48"/>
+    <w:lsdException w:name="List Table 4 Accent 3" w:uiPriority="49"/>
+    <w:lsdException w:name="List Table 5 Dark Accent 3" w:uiPriority="50"/>
+    <w:lsdException w:name="List Table 6 Colorful Accent 3" w:uiPriority="51"/>
+    <w:lsdException w:name="List Table 7 Colorful Accent 3" w:uiPriority="52"/>
+    <w:lsdException w:name="List Table 1 Light Accent 4" w:uiPriority="46"/>
+    <w:lsdException w:name="List Table 2 Accent 4" w:uiPriority="47"/>
+    <w:lsdException w:name="List Table 3 Accent 4" w:uiPriority="48"/>
+    <w:lsdException w:name="List Table 4 Accent 4" w:uiPriority="49"/>
+    <w:lsdException w:name="List Table 5 Dark Accent 4" w:uiPriority="50"/>
+    <w:lsdException w:name="List Table 6 Colorful Accent 4" w:uiPriority="51"/>
+    <w:lsdException w:name="List Table 7 Colorful Accent 4" w:uiPriority="52"/>
+    <w:lsdException w:name="List Table 1 Light Accent 5" w:uiPriority="46"/>
+    <w:lsdException w:name="List Table 2 Accent 5" w:uiPriority="47"/>
+    <w:lsdException w:name="List Table 3 Accent 5" w:uiPriority="48"/>
+    <w:lsdException w:name="List Table 4 Accent 5" w:uiPriority="49"/>
+    <w:lsdException w:name="List Table 5 Dark Accent 5" w:uiPriority="50"/>
+    <w:lsdException w:name="List Table 6 Colorful Accent 5" w:uiPriority="51"/>
+    <w:lsdException w:name="List Table 7 Colorful Accent 5" w:uiPriority="52"/>
+    <w:lsdException w:name="List Table 1 Light Accent 6" w:uiPriority="46"/>
+    <w:lsdException w:name="List Table 2 Accent 6" w:uiPriority="47"/>
+    <w:lsdException w:name="List Table 3 Accent 6" w:uiPriority="48"/>
+    <w:lsdException w:name="List Table 4 Accent 6" w:uiPriority="49"/>
+    <w:lsdException w:name="List Table 5 Dark Accent 6" w:uiPriority="50"/>
+    <w:lsdException w:name="List Table 6 Colorful Accent 6" w:uiPriority="51"/>
+    <w:lsdException w:name="List Table 7 Colorful Accent 6" w:uiPriority="52"/>
+    <w:lsdException w:name="Mention" w:semiHidden="1" w:unhideWhenUsed="1"/>
+    <w:lsdException w:name="Smart Hyperlink" w:semiHidden="1" w:unhideWhenUsed="1"/>
+    <w:lsdException w:name="Hashtag" w:semiHidden="1" w:unhideWhenUsed="1"/>
+    <w:lsdException w:name="Unresolved Mention" w:semiHidden="1" w:unhideWhenUsed="1"/>
+    <w:lsdException w:name="Smart Link" w:semiHidden="1" w:unhideWhenUsed="1"/>
   </w:latentStyles>
   <w:style w:type="paragraph" w:default="1" w:styleId="a">
     <w:name w:val="Normal"/>
@@ -1832,7 +3133,6 @@
     <w:uiPriority w:val="59"/>
     <w:rsid w:val="00BF52A4"/>
     <w:tblPr>
-      <w:tblInd w:w="0" w:type="dxa"/>
       <w:tblBorders>
         <w:top w:val="single" w:sz="4" w:space="0" w:color="auto"/>
         <w:left w:val="single" w:sz="4" w:space="0" w:color="auto"/>
@@ -1841,18 +3141,12 @@
         <w:insideH w:val="single" w:sz="4" w:space="0" w:color="auto"/>
         <w:insideV w:val="single" w:sz="4" w:space="0" w:color="auto"/>
       </w:tblBorders>
-      <w:tblCellMar>
-        <w:top w:w="0" w:type="dxa"/>
-        <w:left w:w="108" w:type="dxa"/>
-        <w:bottom w:w="0" w:type="dxa"/>
-        <w:right w:w="108" w:type="dxa"/>
-      </w:tblCellMar>
     </w:tblPr>
   </w:style>
   <w:style w:type="paragraph" w:styleId="a4">
     <w:name w:val="header"/>
     <w:basedOn w:val="a"/>
-    <w:link w:val="Char"/>
+    <w:link w:val="a5"/>
     <w:uiPriority w:val="99"/>
     <w:unhideWhenUsed/>
     <w:rsid w:val="00A91DA6"/>
@@ -1873,8 +3167,8 @@
       <w:szCs w:val="18"/>
     </w:rPr>
   </w:style>
-  <w:style w:type="character" w:customStyle="1" w:styleId="Char">
-    <w:name w:val="页眉 Char"/>
+  <w:style w:type="character" w:customStyle="1" w:styleId="a5">
+    <w:name w:val="页眉 字符"/>
     <w:basedOn w:val="a0"/>
     <w:link w:val="a4"/>
     <w:uiPriority w:val="99"/>
@@ -1884,10 +3178,10 @@
       <w:szCs w:val="18"/>
     </w:rPr>
   </w:style>
-  <w:style w:type="paragraph" w:styleId="a5">
+  <w:style w:type="paragraph" w:styleId="a6">
     <w:name w:val="footer"/>
     <w:basedOn w:val="a"/>
-    <w:link w:val="Char0"/>
+    <w:link w:val="a7"/>
     <w:uiPriority w:val="99"/>
     <w:unhideWhenUsed/>
     <w:rsid w:val="00A91DA6"/>
@@ -1905,10 +3199,10 @@
       <w:szCs w:val="18"/>
     </w:rPr>
   </w:style>
-  <w:style w:type="character" w:customStyle="1" w:styleId="Char0">
-    <w:name w:val="页脚 Char"/>
+  <w:style w:type="character" w:customStyle="1" w:styleId="a7">
+    <w:name w:val="页脚 字符"/>
     <w:basedOn w:val="a0"/>
-    <w:link w:val="a5"/>
+    <w:link w:val="a6"/>
     <w:uiPriority w:val="99"/>
     <w:rsid w:val="00A91DA6"/>
     <w:rPr>
@@ -1916,10 +3210,10 @@
       <w:szCs w:val="18"/>
     </w:rPr>
   </w:style>
-  <w:style w:type="paragraph" w:styleId="a6">
+  <w:style w:type="paragraph" w:styleId="a8">
     <w:name w:val="Body Text Indent"/>
     <w:basedOn w:val="a"/>
-    <w:link w:val="Char1"/>
+    <w:link w:val="a9"/>
     <w:rsid w:val="00A91DA6"/>
     <w:pPr>
       <w:spacing w:line="200" w:lineRule="exact"/>
@@ -1929,17 +3223,17 @@
       <w:rFonts w:ascii="仿宋_GB2312" w:eastAsia="仿宋_GB2312"/>
     </w:rPr>
   </w:style>
-  <w:style w:type="character" w:customStyle="1" w:styleId="Char1">
-    <w:name w:val="正文文本缩进 Char"/>
+  <w:style w:type="character" w:customStyle="1" w:styleId="a9">
+    <w:name w:val="正文文本缩进 字符"/>
     <w:basedOn w:val="a0"/>
-    <w:link w:val="a6"/>
+    <w:link w:val="a8"/>
     <w:rsid w:val="00A91DA6"/>
     <w:rPr>
       <w:rFonts w:ascii="仿宋_GB2312" w:eastAsia="仿宋_GB2312" w:hAnsi="Times New Roman" w:cs="Times New Roman"/>
       <w:szCs w:val="24"/>
     </w:rPr>
   </w:style>
-  <w:style w:type="character" w:styleId="a7">
+  <w:style w:type="character" w:styleId="aa">
     <w:name w:val="Hyperlink"/>
     <w:basedOn w:val="a0"/>
     <w:uiPriority w:val="99"/>
@@ -1950,7 +3244,7 @@
       <w:u w:val="single"/>
     </w:rPr>
   </w:style>
-  <w:style w:type="paragraph" w:styleId="a8">
+  <w:style w:type="paragraph" w:styleId="ab">
     <w:name w:val="List Paragraph"/>
     <w:basedOn w:val="a"/>
     <w:uiPriority w:val="34"/>
@@ -1960,210 +3254,30 @@
       <w:ind w:firstLineChars="200" w:firstLine="420"/>
     </w:pPr>
   </w:style>
-</w:styles>
-</file>
-
-<file path=word/stylesWithEffects.xml><?xml version="1.0" encoding="utf-8"?>
-<w:styles xmlns:wpc="http://schemas.microsoft.com/office/word/2010/wordprocessingCanvas" xmlns:mc="http://schemas.openxmlformats.org/markup-compatibility/2006" xmlns:o="urn:schemas-microsoft-com:office:office" xmlns:r="http://schemas.openxmlformats.org/officeDocument/2006/relationships" xmlns:m="http://schemas.openxmlformats.org/officeDocument/2006/math" xmlns:v="urn:schemas-microsoft-com:vml" xmlns:wp14="http://schemas.microsoft.com/office/word/2010/wordprocessingDrawing" xmlns:wp="http://schemas.openxmlformats.org/drawingml/2006/wordprocessingDrawing" xmlns:w10="urn:schemas-microsoft-com:office:word" xmlns:w="http://schemas.openxmlformats.org/wordprocessingml/2006/main" xmlns:w14="http://schemas.microsoft.com/office/word/2010/wordml" xmlns:wpg="http://schemas.microsoft.com/office/word/2010/wordprocessingGroup" xmlns:wpi="http://schemas.microsoft.com/office/word/2010/wordprocessingInk" xmlns:wne="http://schemas.microsoft.com/office/word/2006/wordml" xmlns:wps="http://schemas.microsoft.com/office/word/2010/wordprocessingShape" mc:Ignorable="w14 wp14">
-  <w:docDefaults>
-    <w:rPrDefault>
-      <w:rPr>
-        <w:rFonts w:asciiTheme="minorHAnsi" w:eastAsiaTheme="minorEastAsia" w:hAnsiTheme="minorHAnsi" w:cstheme="minorBidi"/>
-        <w:kern w:val="2"/>
-        <w:sz w:val="21"/>
-        <w:szCs w:val="22"/>
-        <w:lang w:val="en-US" w:eastAsia="zh-CN" w:bidi="ar-SA"/>
-      </w:rPr>
-    </w:rPrDefault>
-    <w:pPrDefault/>
-  </w:docDefaults>
-  <w:latentStyles w:defLockedState="0" w:defUIPriority="99" w:defSemiHidden="1" w:defUnhideWhenUsed="1" w:defQFormat="0" w:count="267">
-    <w:lsdException w:name="Normal" w:semiHidden="0" w:uiPriority="0" w:unhideWhenUsed="0" w:qFormat="1"/>
-    <w:lsdException w:name="heading 1" w:semiHidden="0" w:uiPriority="9" w:unhideWhenUsed="0" w:qFormat="1"/>
-    <w:lsdException w:name="heading 2" w:uiPriority="9" w:qFormat="1"/>
-    <w:lsdException w:name="heading 3" w:uiPriority="9" w:qFormat="1"/>
-    <w:lsdException w:name="heading 4" w:uiPriority="9" w:qFormat="1"/>
-    <w:lsdException w:name="heading 5" w:uiPriority="9" w:qFormat="1"/>
-    <w:lsdException w:name="heading 6" w:uiPriority="9" w:qFormat="1"/>
-    <w:lsdException w:name="heading 7" w:uiPriority="9" w:qFormat="1"/>
-    <w:lsdException w:name="heading 8" w:uiPriority="9" w:qFormat="1"/>
-    <w:lsdException w:name="heading 9" w:uiPriority="9" w:qFormat="1"/>
-    <w:lsdException w:name="toc 1" w:uiPriority="39"/>
-    <w:lsdException w:name="toc 2" w:uiPriority="39"/>
-    <w:lsdException w:name="toc 3" w:uiPriority="39"/>
-    <w:lsdException w:name="toc 4" w:uiPriority="39"/>
-    <w:lsdException w:name="toc 5" w:uiPriority="39"/>
-    <w:lsdException w:name="toc 6" w:uiPriority="39"/>
-    <w:lsdException w:name="toc 7" w:uiPriority="39"/>
-    <w:lsdException w:name="toc 8" w:uiPriority="39"/>
-    <w:lsdException w:name="toc 9" w:uiPriority="39"/>
-    <w:lsdException w:name="caption" w:uiPriority="35" w:qFormat="1"/>
-    <w:lsdException w:name="Title" w:semiHidden="0" w:uiPriority="10" w:unhideWhenUsed="0" w:qFormat="1"/>
-    <w:lsdException w:name="Default Paragraph Font" w:uiPriority="1"/>
-    <w:lsdException w:name="Body Text Indent" w:uiPriority="0"/>
-    <w:lsdException w:name="Subtitle" w:semiHidden="0" w:uiPriority="11" w:unhideWhenUsed="0" w:qFormat="1"/>
-    <w:lsdException w:name="Strong" w:semiHidden="0" w:uiPriority="22" w:unhideWhenUsed="0" w:qFormat="1"/>
-    <w:lsdException w:name="Emphasis" w:semiHidden="0" w:uiPriority="20" w:unhideWhenUsed="0" w:qFormat="1"/>
-    <w:lsdException w:name="Table Grid" w:semiHidden="0" w:uiPriority="59" w:unhideWhenUsed="0"/>
-    <w:lsdException w:name="Placeholder Text" w:unhideWhenUsed="0"/>
-    <w:lsdException w:name="No Spacing" w:semiHidden="0" w:uiPriority="1" w:unhideWhenUsed="0" w:qFormat="1"/>
-    <w:lsdException w:name="Light Shading" w:semiHidden="0" w:uiPriority="60" w:unhideWhenUsed="0"/>
-    <w:lsdException w:name="Light List" w:semiHidden="0" w:uiPriority="61" w:unhideWhenUsed="0"/>
-    <w:lsdException w:name="Light Grid" w:semiHidden="0" w:uiPriority="62" w:unhideWhenUsed="0"/>
-    <w:lsdException w:name="Medium Shading 1" w:semiHidden="0" w:uiPriority="63" w:unhideWhenUsed="0"/>
-    <w:lsdException w:name="Medium Shading 2" w:semiHidden="0" w:uiPriority="64" w:unhideWhenUsed="0"/>
-    <w:lsdException w:name="Medium List 1" w:semiHidden="0" w:uiPriority="65" w:unhideWhenUsed="0"/>
-    <w:lsdException w:name="Medium List 2" w:semiHidden="0" w:uiPriority="66" w:unhideWhenUsed="0"/>
-    <w:lsdException w:name="Medium Grid 1" w:semiHidden="0" w:uiPriority="67" w:unhideWhenUsed="0"/>
-    <w:lsdException w:name="Medium Grid 2" w:semiHidden="0" w:uiPriority="68" w:unhideWhenUsed="0"/>
-    <w:lsdException w:name="Medium Grid 3" w:semiHidden="0" w:uiPriority="69" w:unhideWhenUsed="0"/>
-    <w:lsdException w:name="Dark List" w:semiHidden="0" w:uiPriority="70" w:unhideWhenUsed="0"/>
-    <w:lsdException w:name="Colorful Shading" w:semiHidden="0" w:uiPriority="71" w:unhideWhenUsed="0"/>
-    <w:lsdException w:name="Colorful List" w:semiHidden="0" w:uiPriority="72" w:unhideWhenUsed="0"/>
-    <w:lsdException w:name="Colorful Grid" w:semiHidden="0" w:uiPriority="73" w:unhideWhenUsed="0"/>
-    <w:lsdException w:name="Light Shading Accent 1" w:semiHidden="0" w:uiPriority="60" w:unhideWhenUsed="0"/>
-    <w:lsdException w:name="Light List Accent 1" w:semiHidden="0" w:uiPriority="61" w:unhideWhenUsed="0"/>
-    <w:lsdException w:name="Light Grid Accent 1" w:semiHidden="0" w:uiPriority="62" w:unhideWhenUsed="0"/>
-    <w:lsdException w:name="Medium Shading 1 Accent 1" w:semiHidden="0" w:uiPriority="63" w:unhideWhenUsed="0"/>
-    <w:lsdException w:name="Medium Shading 2 Accent 1" w:semiHidden="0" w:uiPriority="64" w:unhideWhenUsed="0"/>
-    <w:lsdException w:name="Medium List 1 Accent 1" w:semiHidden="0" w:uiPriority="65" w:unhideWhenUsed="0"/>
-    <w:lsdException w:name="Revision" w:unhideWhenUsed="0"/>
-    <w:lsdException w:name="List Paragraph" w:semiHidden="0" w:uiPriority="34" w:unhideWhenUsed="0" w:qFormat="1"/>
-    <w:lsdException w:name="Quote" w:semiHidden="0" w:uiPriority="29" w:unhideWhenUsed="0" w:qFormat="1"/>
-    <w:lsdException w:name="Intense Quote" w:semiHidden="0" w:uiPriority="30" w:unhideWhenUsed="0" w:qFormat="1"/>
-    <w:lsdException w:name="Medium List 2 Accent 1" w:semiHidden="0" w:uiPriority="66" w:unhideWhenUsed="0"/>
-    <w:lsdException w:name="Medium Grid 1 Accent 1" w:semiHidden="0" w:uiPriority="67" w:unhideWhenUsed="0"/>
-    <w:lsdException w:name="Medium Grid 2 Accent 1" w:semiHidden="0" w:uiPriority="68" w:unhideWhenUsed="0"/>
-    <w:lsdException w:name="Medium Grid 3 Accent 1" w:semiHidden="0" w:uiPriority="69" w:unhideWhenUsed="0"/>
-    <w:lsdException w:name="Dark List Accent 1" w:semiHidden="0" w:uiPriority="70" w:unhideWhenUsed="0"/>
-    <w:lsdException w:name="Colorful Shading Accent 1" w:semiHidden="0" w:uiPriority="71" w:unhideWhenUsed="0"/>
-    <w:lsdException w:name="Colorful List Accent 1" w:semiHidden="0" w:uiPriority="72" w:unhideWhenUsed="0"/>
-    <w:lsdException w:name="Colorful Grid Accent 1" w:semiHidden="0" w:uiPriority="73" w:unhideWhenUsed="0"/>
-    <w:lsdException w:name="Light Shading Accent 2" w:semiHidden="0" w:uiPriority="60" w:unhideWhenUsed="0"/>
-    <w:lsdException w:name="Light List Accent 2" w:semiHidden="0" w:uiPriority="61" w:unhideWhenUsed="0"/>
-    <w:lsdException w:name="Light Grid Accent 2" w:semiHidden="0" w:uiPriority="62" w:unhideWhenUsed="0"/>
-    <w:lsdException w:name="Medium Shading 1 Accent 2" w:semiHidden="0" w:uiPriority="63" w:unhideWhenUsed="0"/>
-    <w:lsdException w:name="Medium Shading 2 Accent 2" w:semiHidden="0" w:uiPriority="64" w:unhideWhenUsed="0"/>
-    <w:lsdException w:name="Medium List 1 Accent 2" w:semiHidden="0" w:uiPriority="65" w:unhideWhenUsed="0"/>
-    <w:lsdException w:name="Medium List 2 Accent 2" w:semiHidden="0" w:uiPriority="66" w:unhideWhenUsed="0"/>
-    <w:lsdException w:name="Medium Grid 1 Accent 2" w:semiHidden="0" w:uiPriority="67" w:unhideWhenUsed="0"/>
-    <w:lsdException w:name="Medium Grid 2 Accent 2" w:semiHidden="0" w:uiPriority="68" w:unhideWhenUsed="0"/>
-    <w:lsdException w:name="Medium Grid 3 Accent 2" w:semiHidden="0" w:uiPriority="69" w:unhideWhenUsed="0"/>
-    <w:lsdException w:name="Dark List Accent 2" w:semiHidden="0" w:uiPriority="70" w:unhideWhenUsed="0"/>
-    <w:lsdException w:name="Colorful Shading Accent 2" w:semiHidden="0" w:uiPriority="71" w:unhideWhenUsed="0"/>
-    <w:lsdException w:name="Colorful List Accent 2" w:semiHidden="0" w:uiPriority="72" w:unhideWhenUsed="0"/>
-    <w:lsdException w:name="Colorful Grid Accent 2" w:semiHidden="0" w:uiPriority="73" w:unhideWhenUsed="0"/>
-    <w:lsdException w:name="Light Shading Accent 3" w:semiHidden="0" w:uiPriority="60" w:unhideWhenUsed="0"/>
-    <w:lsdException w:name="Light List Accent 3" w:semiHidden="0" w:uiPriority="61" w:unhideWhenUsed="0"/>
-    <w:lsdException w:name="Light Grid Accent 3" w:semiHidden="0" w:uiPriority="62" w:unhideWhenUsed="0"/>
-    <w:lsdException w:name="Medium Shading 1 Accent 3" w:semiHidden="0" w:uiPriority="63" w:unhideWhenUsed="0"/>
-    <w:lsdException w:name="Medium Shading 2 Accent 3" w:semiHidden="0" w:uiPriority="64" w:unhideWhenUsed="0"/>
-    <w:lsdException w:name="Medium List 1 Accent 3" w:semiHidden="0" w:uiPriority="65" w:unhideWhenUsed="0"/>
-    <w:lsdException w:name="Medium List 2 Accent 3" w:semiHidden="0" w:uiPriority="66" w:unhideWhenUsed="0"/>
-    <w:lsdException w:name="Medium Grid 1 Accent 3" w:semiHidden="0" w:uiPriority="67" w:unhideWhenUsed="0"/>
-    <w:lsdException w:name="Medium Grid 2 Accent 3" w:semiHidden="0" w:uiPriority="68" w:unhideWhenUsed="0"/>
-    <w:lsdException w:name="Medium Grid 3 Accent 3" w:semiHidden="0" w:uiPriority="69" w:unhideWhenUsed="0"/>
-    <w:lsdException w:name="Dark List Accent 3" w:semiHidden="0" w:uiPriority="70" w:unhideWhenUsed="0"/>
-    <w:lsdException w:name="Colorful Shading Accent 3" w:semiHidden="0" w:uiPriority="71" w:unhideWhenUsed="0"/>
-    <w:lsdException w:name="Colorful List Accent 3" w:semiHidden="0" w:uiPriority="72" w:unhideWhenUsed="0"/>
-    <w:lsdException w:name="Colorful Grid Accent 3" w:semiHidden="0" w:uiPriority="73" w:unhideWhenUsed="0"/>
-    <w:lsdException w:name="Light Shading Accent 4" w:semiHidden="0" w:uiPriority="60" w:unhideWhenUsed="0"/>
-    <w:lsdException w:name="Light List Accent 4" w:semiHidden="0" w:uiPriority="61" w:unhideWhenUsed="0"/>
-    <w:lsdException w:name="Light Grid Accent 4" w:semiHidden="0" w:uiPriority="62" w:unhideWhenUsed="0"/>
-    <w:lsdException w:name="Medium Shading 1 Accent 4" w:semiHidden="0" w:uiPriority="63" w:unhideWhenUsed="0"/>
-    <w:lsdException w:name="Medium Shading 2 Accent 4" w:semiHidden="0" w:uiPriority="64" w:unhideWhenUsed="0"/>
-    <w:lsdException w:name="Medium List 1 Accent 4" w:semiHidden="0" w:uiPriority="65" w:unhideWhenUsed="0"/>
-    <w:lsdException w:name="Medium List 2 Accent 4" w:semiHidden="0" w:uiPriority="66" w:unhideWhenUsed="0"/>
-    <w:lsdException w:name="Medium Grid 1 Accent 4" w:semiHidden="0" w:uiPriority="67" w:unhideWhenUsed="0"/>
-    <w:lsdException w:name="Medium Grid 2 Accent 4" w:semiHidden="0" w:uiPriority="68" w:unhideWhenUsed="0"/>
-    <w:lsdException w:name="Medium Grid 3 Accent 4" w:semiHidden="0" w:uiPriority="69" w:unhideWhenUsed="0"/>
-    <w:lsdException w:name="Dark List Accent 4" w:semiHidden="0" w:uiPriority="70" w:unhideWhenUsed="0"/>
-    <w:lsdException w:name="Colorful Shading Accent 4" w:semiHidden="0" w:uiPriority="71" w:unhideWhenUsed="0"/>
-    <w:lsdException w:name="Colorful List Accent 4" w:semiHidden="0" w:uiPriority="72" w:unhideWhenUsed="0"/>
-    <w:lsdException w:name="Colorful Grid Accent 4" w:semiHidden="0" w:uiPriority="73" w:unhideWhenUsed="0"/>
-    <w:lsdException w:name="Light Shading Accent 5" w:semiHidden="0" w:uiPriority="60" w:unhideWhenUsed="0"/>
-    <w:lsdException w:name="Light List Accent 5" w:semiHidden="0" w:uiPriority="61" w:unhideWhenUsed="0"/>
-    <w:lsdException w:name="Light Grid Accent 5" w:semiHidden="0" w:uiPriority="62" w:unhideWhenUsed="0"/>
-    <w:lsdException w:name="Medium Shading 1 Accent 5" w:semiHidden="0" w:uiPriority="63" w:unhideWhenUsed="0"/>
-    <w:lsdException w:name="Medium Shading 2 Accent 5" w:semiHidden="0" w:uiPriority="64" w:unhideWhenUsed="0"/>
-    <w:lsdException w:name="Medium List 1 Accent 5" w:semiHidden="0" w:uiPriority="65" w:unhideWhenUsed="0"/>
-    <w:lsdException w:name="Medium List 2 Accent 5" w:semiHidden="0" w:uiPriority="66" w:unhideWhenUsed="0"/>
-    <w:lsdException w:name="Medium Grid 1 Accent 5" w:semiHidden="0" w:uiPriority="67" w:unhideWhenUsed="0"/>
-    <w:lsdException w:name="Medium Grid 2 Accent 5" w:semiHidden="0" w:uiPriority="68" w:unhideWhenUsed="0"/>
-    <w:lsdException w:name="Medium Grid 3 Accent 5" w:semiHidden="0" w:uiPriority="69" w:unhideWhenUsed="0"/>
-    <w:lsdException w:name="Dark List Accent 5" w:semiHidden="0" w:uiPriority="70" w:unhideWhenUsed="0"/>
-    <w:lsdException w:name="Colorful Shading Accent 5" w:semiHidden="0" w:uiPriority="71" w:unhideWhenUsed="0"/>
-    <w:lsdException w:name="Colorful List Accent 5" w:semiHidden="0" w:uiPriority="72" w:unhideWhenUsed="0"/>
-    <w:lsdException w:name="Colorful Grid Accent 5" w:semiHidden="0" w:uiPriority="73" w:unhideWhenUsed="0"/>
-    <w:lsdException w:name="Light Shading Accent 6" w:semiHidden="0" w:uiPriority="60" w:unhideWhenUsed="0"/>
-    <w:lsdException w:name="Light List Accent 6" w:semiHidden="0" w:uiPriority="61" w:unhideWhenUsed="0"/>
-    <w:lsdException w:name="Light Grid Accent 6" w:semiHidden="0" w:uiPriority="62" w:unhideWhenUsed="0"/>
-    <w:lsdException w:name="Medium Shading 1 Accent 6" w:semiHidden="0" w:uiPriority="63" w:unhideWhenUsed="0"/>
-    <w:lsdException w:name="Medium Shading 2 Accent 6" w:semiHidden="0" w:uiPriority="64" w:unhideWhenUsed="0"/>
-    <w:lsdException w:name="Medium List 1 Accent 6" w:semiHidden="0" w:uiPriority="65" w:unhideWhenUsed="0"/>
-    <w:lsdException w:name="Medium List 2 Accent 6" w:semiHidden="0" w:uiPriority="66" w:unhideWhenUsed="0"/>
-    <w:lsdException w:name="Medium Grid 1 Accent 6" w:semiHidden="0" w:uiPriority="67" w:unhideWhenUsed="0"/>
-    <w:lsdException w:name="Medium Grid 2 Accent 6" w:semiHidden="0" w:uiPriority="68" w:unhideWhenUsed="0"/>
-    <w:lsdException w:name="Medium Grid 3 Accent 6" w:semiHidden="0" w:uiPriority="69" w:unhideWhenUsed="0"/>
-    <w:lsdException w:name="Dark List Accent 6" w:semiHidden="0" w:uiPriority="70" w:unhideWhenUsed="0"/>
-    <w:lsdException w:name="Colorful Shading Accent 6" w:semiHidden="0" w:uiPriority="71" w:unhideWhenUsed="0"/>
-    <w:lsdException w:name="Colorful List Accent 6" w:semiHidden="0" w:uiPriority="72" w:unhideWhenUsed="0"/>
-    <w:lsdException w:name="Colorful Grid Accent 6" w:semiHidden="0" w:uiPriority="73" w:unhideWhenUsed="0"/>
-    <w:lsdException w:name="Subtle Emphasis" w:semiHidden="0" w:uiPriority="19" w:unhideWhenUsed="0" w:qFormat="1"/>
-    <w:lsdException w:name="Intense Emphasis" w:semiHidden="0" w:uiPriority="21" w:unhideWhenUsed="0" w:qFormat="1"/>
-    <w:lsdException w:name="Subtle Reference" w:semiHidden="0" w:uiPriority="31" w:unhideWhenUsed="0" w:qFormat="1"/>
-    <w:lsdException w:name="Intense Reference" w:semiHidden="0" w:uiPriority="32" w:unhideWhenUsed="0" w:qFormat="1"/>
-    <w:lsdException w:name="Book Title" w:semiHidden="0" w:uiPriority="33" w:unhideWhenUsed="0" w:qFormat="1"/>
-    <w:lsdException w:name="Bibliography" w:uiPriority="37"/>
-    <w:lsdException w:name="TOC Heading" w:uiPriority="39" w:qFormat="1"/>
-  </w:latentStyles>
-  <w:style w:type="paragraph" w:default="1" w:styleId="a">
-    <w:name w:val="Normal"/>
-    <w:qFormat/>
-    <w:rsid w:val="00A91DA6"/>
-    <w:pPr>
-      <w:widowControl w:val="0"/>
-      <w:jc w:val="both"/>
-    </w:pPr>
-    <w:rPr>
-      <w:rFonts w:ascii="Times New Roman" w:eastAsia="宋体" w:hAnsi="Times New Roman" w:cs="Times New Roman"/>
-      <w:szCs w:val="24"/>
-    </w:rPr>
-  </w:style>
-  <w:style w:type="character" w:default="1" w:styleId="a0">
-    <w:name w:val="Default Paragraph Font"/>
-    <w:uiPriority w:val="1"/>
-    <w:semiHidden/>
-    <w:unhideWhenUsed/>
-  </w:style>
-  <w:style w:type="table" w:default="1" w:styleId="a1">
-    <w:name w:val="Normal Table"/>
+  <w:style w:type="character" w:styleId="ac">
+    <w:name w:val="Unresolved Mention"/>
+    <w:basedOn w:val="a0"/>
     <w:uiPriority w:val="99"/>
     <w:semiHidden/>
     <w:unhideWhenUsed/>
+    <w:rsid w:val="006476FC"/>
+    <w:rPr>
+      <w:color w:val="605E5C"/>
+      <w:shd w:val="clear" w:color="auto" w:fill="E1DFDD"/>
+    </w:rPr>
+  </w:style>
+  <w:style w:type="table" w:customStyle="1" w:styleId="1">
+    <w:name w:val="网格型1"/>
+    <w:basedOn w:val="a1"/>
+    <w:next w:val="a3"/>
+    <w:uiPriority w:val="59"/>
+    <w:rsid w:val="006476FC"/>
+    <w:rPr>
+      <w:kern w:val="0"/>
+      <w:sz w:val="20"/>
+      <w:szCs w:val="20"/>
+    </w:rPr>
     <w:tblPr>
-      <w:tblInd w:w="0" w:type="dxa"/>
-      <w:tblCellMar>
-        <w:top w:w="0" w:type="dxa"/>
-        <w:left w:w="108" w:type="dxa"/>
-        <w:bottom w:w="0" w:type="dxa"/>
-        <w:right w:w="108" w:type="dxa"/>
-      </w:tblCellMar>
-    </w:tblPr>
-  </w:style>
-  <w:style w:type="numbering" w:default="1" w:styleId="a2">
-    <w:name w:val="No List"/>
-    <w:uiPriority w:val="99"/>
-    <w:semiHidden/>
-    <w:unhideWhenUsed/>
-  </w:style>
-  <w:style w:type="table" w:styleId="a3">
-    <w:name w:val="Table Grid"/>
-    <w:basedOn w:val="a1"/>
-    <w:uiPriority w:val="59"/>
-    <w:rsid w:val="00BF52A4"/>
-    <w:tblPr>
-      <w:tblInd w:w="0" w:type="dxa"/>
       <w:tblBorders>
         <w:top w:val="single" w:sz="4" w:space="0" w:color="auto"/>
         <w:left w:val="single" w:sz="4" w:space="0" w:color="auto"/>
@@ -2172,124 +3286,19 @@
         <w:insideH w:val="single" w:sz="4" w:space="0" w:color="auto"/>
         <w:insideV w:val="single" w:sz="4" w:space="0" w:color="auto"/>
       </w:tblBorders>
-      <w:tblCellMar>
-        <w:top w:w="0" w:type="dxa"/>
-        <w:left w:w="108" w:type="dxa"/>
-        <w:bottom w:w="0" w:type="dxa"/>
-        <w:right w:w="108" w:type="dxa"/>
-      </w:tblCellMar>
     </w:tblPr>
   </w:style>
-  <w:style w:type="paragraph" w:styleId="a4">
-    <w:name w:val="header"/>
-    <w:basedOn w:val="a"/>
-    <w:link w:val="Char"/>
-    <w:uiPriority w:val="99"/>
-    <w:unhideWhenUsed/>
-    <w:rsid w:val="00A91DA6"/>
-    <w:pPr>
-      <w:pBdr>
-        <w:bottom w:val="single" w:sz="6" w:space="1" w:color="auto"/>
-      </w:pBdr>
-      <w:tabs>
-        <w:tab w:val="center" w:pos="4153"/>
-        <w:tab w:val="right" w:pos="8306"/>
-      </w:tabs>
-      <w:snapToGrid w:val="0"/>
-      <w:jc w:val="center"/>
-    </w:pPr>
-    <w:rPr>
-      <w:rFonts w:asciiTheme="minorHAnsi" w:eastAsiaTheme="minorEastAsia" w:hAnsiTheme="minorHAnsi" w:cstheme="minorBidi"/>
-      <w:sz w:val="18"/>
-      <w:szCs w:val="18"/>
-    </w:rPr>
-  </w:style>
-  <w:style w:type="character" w:customStyle="1" w:styleId="Char">
-    <w:name w:val="页眉 Char"/>
+  <w:style w:type="character" w:customStyle="1" w:styleId="MTEquationSection">
+    <w:name w:val="MTEquationSection"/>
     <w:basedOn w:val="a0"/>
-    <w:link w:val="a4"/>
-    <w:uiPriority w:val="99"/>
-    <w:rsid w:val="00A91DA6"/>
-    <w:rPr>
-      <w:sz w:val="18"/>
-      <w:szCs w:val="18"/>
-    </w:rPr>
-  </w:style>
-  <w:style w:type="paragraph" w:styleId="a5">
-    <w:name w:val="footer"/>
-    <w:basedOn w:val="a"/>
-    <w:link w:val="Char0"/>
-    <w:uiPriority w:val="99"/>
-    <w:unhideWhenUsed/>
-    <w:rsid w:val="00A91DA6"/>
-    <w:pPr>
-      <w:tabs>
-        <w:tab w:val="center" w:pos="4153"/>
-        <w:tab w:val="right" w:pos="8306"/>
-      </w:tabs>
-      <w:snapToGrid w:val="0"/>
-      <w:jc w:val="left"/>
-    </w:pPr>
-    <w:rPr>
-      <w:rFonts w:asciiTheme="minorHAnsi" w:eastAsiaTheme="minorEastAsia" w:hAnsiTheme="minorHAnsi" w:cstheme="minorBidi"/>
-      <w:sz w:val="18"/>
-      <w:szCs w:val="18"/>
-    </w:rPr>
-  </w:style>
-  <w:style w:type="character" w:customStyle="1" w:styleId="Char0">
-    <w:name w:val="页脚 Char"/>
-    <w:basedOn w:val="a0"/>
-    <w:link w:val="a5"/>
-    <w:uiPriority w:val="99"/>
-    <w:rsid w:val="00A91DA6"/>
-    <w:rPr>
-      <w:sz w:val="18"/>
-      <w:szCs w:val="18"/>
-    </w:rPr>
-  </w:style>
-  <w:style w:type="paragraph" w:styleId="a6">
-    <w:name w:val="Body Text Indent"/>
-    <w:basedOn w:val="a"/>
-    <w:link w:val="Char1"/>
-    <w:rsid w:val="00A91DA6"/>
-    <w:pPr>
-      <w:spacing w:line="200" w:lineRule="exact"/>
-      <w:ind w:firstLine="420"/>
-    </w:pPr>
+    <w:rsid w:val="006476FC"/>
     <w:rPr>
       <w:rFonts w:ascii="仿宋_GB2312" w:eastAsia="仿宋_GB2312"/>
+      <w:bCs/>
+      <w:vanish/>
+      <w:color w:val="FF0000"/>
+      <w:sz w:val="28"/>
     </w:rPr>
-  </w:style>
-  <w:style w:type="character" w:customStyle="1" w:styleId="Char1">
-    <w:name w:val="正文文本缩进 Char"/>
-    <w:basedOn w:val="a0"/>
-    <w:link w:val="a6"/>
-    <w:rsid w:val="00A91DA6"/>
-    <w:rPr>
-      <w:rFonts w:ascii="仿宋_GB2312" w:eastAsia="仿宋_GB2312" w:hAnsi="Times New Roman" w:cs="Times New Roman"/>
-      <w:szCs w:val="24"/>
-    </w:rPr>
-  </w:style>
-  <w:style w:type="character" w:styleId="a7">
-    <w:name w:val="Hyperlink"/>
-    <w:basedOn w:val="a0"/>
-    <w:uiPriority w:val="99"/>
-    <w:unhideWhenUsed/>
-    <w:rsid w:val="00A91DA6"/>
-    <w:rPr>
-      <w:color w:val="0000FF" w:themeColor="hyperlink"/>
-      <w:u w:val="single"/>
-    </w:rPr>
-  </w:style>
-  <w:style w:type="paragraph" w:styleId="a8">
-    <w:name w:val="List Paragraph"/>
-    <w:basedOn w:val="a"/>
-    <w:uiPriority w:val="34"/>
-    <w:qFormat/>
-    <w:rsid w:val="00A91DA6"/>
-    <w:pPr>
-      <w:ind w:firstLineChars="200" w:firstLine="420"/>
-    </w:pPr>
   </w:style>
 </w:styles>
 </file>
@@ -2577,4 +3586,16 @@
   <a:objectDefaults/>
   <a:extraClrSchemeLst/>
 </a:theme>
+</file>
+
+<file path=customXml/item1.xml><?xml version="1.0" encoding="utf-8"?>
+<b:Sources xmlns:b="http://schemas.openxmlformats.org/officeDocument/2006/bibliography" xmlns="http://schemas.openxmlformats.org/officeDocument/2006/bibliography" SelectedStyle="\APASixthEditionOfficeOnline.xsl" StyleName="APA" Version="6"/>
+</file>
+
+<file path=customXml/itemProps1.xml><?xml version="1.0" encoding="utf-8"?>
+<ds:datastoreItem xmlns:ds="http://schemas.openxmlformats.org/officeDocument/2006/customXml" ds:itemID="{E2D5B72D-ECBB-42B1-8D27-7595036C4E9F}">
+  <ds:schemaRefs>
+    <ds:schemaRef ds:uri="http://schemas.openxmlformats.org/officeDocument/2006/bibliography"/>
+  </ds:schemaRefs>
+</ds:datastoreItem>
 </file>